--- a/raport_ai.docx
+++ b/raport_ai.docx
@@ -1,2631 +1,885 @@
 
 <file path=word/document.xml><?xml version="1.0" encoding="utf-8"?>
-<w:document xmlns:wpc="http://schemas.microsoft.com/office/word/2010/wordprocessingCanvas" xmlns:cx="http://schemas.microsoft.com/office/drawing/2014/chartex" xmlns:cx1="http://schemas.microsoft.com/office/drawing/2015/9/8/chartex" xmlns:cx2="http://schemas.microsoft.com/office/drawing/2015/10/21/chartex" xmlns:cx3="http://schemas.microsoft.com/office/drawing/2016/5/9/chartex" xmlns:cx4="http://schemas.microsoft.com/office/drawing/2016/5/10/chartex" xmlns:cx5="http://schemas.microsoft.com/office/drawing/2016/5/11/chartex" xmlns:cx6="http://schemas.microsoft.com/office/drawing/2016/5/12/chartex" xmlns:cx7="http://schemas.microsoft.com/office/drawing/2016/5/13/chartex" xmlns:cx8="http://schemas.microsoft.com/office/drawing/2016/5/14/chartex" xmlns:mc="http://schemas.openxmlformats.org/markup-compatibility/2006" xmlns:aink="http://schemas.microsoft.com/office/drawing/2016/ink" xmlns:am3d="http://schemas.microsoft.com/office/drawing/2017/model3d" xmlns:o="urn:schemas-microsoft-com:office:office" xmlns:oel="http://schemas.microsoft.com/office/2019/extlst" xmlns:r="http://schemas.openxmlformats.org/officeDocument/2006/relationships" xmlns:m="http://schemas.openxmlformats.org/officeDocument/2006/math" xmlns:v="urn:schemas-microsoft-com:vml" xmlns:wp14="http://schemas.microsoft.com/office/word/2010/wordprocessingDrawing" xmlns:wp="http://schemas.openxmlformats.org/drawingml/2006/wordprocessingDrawing" xmlns:w10="urn:schemas-microsoft-com:office:word" xmlns:w="http://schemas.openxmlformats.org/wordprocessingml/2006/main" xmlns:w14="http://schemas.microsoft.com/office/word/2010/wordml" xmlns:w15="http://schemas.microsoft.com/office/word/2012/wordml" xmlns:w16cex="http://schemas.microsoft.com/office/word/2018/wordml/cex" xmlns:w16cid="http://schemas.microsoft.com/office/word/2016/wordml/cid" xmlns:w16="http://schemas.microsoft.com/office/word/2018/wordml" xmlns:w16du="http://schemas.microsoft.com/office/word/2023/wordml/word16du" xmlns:w16sdtdh="http://schemas.microsoft.com/office/word/2020/wordml/sdtdatahash" xmlns:w16sdtfl="http://schemas.microsoft.com/office/word/2024/wordml/sdtformatlock" xmlns:w16se="http://schemas.microsoft.com/office/word/2015/wordml/symex" xmlns:wpg="http://schemas.microsoft.com/office/word/2010/wordprocessingGroup" xmlns:wpi="http://schemas.microsoft.com/office/word/2010/wordprocessingInk" xmlns:wne="http://schemas.microsoft.com/office/word/2006/wordml" xmlns:wps="http://schemas.microsoft.com/office/word/2010/wordprocessingShape" mc:Ignorable="w14 w15 w16se w16cid w16 w16cex w16sdtdh w16sdtfl w16du wp14">
+<w:document xmlns:ns1="http://schemas.openxmlformats.org/markup-compatibility/2006" xmlns:w="http://schemas.openxmlformats.org/wordprocessingml/2006/main" ns1:Ignorable="w14 w15 w16se w16cid w16 w16cex w16sdtdh w16sdtfl w16du wp14">
   <w:body>
     <w:p>
       <w:pPr>
-        <w:jc w:val="center"/>
+        <w:pStyle w:val="Title"/>
       </w:pPr>
       <w:r>
-        <w:rPr>
-          <w:rFonts w:ascii="Calibri" w:hAnsi="Calibri"/>
-          <w:b/>
-          <w:sz w:val="32"/>
-        </w:rPr>
-        <w:t>Raport AI - testarea software asistat</w:t>
-      </w:r>
-      <w:r>
-        <w:rPr>
-          <w:rFonts w:ascii="Calibri" w:hAnsi="Calibri"/>
-          <w:b/>
-          <w:sz w:val="32"/>
-        </w:rPr>
-        <w:t>a</w:t>
-      </w:r>
-      <w:r>
-        <w:rPr>
-          <w:rFonts w:ascii="Calibri" w:hAnsi="Calibri"/>
-          <w:b/>
-          <w:sz w:val="32"/>
-        </w:rPr>
-        <w:t xml:space="preserve"> de Claude Code Sonnet 4.6</w:t>
+        <w:t>Raport privind utilizarea AI în proiectul de Testarea Sistemelor Software</w:t>
       </w:r>
     </w:p>
     <w:p>
       <w:pPr>
-        <w:jc w:val="center"/>
+        <w:pStyle w:val="Subtitle"/>
       </w:pPr>
       <w:r>
-        <w:rPr>
-          <w:rFonts w:ascii="Calibri" w:hAnsi="Calibri"/>
-          <w:i/>
-        </w:rPr>
         <w:t>Proiect: FitnessClassBooking</w:t>
       </w:r>
     </w:p>
     <w:p>
       <w:pPr>
-        <w:jc w:val="center"/>
+        <w:pStyle w:val="Normal"/>
       </w:pPr>
       <w:r>
-        <w:rPr>
-          <w:rFonts w:ascii="Calibri" w:hAnsi="Calibri"/>
-          <w:i/>
-          <w:sz w:val="20"/>
-        </w:rPr>
-        <w:t>Data: 21.04.2026</w:t>
+        <w:t>Data actualizării: 14.05.2026</w:t>
       </w:r>
     </w:p>
     <w:p>
       <w:pPr>
-        <w:pStyle w:val="Heading1"/>
-        <w:spacing w:after="120"/>
+        <w:pStyle w:val="Normal"/>
       </w:pPr>
       <w:r>
-        <w:t xml:space="preserve">1. Context </w:t>
-      </w:r>
-      <w:r>
-        <w:t>ș</w:t>
-      </w:r>
-      <w:r>
-        <w:t>i obiectiv</w:t>
+        <w:t>Tema aleasă: tema 1, aplicație Python pentru evaluarea unui pachet de ședințe la o clasă de fitness.</w:t>
       </w:r>
     </w:p>
     <w:p>
       <w:pPr>
-        <w:spacing w:after="120"/>
+        <w:pStyle w:val="Normal"/>
       </w:pPr>
       <w:r>
-        <w:rPr>
-          <w:rFonts w:ascii="Calibri" w:hAnsi="Calibri"/>
-        </w:rPr>
-        <w:t>În acest proiect, Claude Code Sonnet 4.6 a fost folosit ca instrument de asistare în timpul testării software, nu ca înlocuitor pentru analiza manuală. Scopul a fost să ajute la investigarea cazurilor limită, la verificarea contractelor de validare și la completarea testelor care pot influența rezultatele din mutmut și coverage.py [1][3][5].</w:t>
+        <w:t/>
       </w:r>
     </w:p>
     <w:p>
       <w:pPr>
-        <w:spacing w:after="120"/>
-        <w:rPr>
-          <w:rFonts w:ascii="Calibri" w:hAnsi="Calibri"/>
-        </w:rPr>
+        <w:pStyle w:val="Heading1"/>
       </w:pPr>
       <w:r>
-        <w:rPr>
-          <w:rFonts w:ascii="Calibri" w:hAnsi="Calibri"/>
-        </w:rPr>
-        <w:t>Am p</w:t>
-      </w:r>
-      <w:r>
-        <w:rPr>
-          <w:rFonts w:ascii="Calibri" w:hAnsi="Calibri"/>
-        </w:rPr>
-        <w:t>ă</w:t>
-      </w:r>
-      <w:r>
-        <w:rPr>
-          <w:rFonts w:ascii="Calibri" w:hAnsi="Calibri"/>
-        </w:rPr>
-        <w:t xml:space="preserve">strat suita proprie de teste </w:t>
-      </w:r>
-      <w:r>
-        <w:rPr>
-          <w:rFonts w:ascii="Calibri" w:hAnsi="Calibri"/>
-        </w:rPr>
-        <w:t>î</w:t>
-      </w:r>
-      <w:r>
-        <w:rPr>
-          <w:rFonts w:ascii="Calibri" w:hAnsi="Calibri"/>
-        </w:rPr>
-        <w:t>n fi</w:t>
-      </w:r>
-      <w:r>
-        <w:rPr>
-          <w:rFonts w:ascii="Calibri" w:hAnsi="Calibri"/>
-        </w:rPr>
-        <w:t>ș</w:t>
-      </w:r>
-      <w:r>
-        <w:rPr>
-          <w:rFonts w:ascii="Calibri" w:hAnsi="Calibri"/>
-        </w:rPr>
-        <w:t>iere separate, iar suita AI a fost pus</w:t>
-      </w:r>
-      <w:r>
-        <w:rPr>
-          <w:rFonts w:ascii="Calibri" w:hAnsi="Calibri"/>
-        </w:rPr>
-        <w:t>ă</w:t>
-      </w:r>
-      <w:r>
-        <w:rPr>
-          <w:rFonts w:ascii="Calibri" w:hAnsi="Calibri"/>
-        </w:rPr>
-        <w:t xml:space="preserve"> </w:t>
-      </w:r>
-      <w:r>
-        <w:rPr>
-          <w:rFonts w:ascii="Calibri" w:hAnsi="Calibri"/>
-        </w:rPr>
-        <w:t>în</w:t>
-      </w:r>
-      <w:r>
-        <w:rPr>
-          <w:rFonts w:ascii="Calibri" w:hAnsi="Calibri"/>
-        </w:rPr>
-        <w:t xml:space="preserve"> folderul teste_ai/ pentru compara</w:t>
-      </w:r>
-      <w:r>
-        <w:rPr>
-          <w:rFonts w:ascii="Calibri" w:hAnsi="Calibri"/>
-        </w:rPr>
-        <w:t>ț</w:t>
-      </w:r>
-      <w:r>
-        <w:rPr>
-          <w:rFonts w:ascii="Calibri" w:hAnsi="Calibri"/>
-        </w:rPr>
-        <w:t>i</w:t>
-      </w:r>
-      <w:r>
-        <w:rPr>
-          <w:rFonts w:ascii="Calibri" w:hAnsi="Calibri"/>
-        </w:rPr>
-        <w:t>i</w:t>
-      </w:r>
-      <w:r>
-        <w:rPr>
-          <w:rFonts w:ascii="Calibri" w:hAnsi="Calibri"/>
-        </w:rPr>
-        <w:t xml:space="preserve"> </w:t>
-      </w:r>
-      <w:r>
-        <w:rPr>
-          <w:rFonts w:ascii="Calibri" w:hAnsi="Calibri"/>
-        </w:rPr>
-        <w:t>ș</w:t>
-      </w:r>
-      <w:r>
-        <w:rPr>
-          <w:rFonts w:ascii="Calibri" w:hAnsi="Calibri"/>
-        </w:rPr>
-        <w:t>i trasabilitate.</w:t>
+        <w:t>1. Context și obiectiv</w:t>
       </w:r>
     </w:p>
     <w:p>
       <w:pPr>
-        <w:pStyle w:val="Heading1"/>
-        <w:spacing w:after="120"/>
+        <w:pStyle w:val="Normal"/>
       </w:pPr>
       <w:r>
-        <w:t>2. Prompt utilizat</w:t>
+        <w:t>În cadrul proiectului am folosit un asistent AI ca instrument de analiză, generare de idei și verificare a testelor. AI-ul nu a fost tratat ca sursă finală de adevăr, ci ca un instrument auxiliar, iar rezultatele propuse au fost verificate prin rularea testelor și prin comparație cu cerințele proiectului.</w:t>
       </w:r>
     </w:p>
     <w:p>
       <w:pPr>
-        <w:spacing w:after="120"/>
+        <w:pStyle w:val="Normal"/>
       </w:pPr>
       <w:r>
-        <w:rPr>
-          <w:rFonts w:ascii="Calibri" w:hAnsi="Calibri"/>
-        </w:rPr>
-        <w:t xml:space="preserve">Promptul de lucru a fost formulat pornind de la problemele reale </w:t>
-      </w:r>
-      <w:r>
-        <w:rPr>
-          <w:rFonts w:ascii="Calibri" w:hAnsi="Calibri"/>
-        </w:rPr>
-        <w:t>i</w:t>
-      </w:r>
-      <w:r>
-        <w:rPr>
-          <w:rFonts w:ascii="Calibri" w:hAnsi="Calibri"/>
-        </w:rPr>
-        <w:t>nt</w:t>
-      </w:r>
-      <w:r>
-        <w:rPr>
-          <w:rFonts w:ascii="Calibri" w:hAnsi="Calibri"/>
-        </w:rPr>
-        <w:t>a</w:t>
-      </w:r>
-      <w:r>
-        <w:rPr>
-          <w:rFonts w:ascii="Calibri" w:hAnsi="Calibri"/>
-        </w:rPr>
-        <w:t xml:space="preserve">lnite </w:t>
-      </w:r>
-      <w:r>
-        <w:rPr>
-          <w:rFonts w:ascii="Calibri" w:hAnsi="Calibri"/>
-        </w:rPr>
-        <w:t>i</w:t>
-      </w:r>
-      <w:r>
-        <w:rPr>
-          <w:rFonts w:ascii="Calibri" w:hAnsi="Calibri"/>
-        </w:rPr>
-        <w:t>n proiect:</w:t>
+        <w:t>Sistemul testat este clasa FitnessClassBooking din fișierul fitness_class_booking.py. Metoda principală analizată este evaluate_client_package(session_history, package_sessions, has_membership), care calculează câte ședințe au fost consumate, câte au rămas, costul total și statusul final al pachetului.</w:t>
       </w:r>
     </w:p>
     <w:p>
       <w:pPr>
-        <w:spacing w:after="0"/>
-        <w:ind w:left="360"/>
+        <w:pStyle w:val="Normal"/>
       </w:pPr>
       <w:r>
-        <w:rPr>
-          <w:rFonts w:ascii="Consolas" w:hAnsi="Consolas"/>
-          <w:sz w:val="19"/>
-        </w:rPr>
-        <w:t>Analizeaz</w:t>
-      </w:r>
-      <w:r>
-        <w:rPr>
-          <w:rFonts w:ascii="Consolas" w:hAnsi="Consolas"/>
-          <w:sz w:val="19"/>
-        </w:rPr>
-        <w:t>ă</w:t>
-      </w:r>
-      <w:r>
-        <w:rPr>
-          <w:rFonts w:ascii="Consolas" w:hAnsi="Consolas"/>
-          <w:sz w:val="19"/>
-        </w:rPr>
-        <w:t xml:space="preserve"> clasa FitnessClassBooking </w:t>
-      </w:r>
-      <w:r>
-        <w:rPr>
-          <w:rFonts w:ascii="Consolas" w:hAnsi="Consolas"/>
-          <w:sz w:val="19"/>
-        </w:rPr>
-        <w:t>s</w:t>
-      </w:r>
-      <w:r>
-        <w:rPr>
-          <w:rFonts w:ascii="Consolas" w:hAnsi="Consolas"/>
-          <w:sz w:val="19"/>
-        </w:rPr>
-        <w:t>i suita curent</w:t>
-      </w:r>
-      <w:r>
-        <w:rPr>
-          <w:rFonts w:ascii="Consolas" w:hAnsi="Consolas"/>
-          <w:sz w:val="19"/>
-        </w:rPr>
-        <w:t>a</w:t>
-      </w:r>
-      <w:r>
-        <w:rPr>
-          <w:rFonts w:ascii="Consolas" w:hAnsi="Consolas"/>
-          <w:sz w:val="19"/>
-        </w:rPr>
-        <w:t xml:space="preserve"> de teste.</w:t>
-      </w:r>
-      <w:r>
-        <w:rPr>
-          <w:rFonts w:ascii="Consolas" w:hAnsi="Consolas"/>
-          <w:sz w:val="19"/>
-        </w:rPr>
-        <w:br/>
-        <w:t>Acopera testele scrise de noi absolut toate cazurile</w:t>
-      </w:r>
-      <w:r>
-        <w:rPr>
-          <w:rFonts w:ascii="Consolas" w:hAnsi="Consolas"/>
-          <w:sz w:val="19"/>
-        </w:rPr>
-        <w:t xml:space="preserve"> de boundary value analysis?</w:t>
-      </w:r>
-      <w:r>
-        <w:rPr>
-          <w:rFonts w:ascii="Consolas" w:hAnsi="Consolas"/>
-          <w:sz w:val="19"/>
-        </w:rPr>
-        <w:br/>
-        <w:t>Sunt corect scrise testele de equivalence partitioning?</w:t>
-      </w:r>
-      <w:r>
-        <w:rPr>
-          <w:rFonts w:ascii="Consolas" w:hAnsi="Consolas"/>
-          <w:sz w:val="19"/>
-        </w:rPr>
-        <w:br/>
-        <w:t>Ce teste am mai putea adauga pentru testare tipurilor in test_equivalence_partitioning.py?</w:t>
+        <w:t>Scopul raportului este să documenteze modul în care AI-ul a fost folosit pentru a construi o suită separată de teste, pentru a compara această suită cu testele proprii și pentru a evidenția cazurile în care AI-ul a contribuit la descoperirea unor scenarii mai subtile.</w:t>
       </w:r>
     </w:p>
     <w:p>
       <w:pPr>
-        <w:spacing w:after="0"/>
-        <w:ind w:left="360"/>
+        <w:pStyle w:val="Normal"/>
       </w:pPr>
       <w:r>
-        <w:rPr>
-          <w:rFonts w:ascii="Consolas" w:hAnsi="Consolas"/>
-          <w:sz w:val="19"/>
-        </w:rPr>
-        <w:t>Identific</w:t>
-      </w:r>
-      <w:r>
-        <w:rPr>
-          <w:rFonts w:ascii="Consolas" w:hAnsi="Consolas"/>
-          <w:sz w:val="19"/>
-        </w:rPr>
-        <w:t>a</w:t>
-      </w:r>
-      <w:r>
-        <w:rPr>
-          <w:rFonts w:ascii="Consolas" w:hAnsi="Consolas"/>
-          <w:sz w:val="19"/>
-        </w:rPr>
-        <w:t xml:space="preserve"> edge cases care lipsesc, </w:t>
-      </w:r>
-      <w:r>
-        <w:rPr>
-          <w:rFonts w:ascii="Consolas" w:hAnsi="Consolas"/>
-          <w:sz w:val="19"/>
-        </w:rPr>
-        <w:t>i</w:t>
-      </w:r>
-      <w:r>
-        <w:rPr>
-          <w:rFonts w:ascii="Consolas" w:hAnsi="Consolas"/>
-          <w:sz w:val="19"/>
-        </w:rPr>
-        <w:t>n special:</w:t>
+        <w:t/>
       </w:r>
     </w:p>
     <w:p>
       <w:pPr>
-        <w:spacing w:after="0"/>
-        <w:ind w:left="360"/>
+        <w:pStyle w:val="Heading1"/>
       </w:pPr>
       <w:r>
-        <w:rPr>
-          <w:rFonts w:ascii="Consolas" w:hAnsi="Consolas"/>
-          <w:sz w:val="19"/>
-        </w:rPr>
-        <w:t>- max_spots=True este acceptat</w:t>
+        <w:t>2. Prompturi reprezentative utilizate</w:t>
       </w:r>
     </w:p>
     <w:p>
       <w:pPr>
-        <w:spacing w:after="0"/>
-        <w:ind w:left="360"/>
+        <w:pStyle w:val="Normal"/>
       </w:pPr>
       <w:r>
-        <w:rPr>
-          <w:rFonts w:ascii="Consolas" w:hAnsi="Consolas"/>
-          <w:sz w:val="19"/>
-        </w:rPr>
-        <w:t xml:space="preserve">- pentru unele tipuri invalide codul nu </w:t>
-      </w:r>
-      <w:r>
-        <w:rPr>
-          <w:rFonts w:ascii="Consolas" w:hAnsi="Consolas"/>
-          <w:sz w:val="19"/>
-        </w:rPr>
-        <w:t>arunca</w:t>
-      </w:r>
-      <w:r>
-        <w:rPr>
-          <w:rFonts w:ascii="Consolas" w:hAnsi="Consolas"/>
-          <w:sz w:val="19"/>
-        </w:rPr>
-        <w:t xml:space="preserve"> </w:t>
-      </w:r>
-      <w:r>
-        <w:rPr>
-          <w:rFonts w:ascii="Consolas" w:hAnsi="Consolas"/>
-          <w:sz w:val="19"/>
-        </w:rPr>
-        <w:t>exceptia</w:t>
-      </w:r>
-      <w:r>
-        <w:rPr>
-          <w:rFonts w:ascii="Consolas" w:hAnsi="Consolas"/>
-          <w:sz w:val="19"/>
-        </w:rPr>
-        <w:t xml:space="preserve"> ValueError</w:t>
+        <w:t>Prompturile de mai jos sunt formulate ca variante sintetizate ale cerințelor folosite în lucru. Ele nu trebuie citite ca transcript literal, ci ca descriere fidelă a tipului de solicitări prin care AI-ul a fost ghidat.</w:t>
       </w:r>
     </w:p>
     <w:p>
       <w:pPr>
-        <w:spacing w:after="0"/>
-        <w:ind w:left="360"/>
+        <w:pStyle w:val="Heading2"/>
       </w:pPr>
       <w:r>
-        <w:rPr>
-          <w:rFonts w:ascii="Consolas" w:hAnsi="Consolas"/>
-          <w:sz w:val="19"/>
-        </w:rPr>
-        <w:t>- ce teste suplimentare ar putea ajuta la uciderea mutan</w:t>
-      </w:r>
-      <w:r>
-        <w:rPr>
-          <w:rFonts w:ascii="Consolas" w:hAnsi="Consolas"/>
-          <w:sz w:val="19"/>
-        </w:rPr>
-        <w:t>t</w:t>
-      </w:r>
-      <w:r>
-        <w:rPr>
-          <w:rFonts w:ascii="Consolas" w:hAnsi="Consolas"/>
-          <w:sz w:val="19"/>
-        </w:rPr>
-        <w:t>ilor supravie</w:t>
-      </w:r>
-      <w:r>
-        <w:rPr>
-          <w:rFonts w:ascii="Consolas" w:hAnsi="Consolas"/>
-          <w:sz w:val="19"/>
-        </w:rPr>
-        <w:t>t</w:t>
-      </w:r>
-      <w:r>
-        <w:rPr>
-          <w:rFonts w:ascii="Consolas" w:hAnsi="Consolas"/>
-          <w:sz w:val="19"/>
-        </w:rPr>
-        <w:t>uitori?</w:t>
+        <w:t>Prompt 1 - analiza suitei proprii</w:t>
       </w:r>
     </w:p>
     <w:p>
       <w:pPr>
-        <w:spacing w:after="0"/>
-        <w:ind w:left="360"/>
-      </w:pPr>
-    </w:p>
-    <w:p>
-      <w:pPr>
-        <w:spacing w:after="0"/>
-        <w:ind w:left="360"/>
+        <w:pStyle w:val="Normal"/>
       </w:pPr>
       <w:r>
-        <w:rPr>
-          <w:rFonts w:ascii="Consolas" w:hAnsi="Consolas"/>
-          <w:sz w:val="19"/>
-        </w:rPr>
-        <w:t>Genereaz</w:t>
-      </w:r>
-      <w:r>
-        <w:rPr>
-          <w:rFonts w:ascii="Consolas" w:hAnsi="Consolas"/>
-          <w:sz w:val="19"/>
-        </w:rPr>
-        <w:t>a</w:t>
-      </w:r>
-      <w:r>
-        <w:rPr>
-          <w:rFonts w:ascii="Consolas" w:hAnsi="Consolas"/>
-          <w:sz w:val="19"/>
-        </w:rPr>
-        <w:t xml:space="preserve"> o suit</w:t>
-      </w:r>
-      <w:r>
-        <w:rPr>
-          <w:rFonts w:ascii="Consolas" w:hAnsi="Consolas"/>
-          <w:sz w:val="19"/>
-        </w:rPr>
-        <w:t>a</w:t>
-      </w:r>
-      <w:r>
-        <w:rPr>
-          <w:rFonts w:ascii="Consolas" w:hAnsi="Consolas"/>
-          <w:sz w:val="19"/>
-        </w:rPr>
-        <w:t xml:space="preserve"> separat</w:t>
-      </w:r>
-      <w:r>
-        <w:rPr>
-          <w:rFonts w:ascii="Consolas" w:hAnsi="Consolas"/>
-          <w:sz w:val="19"/>
-        </w:rPr>
-        <w:t>a</w:t>
-      </w:r>
-      <w:r>
-        <w:rPr>
-          <w:rFonts w:ascii="Consolas" w:hAnsi="Consolas"/>
-          <w:sz w:val="19"/>
-        </w:rPr>
-        <w:t xml:space="preserve"> </w:t>
-      </w:r>
-      <w:r>
-        <w:rPr>
-          <w:rFonts w:ascii="Consolas" w:hAnsi="Consolas"/>
-          <w:sz w:val="19"/>
-        </w:rPr>
-        <w:t>i</w:t>
-      </w:r>
-      <w:r>
-        <w:rPr>
-          <w:rFonts w:ascii="Consolas" w:hAnsi="Consolas"/>
-          <w:sz w:val="19"/>
-        </w:rPr>
-        <w:t xml:space="preserve">n folderul teste_ai/ </w:t>
-      </w:r>
-      <w:r>
-        <w:rPr>
-          <w:rFonts w:ascii="Consolas" w:hAnsi="Consolas"/>
-          <w:sz w:val="19"/>
-        </w:rPr>
-        <w:t>s</w:t>
-      </w:r>
-      <w:r>
-        <w:rPr>
-          <w:rFonts w:ascii="Consolas" w:hAnsi="Consolas"/>
-          <w:sz w:val="19"/>
-        </w:rPr>
-        <w:t>i p</w:t>
-      </w:r>
-      <w:r>
-        <w:rPr>
-          <w:rFonts w:ascii="Consolas" w:hAnsi="Consolas"/>
-          <w:sz w:val="19"/>
-        </w:rPr>
-        <w:t>a</w:t>
-      </w:r>
-      <w:r>
-        <w:rPr>
-          <w:rFonts w:ascii="Consolas" w:hAnsi="Consolas"/>
-          <w:sz w:val="19"/>
-        </w:rPr>
-        <w:t>streaz</w:t>
-      </w:r>
-      <w:r>
-        <w:rPr>
-          <w:rFonts w:ascii="Consolas" w:hAnsi="Consolas"/>
-          <w:sz w:val="19"/>
-        </w:rPr>
-        <w:t>a</w:t>
-      </w:r>
-      <w:r>
-        <w:rPr>
-          <w:rFonts w:ascii="Consolas" w:hAnsi="Consolas"/>
-          <w:sz w:val="19"/>
-        </w:rPr>
-        <w:t xml:space="preserve"> stilul parametrizat, u</w:t>
-      </w:r>
-      <w:r>
-        <w:rPr>
-          <w:rFonts w:ascii="Consolas" w:hAnsi="Consolas"/>
-          <w:sz w:val="19"/>
-        </w:rPr>
-        <w:t>s</w:t>
-      </w:r>
-      <w:r>
-        <w:rPr>
-          <w:rFonts w:ascii="Consolas" w:hAnsi="Consolas"/>
-          <w:sz w:val="19"/>
-        </w:rPr>
-        <w:t xml:space="preserve">or de rulat </w:t>
-      </w:r>
-      <w:r>
-        <w:rPr>
-          <w:rFonts w:ascii="Consolas" w:hAnsi="Consolas"/>
-          <w:sz w:val="19"/>
-        </w:rPr>
-        <w:t>s</w:t>
-      </w:r>
-      <w:r>
-        <w:rPr>
-          <w:rFonts w:ascii="Consolas" w:hAnsi="Consolas"/>
-          <w:sz w:val="19"/>
-        </w:rPr>
-        <w:t>i de comparat</w:t>
-      </w:r>
-      <w:r>
-        <w:rPr>
-          <w:rFonts w:ascii="Consolas" w:hAnsi="Consolas"/>
-          <w:sz w:val="19"/>
-        </w:rPr>
-        <w:t xml:space="preserve"> cu suita proprie de teste</w:t>
-      </w:r>
-      <w:r>
-        <w:rPr>
-          <w:rFonts w:ascii="Consolas" w:hAnsi="Consolas"/>
-          <w:sz w:val="19"/>
-        </w:rPr>
-        <w:t>.</w:t>
-      </w:r>
-    </w:p>
-    <w:p/>
-    <w:p>
-      <w:pPr>
-        <w:pStyle w:val="Heading1"/>
-        <w:spacing w:after="120"/>
-      </w:pPr>
-      <w:r>
-        <w:t>3. R</w:t>
-      </w:r>
-      <w:r>
-        <w:t>a</w:t>
-      </w:r>
-      <w:r>
-        <w:t xml:space="preserve">spunsul </w:t>
-      </w:r>
-      <w:r>
-        <w:t>s</w:t>
-      </w:r>
-      <w:r>
-        <w:t>i ce a produs AI-ul</w:t>
+        <w:t>Analizează proiectul FitnessClassBooking și verifică dacă fișierele test_coverage.py, test_boundary_value_analysis.py, test_equivalence_partitioning.py, test_independent_circuits.py și test_mutation.py acoperă complet comportamentul clasei. Spune-mi ce ramuri, limite sau cazuri invalide lipsesc.</w:t>
       </w:r>
     </w:p>
     <w:p>
       <w:pPr>
-        <w:spacing w:after="120"/>
+        <w:pStyle w:val="Heading2"/>
       </w:pPr>
       <w:r>
-        <w:rPr>
-          <w:rFonts w:ascii="Calibri" w:hAnsi="Calibri"/>
-        </w:rPr>
-        <w:t>Claude Code a recomandat o suit</w:t>
-      </w:r>
-      <w:r>
-        <w:rPr>
-          <w:rFonts w:ascii="Calibri" w:hAnsi="Calibri"/>
-        </w:rPr>
-        <w:t>a</w:t>
-      </w:r>
-      <w:r>
-        <w:rPr>
-          <w:rFonts w:ascii="Calibri" w:hAnsi="Calibri"/>
-        </w:rPr>
-        <w:t xml:space="preserve"> suplimentar</w:t>
-      </w:r>
-      <w:r>
-        <w:rPr>
-          <w:rFonts w:ascii="Calibri" w:hAnsi="Calibri"/>
-        </w:rPr>
-        <w:t>a</w:t>
-      </w:r>
-      <w:r>
-        <w:rPr>
-          <w:rFonts w:ascii="Calibri" w:hAnsi="Calibri"/>
-        </w:rPr>
-        <w:t>, separat</w:t>
-      </w:r>
-      <w:r>
-        <w:rPr>
-          <w:rFonts w:ascii="Calibri" w:hAnsi="Calibri"/>
-        </w:rPr>
-        <w:t>a</w:t>
-      </w:r>
-      <w:r>
-        <w:rPr>
-          <w:rFonts w:ascii="Calibri" w:hAnsi="Calibri"/>
-        </w:rPr>
-        <w:t xml:space="preserve"> de testele manuale, scris</w:t>
-      </w:r>
-      <w:r>
-        <w:rPr>
-          <w:rFonts w:ascii="Calibri" w:hAnsi="Calibri"/>
-        </w:rPr>
-        <w:t>a</w:t>
-      </w:r>
-      <w:r>
-        <w:rPr>
-          <w:rFonts w:ascii="Calibri" w:hAnsi="Calibri"/>
-        </w:rPr>
-        <w:t xml:space="preserve"> </w:t>
-      </w:r>
-      <w:r>
-        <w:rPr>
-          <w:rFonts w:ascii="Calibri" w:hAnsi="Calibri"/>
-        </w:rPr>
-        <w:t>i</w:t>
-      </w:r>
-      <w:r>
-        <w:rPr>
-          <w:rFonts w:ascii="Calibri" w:hAnsi="Calibri"/>
-        </w:rPr>
-        <w:t xml:space="preserve">n stil parametrizat cu pytest.mark.parametrize </w:t>
-      </w:r>
-      <w:r>
-        <w:rPr>
-          <w:rFonts w:ascii="Calibri" w:hAnsi="Calibri"/>
-        </w:rPr>
-        <w:t>s</w:t>
-      </w:r>
-      <w:r>
-        <w:rPr>
-          <w:rFonts w:ascii="Calibri" w:hAnsi="Calibri"/>
-        </w:rPr>
-        <w:t>i organizat</w:t>
-      </w:r>
-      <w:r>
-        <w:rPr>
-          <w:rFonts w:ascii="Calibri" w:hAnsi="Calibri"/>
-        </w:rPr>
-        <w:t>a</w:t>
-      </w:r>
-      <w:r>
-        <w:rPr>
-          <w:rFonts w:ascii="Calibri" w:hAnsi="Calibri"/>
-        </w:rPr>
-        <w:t xml:space="preserve"> </w:t>
-      </w:r>
-      <w:r>
-        <w:rPr>
-          <w:rFonts w:ascii="Calibri" w:hAnsi="Calibri"/>
-        </w:rPr>
-        <w:t>i</w:t>
-      </w:r>
-      <w:r>
-        <w:rPr>
-          <w:rFonts w:ascii="Calibri" w:hAnsi="Calibri"/>
-        </w:rPr>
-        <w:t>n dou</w:t>
-      </w:r>
-      <w:r>
-        <w:rPr>
-          <w:rFonts w:ascii="Calibri" w:hAnsi="Calibri"/>
-        </w:rPr>
-        <w:t>a</w:t>
-      </w:r>
-      <w:r>
-        <w:rPr>
-          <w:rFonts w:ascii="Calibri" w:hAnsi="Calibri"/>
-        </w:rPr>
-        <w:t xml:space="preserve"> module: test_ai_generated_tests.py </w:t>
-      </w:r>
-      <w:r>
-        <w:rPr>
-          <w:rFonts w:ascii="Calibri" w:hAnsi="Calibri"/>
-        </w:rPr>
-        <w:t>s</w:t>
-      </w:r>
-      <w:r>
-        <w:rPr>
-          <w:rFonts w:ascii="Calibri" w:hAnsi="Calibri"/>
-        </w:rPr>
-        <w:t>i test_ai_regression_suite.py [2][3].</w:t>
+        <w:t>Prompt 2 - completarea testelor manuale</w:t>
       </w:r>
     </w:p>
     <w:p>
       <w:pPr>
-        <w:pStyle w:val="ListBullet"/>
-        <w:spacing w:after="40"/>
+        <w:pStyle w:val="Normal"/>
       </w:pPr>
       <w:r>
-        <w:rPr>
-          <w:rFonts w:ascii="Calibri" w:hAnsi="Calibri"/>
-        </w:rPr>
-        <w:t>un helper make_booking(...) pentru a reduce repetarea constructorului;</w:t>
+        <w:t>Completează testele lipsă păstrând stilul fiecărui fișier. Pentru boundary value analysis vreau valori la limită, imediat sub și imediat peste limită. Pentru equivalence partitioning vreau clase valide și invalide clare. Pentru mutation testing vreau cazuri care pot omorî mutanți reali.</w:t>
       </w:r>
     </w:p>
     <w:p>
       <w:pPr>
-        <w:pStyle w:val="ListBullet"/>
-        <w:spacing w:after="40"/>
+        <w:pStyle w:val="Heading2"/>
       </w:pPr>
       <w:r>
-        <w:rPr>
-          <w:rFonts w:ascii="Calibri" w:hAnsi="Calibri"/>
-        </w:rPr>
-        <w:t xml:space="preserve">teste negative pentru class_name, instructor, max_spots, price_per_session </w:t>
-      </w:r>
-      <w:r>
-        <w:rPr>
-          <w:rFonts w:ascii="Calibri" w:hAnsi="Calibri"/>
-        </w:rPr>
-        <w:t>s</w:t>
-      </w:r>
-      <w:r>
-        <w:rPr>
-          <w:rFonts w:ascii="Calibri" w:hAnsi="Calibri"/>
-        </w:rPr>
-        <w:t>i sessions;</w:t>
+        <w:t>Prompt 3 - generarea unei suite AI separate</w:t>
       </w:r>
     </w:p>
     <w:p>
       <w:pPr>
-        <w:pStyle w:val="ListBullet"/>
-        <w:spacing w:after="40"/>
+        <w:pStyle w:val="Normal"/>
       </w:pPr>
       <w:r>
-        <w:rPr>
-          <w:rFonts w:ascii="Calibri" w:hAnsi="Calibri"/>
-        </w:rPr>
-        <w:t xml:space="preserve">scenarii end-to-end pentru book_spot(), cancel_booking() </w:t>
-      </w:r>
-      <w:r>
-        <w:rPr>
-          <w:rFonts w:ascii="Calibri" w:hAnsi="Calibri"/>
-        </w:rPr>
-        <w:t>s</w:t>
-      </w:r>
-      <w:r>
-        <w:rPr>
-          <w:rFonts w:ascii="Calibri" w:hAnsi="Calibri"/>
-        </w:rPr>
-        <w:t>i calculate_cost();</w:t>
+        <w:t>Generează o suită separată în folderul teste_ai/. Această suită trebuie să fie corectă, dar să aibă un stil diferit de testele mele: mai multe parametrizări, scenarii grupate, helperi, teste de tip snapshot parțial și teste orientate pe proprietăți.</w:t>
       </w:r>
     </w:p>
     <w:p>
       <w:pPr>
-        <w:pStyle w:val="ListBullet"/>
-        <w:spacing w:after="40"/>
+        <w:pStyle w:val="Heading2"/>
       </w:pPr>
       <w:r>
-        <w:rPr>
-          <w:rFonts w:ascii="Calibri" w:hAnsi="Calibri"/>
-        </w:rPr>
-        <w:t>verific</w:t>
-      </w:r>
-      <w:r>
-        <w:rPr>
-          <w:rFonts w:ascii="Calibri" w:hAnsi="Calibri"/>
-        </w:rPr>
-        <w:t>a</w:t>
-      </w:r>
-      <w:r>
-        <w:rPr>
-          <w:rFonts w:ascii="Calibri" w:hAnsi="Calibri"/>
-        </w:rPr>
-        <w:t>ri explicite pentru cazuri de tip bool, list, None, complex ?i string-uri goale;</w:t>
+        <w:t>Prompt 4 - focalizare pe mutații</w:t>
       </w:r>
     </w:p>
     <w:p>
       <w:pPr>
-        <w:pStyle w:val="ListBullet"/>
-        <w:spacing w:after="40"/>
+        <w:pStyle w:val="Normal"/>
       </w:pPr>
       <w:r>
-        <w:rPr>
-          <w:rFonts w:ascii="Calibri" w:hAnsi="Calibri"/>
-        </w:rPr>
-        <w:t xml:space="preserve">un caz de regresie pentru cancel_booking(None), astfel </w:t>
-      </w:r>
-      <w:r>
-        <w:rPr>
-          <w:rFonts w:ascii="Calibri" w:hAnsi="Calibri"/>
-        </w:rPr>
-        <w:t>i</w:t>
-      </w:r>
-      <w:r>
-        <w:rPr>
-          <w:rFonts w:ascii="Calibri" w:hAnsi="Calibri"/>
-        </w:rPr>
-        <w:t>nc</w:t>
-      </w:r>
-      <w:r>
-        <w:rPr>
-          <w:rFonts w:ascii="Calibri" w:hAnsi="Calibri"/>
-        </w:rPr>
-        <w:t>a</w:t>
-      </w:r>
-      <w:r>
-        <w:rPr>
-          <w:rFonts w:ascii="Calibri" w:hAnsi="Calibri"/>
-        </w:rPr>
-        <w:t>t metoda s</w:t>
-      </w:r>
-      <w:r>
-        <w:rPr>
-          <w:rFonts w:ascii="Calibri" w:hAnsi="Calibri"/>
-        </w:rPr>
-        <w:t>a</w:t>
-      </w:r>
-      <w:r>
-        <w:rPr>
-          <w:rFonts w:ascii="Calibri" w:hAnsi="Calibri"/>
-        </w:rPr>
-        <w:t xml:space="preserve"> r</w:t>
-      </w:r>
-      <w:r>
-        <w:rPr>
-          <w:rFonts w:ascii="Calibri" w:hAnsi="Calibri"/>
-        </w:rPr>
-        <w:t>a</w:t>
-      </w:r>
-      <w:r>
-        <w:rPr>
-          <w:rFonts w:ascii="Calibri" w:hAnsi="Calibri"/>
-        </w:rPr>
-        <w:t>m</w:t>
-      </w:r>
-      <w:r>
-        <w:rPr>
-          <w:rFonts w:ascii="Calibri" w:hAnsi="Calibri"/>
-        </w:rPr>
-        <w:t>a</w:t>
-      </w:r>
-      <w:r>
-        <w:rPr>
-          <w:rFonts w:ascii="Calibri" w:hAnsi="Calibri"/>
-        </w:rPr>
-        <w:t>n</w:t>
-      </w:r>
-      <w:r>
-        <w:rPr>
-          <w:rFonts w:ascii="Calibri" w:hAnsi="Calibri"/>
-        </w:rPr>
-        <w:t>a</w:t>
-      </w:r>
-      <w:r>
-        <w:rPr>
-          <w:rFonts w:ascii="Calibri" w:hAnsi="Calibri"/>
-        </w:rPr>
-        <w:t xml:space="preserve"> stabil</w:t>
-      </w:r>
-      <w:r>
-        <w:rPr>
-          <w:rFonts w:ascii="Calibri" w:hAnsi="Calibri"/>
-        </w:rPr>
-        <w:t>a</w:t>
-      </w:r>
-      <w:r>
-        <w:rPr>
-          <w:rFonts w:ascii="Calibri" w:hAnsi="Calibri"/>
-        </w:rPr>
-        <w:t xml:space="preserve"> </w:t>
-      </w:r>
-      <w:r>
-        <w:rPr>
-          <w:rFonts w:ascii="Calibri" w:hAnsi="Calibri"/>
-        </w:rPr>
-        <w:t>i</w:t>
-      </w:r>
-      <w:r>
-        <w:rPr>
-          <w:rFonts w:ascii="Calibri" w:hAnsi="Calibri"/>
-        </w:rPr>
-        <w:t>n fa</w:t>
-      </w:r>
-      <w:r>
-        <w:rPr>
-          <w:rFonts w:ascii="Calibri" w:hAnsi="Calibri"/>
-        </w:rPr>
-        <w:t>t</w:t>
-      </w:r>
-      <w:r>
-        <w:rPr>
-          <w:rFonts w:ascii="Calibri" w:hAnsi="Calibri"/>
-        </w:rPr>
-        <w:t>a inputurilor invalide.</w:t>
+        <w:t>Analizează ce tipuri de mutații ar putea supraviețui pentru evaluate_client_package. Propune teste care verifică diferența dintre attended, no_show și cancelled, validarea strictă a bool față de int și compararea stringurilor prin valoare, nu prin identitate.</w:t>
       </w:r>
     </w:p>
     <w:p>
       <w:pPr>
-        <w:spacing w:after="120"/>
+        <w:pStyle w:val="Heading2"/>
       </w:pPr>
       <w:r>
-        <w:rPr>
-          <w:rFonts w:ascii="Calibri" w:hAnsi="Calibri"/>
-        </w:rPr>
-        <w:t>Un rezultat important al analizei AI a fost observa</w:t>
-      </w:r>
-      <w:r>
-        <w:rPr>
-          <w:rFonts w:ascii="Calibri" w:hAnsi="Calibri"/>
-        </w:rPr>
-        <w:t>t</w:t>
-      </w:r>
-      <w:r>
-        <w:rPr>
-          <w:rFonts w:ascii="Calibri" w:hAnsi="Calibri"/>
-        </w:rPr>
-        <w:t>ia c</w:t>
-      </w:r>
-      <w:r>
-        <w:rPr>
-          <w:rFonts w:ascii="Calibri" w:hAnsi="Calibri"/>
-        </w:rPr>
-        <w:t>a</w:t>
-      </w:r>
-      <w:r>
-        <w:rPr>
-          <w:rFonts w:ascii="Calibri" w:hAnsi="Calibri"/>
-        </w:rPr>
-        <w:t xml:space="preserve"> bool trebuie validat separat de int </w:t>
-      </w:r>
-      <w:r>
-        <w:rPr>
-          <w:rFonts w:ascii="Calibri" w:hAnsi="Calibri"/>
-        </w:rPr>
-        <w:t>i</w:t>
-      </w:r>
-      <w:r>
-        <w:rPr>
-          <w:rFonts w:ascii="Calibri" w:hAnsi="Calibri"/>
-        </w:rPr>
-        <w:t>n Python. Dup</w:t>
-      </w:r>
-      <w:r>
-        <w:rPr>
-          <w:rFonts w:ascii="Calibri" w:hAnsi="Calibri"/>
-        </w:rPr>
-        <w:t>a</w:t>
-      </w:r>
-      <w:r>
-        <w:rPr>
-          <w:rFonts w:ascii="Calibri" w:hAnsi="Calibri"/>
-        </w:rPr>
-        <w:t xml:space="preserve"> aceast</w:t>
-      </w:r>
-      <w:r>
-        <w:rPr>
-          <w:rFonts w:ascii="Calibri" w:hAnsi="Calibri"/>
-        </w:rPr>
-        <w:t>a</w:t>
-      </w:r>
-      <w:r>
-        <w:rPr>
-          <w:rFonts w:ascii="Calibri" w:hAnsi="Calibri"/>
-        </w:rPr>
-        <w:t xml:space="preserve"> constatare, implementarea a fost </w:t>
-      </w:r>
-      <w:r>
-        <w:rPr>
-          <w:rFonts w:ascii="Calibri" w:hAnsi="Calibri"/>
-        </w:rPr>
-        <w:t>i</w:t>
-      </w:r>
-      <w:r>
-        <w:rPr>
-          <w:rFonts w:ascii="Calibri" w:hAnsi="Calibri"/>
-        </w:rPr>
-        <w:t>nt</w:t>
-      </w:r>
-      <w:r>
-        <w:rPr>
-          <w:rFonts w:ascii="Calibri" w:hAnsi="Calibri"/>
-        </w:rPr>
-        <w:t>a</w:t>
-      </w:r>
-      <w:r>
-        <w:rPr>
-          <w:rFonts w:ascii="Calibri" w:hAnsi="Calibri"/>
-        </w:rPr>
-        <w:t>rit</w:t>
-      </w:r>
-      <w:r>
-        <w:rPr>
-          <w:rFonts w:ascii="Calibri" w:hAnsi="Calibri"/>
-        </w:rPr>
-        <w:t>a</w:t>
-      </w:r>
-      <w:r>
-        <w:rPr>
-          <w:rFonts w:ascii="Calibri" w:hAnsi="Calibri"/>
-        </w:rPr>
-        <w:t xml:space="preserve"> </w:t>
-      </w:r>
-      <w:r>
-        <w:rPr>
-          <w:rFonts w:ascii="Calibri" w:hAnsi="Calibri"/>
-        </w:rPr>
-        <w:t>i</w:t>
-      </w:r>
-      <w:r>
-        <w:rPr>
-          <w:rFonts w:ascii="Calibri" w:hAnsi="Calibri"/>
-        </w:rPr>
-        <w:t>n fitness_class_booking.py, iar suita AI a devenit verde.</w:t>
+        <w:t>Prompt 5 - comparație și raport</w:t>
       </w:r>
     </w:p>
     <w:p>
       <w:pPr>
-        <w:spacing w:after="0"/>
-        <w:ind w:left="360"/>
+        <w:pStyle w:val="Normal"/>
       </w:pPr>
       <w:r>
-        <w:rPr>
-          <w:rFonts w:ascii="Consolas" w:hAnsi="Consolas"/>
-          <w:sz w:val="19"/>
-        </w:rPr>
-        <w:lastRenderedPageBreak/>
-        <w:t>if isinstance(price_per_session, bool) or not isinstance(price_per_session, (int, float)) or price_per_session &lt;= 0:</w:t>
+        <w:t>Compară suita proprie cu suita AI. Explică ce teste se suprapun, ce teste sunt diferite și unde AI-ul adaugă valoare. Include și câteva studii de caz concrete, nu doar o comparație generală.</w:t>
       </w:r>
     </w:p>
     <w:p>
       <w:pPr>
-        <w:spacing w:after="0"/>
-        <w:ind w:left="360"/>
+        <w:pStyle w:val="Normal"/>
       </w:pPr>
       <w:r>
-        <w:rPr>
-          <w:rFonts w:ascii="Consolas" w:hAnsi="Consolas"/>
-          <w:sz w:val="19"/>
-        </w:rPr>
-        <w:t xml:space="preserve">    raise ValueError("price_per_session must be greater than 0")</w:t>
-      </w:r>
-    </w:p>
-    <w:p/>
-    <w:p>
-      <w:pPr>
-        <w:spacing w:after="120"/>
-      </w:pPr>
-      <w:r>
-        <w:rPr>
-          <w:rFonts w:ascii="Calibri" w:hAnsi="Calibri"/>
-        </w:rPr>
-        <w:t>Aceast</w:t>
-      </w:r>
-      <w:r>
-        <w:rPr>
-          <w:rFonts w:ascii="Calibri" w:hAnsi="Calibri"/>
-        </w:rPr>
-        <w:t>a</w:t>
-      </w:r>
-      <w:r>
-        <w:rPr>
-          <w:rFonts w:ascii="Calibri" w:hAnsi="Calibri"/>
-        </w:rPr>
-        <w:t xml:space="preserve"> ajustare a fost important</w:t>
-      </w:r>
-      <w:r>
-        <w:rPr>
-          <w:rFonts w:ascii="Calibri" w:hAnsi="Calibri"/>
-        </w:rPr>
-        <w:t>a</w:t>
-      </w:r>
-      <w:r>
-        <w:rPr>
-          <w:rFonts w:ascii="Calibri" w:hAnsi="Calibri"/>
-        </w:rPr>
-        <w:t xml:space="preserve"> fiindc</w:t>
-      </w:r>
-      <w:r>
-        <w:rPr>
-          <w:rFonts w:ascii="Calibri" w:hAnsi="Calibri"/>
-        </w:rPr>
-        <w:t>a</w:t>
-      </w:r>
-      <w:r>
-        <w:rPr>
-          <w:rFonts w:ascii="Calibri" w:hAnsi="Calibri"/>
-        </w:rPr>
-        <w:t xml:space="preserve"> bool este subclas</w:t>
-      </w:r>
-      <w:r>
-        <w:rPr>
-          <w:rFonts w:ascii="Calibri" w:hAnsi="Calibri"/>
-        </w:rPr>
-        <w:t>a</w:t>
-      </w:r>
-      <w:r>
-        <w:rPr>
-          <w:rFonts w:ascii="Calibri" w:hAnsi="Calibri"/>
-        </w:rPr>
-        <w:t xml:space="preserve"> de int; f</w:t>
-      </w:r>
-      <w:r>
-        <w:rPr>
-          <w:rFonts w:ascii="Calibri" w:hAnsi="Calibri"/>
-        </w:rPr>
-        <w:t>a</w:t>
-      </w:r>
-      <w:r>
-        <w:rPr>
-          <w:rFonts w:ascii="Calibri" w:hAnsi="Calibri"/>
-        </w:rPr>
-        <w:t>r</w:t>
-      </w:r>
-      <w:r>
-        <w:rPr>
-          <w:rFonts w:ascii="Calibri" w:hAnsi="Calibri"/>
-        </w:rPr>
-        <w:t>a</w:t>
-      </w:r>
-      <w:r>
-        <w:rPr>
-          <w:rFonts w:ascii="Calibri" w:hAnsi="Calibri"/>
-        </w:rPr>
-        <w:t xml:space="preserve"> verificarea explicit</w:t>
-      </w:r>
-      <w:r>
-        <w:rPr>
-          <w:rFonts w:ascii="Calibri" w:hAnsi="Calibri"/>
-        </w:rPr>
-        <w:t>a</w:t>
-      </w:r>
-      <w:r>
-        <w:rPr>
-          <w:rFonts w:ascii="Calibri" w:hAnsi="Calibri"/>
-        </w:rPr>
-        <w:t>, True putea trece drept valoare numeric</w:t>
-      </w:r>
-      <w:r>
-        <w:rPr>
-          <w:rFonts w:ascii="Calibri" w:hAnsi="Calibri"/>
-        </w:rPr>
-        <w:t>a</w:t>
-      </w:r>
-      <w:r>
-        <w:rPr>
-          <w:rFonts w:ascii="Calibri" w:hAnsi="Calibri"/>
-        </w:rPr>
-        <w:t xml:space="preserve"> valid</w:t>
-      </w:r>
-      <w:r>
-        <w:rPr>
-          <w:rFonts w:ascii="Calibri" w:hAnsi="Calibri"/>
-        </w:rPr>
-        <w:t>a</w:t>
-      </w:r>
-      <w:r>
-        <w:rPr>
-          <w:rFonts w:ascii="Calibri" w:hAnsi="Calibri"/>
-        </w:rPr>
-        <w:t>. Asta este exact genul de contract edge-case pe care o suit</w:t>
-      </w:r>
-      <w:r>
-        <w:rPr>
-          <w:rFonts w:ascii="Calibri" w:hAnsi="Calibri"/>
-        </w:rPr>
-        <w:t>a</w:t>
-      </w:r>
-      <w:r>
-        <w:rPr>
-          <w:rFonts w:ascii="Calibri" w:hAnsi="Calibri"/>
-        </w:rPr>
-        <w:t xml:space="preserve"> AI bine ghidat</w:t>
-      </w:r>
-      <w:r>
-        <w:rPr>
-          <w:rFonts w:ascii="Calibri" w:hAnsi="Calibri"/>
-        </w:rPr>
-        <w:t>a</w:t>
-      </w:r>
-      <w:r>
-        <w:rPr>
-          <w:rFonts w:ascii="Calibri" w:hAnsi="Calibri"/>
-        </w:rPr>
-        <w:t xml:space="preserve"> </w:t>
-      </w:r>
-      <w:r>
-        <w:rPr>
-          <w:rFonts w:ascii="Calibri" w:hAnsi="Calibri"/>
-        </w:rPr>
-        <w:t>il</w:t>
-      </w:r>
-      <w:r>
-        <w:rPr>
-          <w:rFonts w:ascii="Calibri" w:hAnsi="Calibri"/>
-        </w:rPr>
-        <w:t xml:space="preserve"> poate scoate rapid la iveal</w:t>
-      </w:r>
-      <w:r>
-        <w:rPr>
-          <w:rFonts w:ascii="Calibri" w:hAnsi="Calibri"/>
-        </w:rPr>
-        <w:t>a</w:t>
-      </w:r>
-      <w:r>
-        <w:rPr>
-          <w:rFonts w:ascii="Calibri" w:hAnsi="Calibri"/>
-        </w:rPr>
-        <w:t>.</w:t>
+        <w:t/>
       </w:r>
     </w:p>
     <w:p>
       <w:pPr>
         <w:pStyle w:val="Heading1"/>
-        <w:spacing w:after="120"/>
       </w:pPr>
       <w:r>
-        <w:t>4. Compara</w:t>
-      </w:r>
-      <w:r>
-        <w:t>t</w:t>
-      </w:r>
-      <w:r>
-        <w:t xml:space="preserve">ia dintre suita proprie </w:t>
-      </w:r>
-      <w:r>
-        <w:t>s</w:t>
-      </w:r>
-      <w:r>
-        <w:t>i suita AI</w:t>
-      </w:r>
-    </w:p>
-    <w:tbl>
-      <w:tblPr>
-        <w:tblStyle w:val="TableGrid"/>
-        <w:tblW w:w="0" w:type="auto"/>
-        <w:tblLook w:val="04A0" w:firstRow="1" w:lastRow="0" w:firstColumn="1" w:lastColumn="0" w:noHBand="0" w:noVBand="1"/>
-      </w:tblPr>
-      <w:tblGrid>
-        <w:gridCol w:w="3312"/>
-        <w:gridCol w:w="3312"/>
-        <w:gridCol w:w="3312"/>
-      </w:tblGrid>
-      <w:tr>
-        <w:tc>
-          <w:tcPr>
-            <w:tcW w:w="3312" w:type="dxa"/>
-            <w:shd w:val="clear" w:color="auto" w:fill="D9E2F3"/>
-          </w:tcPr>
-          <w:p>
-            <w:r>
-              <w:rPr>
-                <w:rFonts w:ascii="Calibri" w:hAnsi="Calibri"/>
-                <w:b/>
-              </w:rPr>
-              <w:t>Criteriu</w:t>
-            </w:r>
-          </w:p>
-        </w:tc>
-        <w:tc>
-          <w:tcPr>
-            <w:tcW w:w="3312" w:type="dxa"/>
-            <w:shd w:val="clear" w:color="auto" w:fill="D9E2F3"/>
-          </w:tcPr>
-          <w:p>
-            <w:r>
-              <w:rPr>
-                <w:rFonts w:ascii="Calibri" w:hAnsi="Calibri"/>
-                <w:b/>
-              </w:rPr>
-              <w:t>Suita proprie</w:t>
-            </w:r>
-          </w:p>
-        </w:tc>
-        <w:tc>
-          <w:tcPr>
-            <w:tcW w:w="3312" w:type="dxa"/>
-            <w:shd w:val="clear" w:color="auto" w:fill="D9E2F3"/>
-          </w:tcPr>
-          <w:p>
-            <w:r>
-              <w:rPr>
-                <w:rFonts w:ascii="Calibri" w:hAnsi="Calibri"/>
-                <w:b/>
-              </w:rPr>
-              <w:t>Suita AI</w:t>
-            </w:r>
-          </w:p>
-        </w:tc>
-      </w:tr>
-      <w:tr>
-        <w:tc>
-          <w:tcPr>
-            <w:tcW w:w="3312" w:type="dxa"/>
-          </w:tcPr>
-          <w:p>
-            <w:r>
-              <w:t>Num</w:t>
-            </w:r>
-            <w:r>
-              <w:t>a</w:t>
-            </w:r>
-            <w:r>
-              <w:t>r de teste</w:t>
-            </w:r>
-          </w:p>
-        </w:tc>
-        <w:tc>
-          <w:tcPr>
-            <w:tcW w:w="3312" w:type="dxa"/>
-          </w:tcPr>
-          <w:p>
-            <w:r>
-              <w:t xml:space="preserve">127 teste </w:t>
-            </w:r>
-            <w:r>
-              <w:t>i</w:t>
-            </w:r>
-            <w:r>
-              <w:t xml:space="preserve">n total, </w:t>
-            </w:r>
-            <w:r>
-              <w:t>i</w:t>
-            </w:r>
-            <w:r>
-              <w:t>mp</w:t>
-            </w:r>
-            <w:r>
-              <w:t>a</w:t>
-            </w:r>
-            <w:r>
-              <w:t>r</w:t>
-            </w:r>
-            <w:r>
-              <w:t>t</w:t>
-            </w:r>
-            <w:r>
-              <w:t>ite pe 5 fi</w:t>
-            </w:r>
-            <w:r>
-              <w:t>s</w:t>
-            </w:r>
-            <w:r>
-              <w:t>iere</w:t>
-            </w:r>
-          </w:p>
-        </w:tc>
-        <w:tc>
-          <w:tcPr>
-            <w:tcW w:w="3312" w:type="dxa"/>
-          </w:tcPr>
-          <w:p>
-            <w:r>
-              <w:t xml:space="preserve">102 teste </w:t>
-            </w:r>
-            <w:r>
-              <w:t>i</w:t>
-            </w:r>
-            <w:r>
-              <w:t xml:space="preserve">n total, </w:t>
-            </w:r>
-            <w:r>
-              <w:t>i</w:t>
-            </w:r>
-            <w:r>
-              <w:t>n 2 fi</w:t>
-            </w:r>
-            <w:r>
-              <w:t>s</w:t>
-            </w:r>
-            <w:r>
-              <w:t>iere</w:t>
-            </w:r>
-          </w:p>
-        </w:tc>
-      </w:tr>
-      <w:tr>
-        <w:tc>
-          <w:tcPr>
-            <w:tcW w:w="3312" w:type="dxa"/>
-          </w:tcPr>
-          <w:p>
-            <w:r>
-              <w:t>Stil</w:t>
-            </w:r>
-          </w:p>
-        </w:tc>
-        <w:tc>
-          <w:tcPr>
-            <w:tcW w:w="3312" w:type="dxa"/>
-          </w:tcPr>
-          <w:p>
-            <w:r>
-              <w:t>Mai explicit, orientat pe strategii de testare</w:t>
-            </w:r>
-          </w:p>
-        </w:tc>
-        <w:tc>
-          <w:tcPr>
-            <w:tcW w:w="3312" w:type="dxa"/>
-          </w:tcPr>
-          <w:p>
-            <w:r>
-              <w:t xml:space="preserve">Mai compact, parametrizat </w:t>
-            </w:r>
-            <w:r>
-              <w:t>s</w:t>
-            </w:r>
-            <w:r>
-              <w:t>i orientat pe regresie</w:t>
-            </w:r>
-          </w:p>
-        </w:tc>
-      </w:tr>
-      <w:tr>
-        <w:tc>
-          <w:tcPr>
-            <w:tcW w:w="3312" w:type="dxa"/>
-          </w:tcPr>
-          <w:p>
-            <w:r>
-              <w:t>Focus</w:t>
-            </w:r>
-          </w:p>
-        </w:tc>
-        <w:tc>
-          <w:tcPr>
-            <w:tcW w:w="3312" w:type="dxa"/>
-          </w:tcPr>
-          <w:p>
-            <w:r>
-              <w:t xml:space="preserve">Equivalence partitioning, boundary value analysis, branch/condition </w:t>
-            </w:r>
-            <w:r>
-              <w:t>s</w:t>
-            </w:r>
-            <w:r>
-              <w:t>i mutation testing</w:t>
-            </w:r>
-          </w:p>
-        </w:tc>
-        <w:tc>
-          <w:tcPr>
-            <w:tcW w:w="3312" w:type="dxa"/>
-          </w:tcPr>
-          <w:p>
-            <w:r>
-              <w:t xml:space="preserve">Inputuri invalide, contracte de validare </w:t>
-            </w:r>
-            <w:r>
-              <w:t>s</w:t>
-            </w:r>
-            <w:r>
-              <w:t>i scenarii end-to-end</w:t>
-            </w:r>
-          </w:p>
-        </w:tc>
-      </w:tr>
-      <w:tr>
-        <w:tc>
-          <w:tcPr>
-            <w:tcW w:w="3312" w:type="dxa"/>
-          </w:tcPr>
-          <w:p>
-            <w:r>
-              <w:t>Coverage pe fitness_class_booking.py</w:t>
-            </w:r>
-          </w:p>
-        </w:tc>
-        <w:tc>
-          <w:tcPr>
-            <w:tcW w:w="3312" w:type="dxa"/>
-          </w:tcPr>
-          <w:p>
-            <w:r>
-              <w:t xml:space="preserve">100% statement </w:t>
-            </w:r>
-            <w:r>
-              <w:t>s</w:t>
-            </w:r>
-            <w:r>
-              <w:t>i 100% branch</w:t>
-            </w:r>
-          </w:p>
-        </w:tc>
-        <w:tc>
-          <w:tcPr>
-            <w:tcW w:w="3312" w:type="dxa"/>
-          </w:tcPr>
-          <w:p>
-            <w:r>
-              <w:t xml:space="preserve">100% statement </w:t>
-            </w:r>
-            <w:r>
-              <w:t>s</w:t>
-            </w:r>
-            <w:r>
-              <w:t>i 100% branch</w:t>
-            </w:r>
-          </w:p>
-        </w:tc>
-      </w:tr>
-      <w:tr>
-        <w:tc>
-          <w:tcPr>
-            <w:tcW w:w="3312" w:type="dxa"/>
-          </w:tcPr>
-          <w:p>
-            <w:r>
-              <w:t>Valoare ad</w:t>
-            </w:r>
-            <w:r>
-              <w:t>a</w:t>
-            </w:r>
-            <w:r>
-              <w:t>ugat</w:t>
-            </w:r>
-            <w:r>
-              <w:t>a</w:t>
-            </w:r>
-          </w:p>
-        </w:tc>
-        <w:tc>
-          <w:tcPr>
-            <w:tcW w:w="3312" w:type="dxa"/>
-          </w:tcPr>
-          <w:p>
-            <w:r>
-              <w:t>Documenteaz</w:t>
-            </w:r>
-            <w:r>
-              <w:t>a</w:t>
-            </w:r>
-            <w:r>
-              <w:t xml:space="preserve"> bine metodologia de testare</w:t>
-            </w:r>
-          </w:p>
-        </w:tc>
-        <w:tc>
-          <w:tcPr>
-            <w:tcW w:w="3312" w:type="dxa"/>
-          </w:tcPr>
-          <w:p>
-            <w:r>
-              <w:t>Aduce robuste</w:t>
-            </w:r>
-            <w:r>
-              <w:t>t</w:t>
-            </w:r>
-            <w:r>
-              <w:t>e pe cazuri limit</w:t>
-            </w:r>
-            <w:r>
-              <w:t>a</w:t>
-            </w:r>
-            <w:r>
-              <w:t xml:space="preserve"> </w:t>
-            </w:r>
-            <w:r>
-              <w:t>s</w:t>
-            </w:r>
-            <w:r>
-              <w:t xml:space="preserve">i a scos </w:t>
-            </w:r>
-            <w:r>
-              <w:t>i</w:t>
-            </w:r>
-            <w:r>
-              <w:t>n eviden</w:t>
-            </w:r>
-            <w:r>
-              <w:t>ta</w:t>
-            </w:r>
-            <w:r>
-              <w:t xml:space="preserve"> validarea pentru bool</w:t>
-            </w:r>
-          </w:p>
-        </w:tc>
-      </w:tr>
-    </w:tbl>
-    <w:p>
-      <w:pPr>
-        <w:spacing w:after="120"/>
-      </w:pPr>
-      <w:r>
-        <w:rPr>
-          <w:rFonts w:ascii="Calibri" w:hAnsi="Calibri"/>
-        </w:rPr>
-        <w:t>Concluzia compara</w:t>
-      </w:r>
-      <w:r>
-        <w:rPr>
-          <w:rFonts w:ascii="Calibri" w:hAnsi="Calibri"/>
-        </w:rPr>
-        <w:t>t</w:t>
-      </w:r>
-      <w:r>
-        <w:rPr>
-          <w:rFonts w:ascii="Calibri" w:hAnsi="Calibri"/>
-        </w:rPr>
-        <w:t>iei este c</w:t>
-      </w:r>
-      <w:r>
-        <w:rPr>
-          <w:rFonts w:ascii="Calibri" w:hAnsi="Calibri"/>
-        </w:rPr>
-        <w:t>a</w:t>
-      </w:r>
-      <w:r>
-        <w:rPr>
-          <w:rFonts w:ascii="Calibri" w:hAnsi="Calibri"/>
-        </w:rPr>
-        <w:t xml:space="preserve"> suita AI nu </w:t>
-      </w:r>
-      <w:r>
-        <w:rPr>
-          <w:rFonts w:ascii="Calibri" w:hAnsi="Calibri"/>
-        </w:rPr>
-        <w:t>i</w:t>
-      </w:r>
-      <w:r>
-        <w:rPr>
-          <w:rFonts w:ascii="Calibri" w:hAnsi="Calibri"/>
-        </w:rPr>
-        <w:t>nlocuie</w:t>
-      </w:r>
-      <w:r>
-        <w:rPr>
-          <w:rFonts w:ascii="Calibri" w:hAnsi="Calibri"/>
-        </w:rPr>
-        <w:t>s</w:t>
-      </w:r>
-      <w:r>
-        <w:rPr>
-          <w:rFonts w:ascii="Calibri" w:hAnsi="Calibri"/>
-        </w:rPr>
-        <w:t>te suita manual</w:t>
-      </w:r>
-      <w:r>
-        <w:rPr>
-          <w:rFonts w:ascii="Calibri" w:hAnsi="Calibri"/>
-        </w:rPr>
-        <w:t>a</w:t>
-      </w:r>
-      <w:r>
-        <w:rPr>
-          <w:rFonts w:ascii="Calibri" w:hAnsi="Calibri"/>
-        </w:rPr>
-        <w:t>, ci o completeaz</w:t>
-      </w:r>
-      <w:r>
-        <w:rPr>
-          <w:rFonts w:ascii="Calibri" w:hAnsi="Calibri"/>
-        </w:rPr>
-        <w:t>a</w:t>
-      </w:r>
-      <w:r>
-        <w:rPr>
-          <w:rFonts w:ascii="Calibri" w:hAnsi="Calibri"/>
-        </w:rPr>
-        <w:t>. Ambele ating 100% coverage pe clasa principal</w:t>
-      </w:r>
-      <w:r>
-        <w:rPr>
-          <w:rFonts w:ascii="Calibri" w:hAnsi="Calibri"/>
-        </w:rPr>
-        <w:t>a</w:t>
-      </w:r>
-      <w:r>
-        <w:rPr>
-          <w:rFonts w:ascii="Calibri" w:hAnsi="Calibri"/>
-        </w:rPr>
-        <w:t>, dar suita AI adaug</w:t>
-      </w:r>
-      <w:r>
-        <w:rPr>
-          <w:rFonts w:ascii="Calibri" w:hAnsi="Calibri"/>
-        </w:rPr>
-        <w:t>a</w:t>
-      </w:r>
-      <w:r>
-        <w:rPr>
-          <w:rFonts w:ascii="Calibri" w:hAnsi="Calibri"/>
-        </w:rPr>
-        <w:t xml:space="preserve"> densitate pe inputuri invalide </w:t>
-      </w:r>
-      <w:r>
-        <w:rPr>
-          <w:rFonts w:ascii="Calibri" w:hAnsi="Calibri"/>
-        </w:rPr>
-        <w:t>s</w:t>
-      </w:r>
-      <w:r>
-        <w:rPr>
-          <w:rFonts w:ascii="Calibri" w:hAnsi="Calibri"/>
-        </w:rPr>
-        <w:t xml:space="preserve">i pe cazuri care pot produce surprize </w:t>
-      </w:r>
-      <w:r>
-        <w:rPr>
-          <w:rFonts w:ascii="Calibri" w:hAnsi="Calibri"/>
-        </w:rPr>
-        <w:t>i</w:t>
-      </w:r>
-      <w:r>
-        <w:rPr>
-          <w:rFonts w:ascii="Calibri" w:hAnsi="Calibri"/>
-        </w:rPr>
-        <w:t>n Python [3][4].</w:t>
+        <w:t>3. Sistemul testat</w:t>
       </w:r>
     </w:p>
     <w:p>
       <w:pPr>
-        <w:pStyle w:val="Heading1"/>
-        <w:spacing w:after="120"/>
+        <w:pStyle w:val="Normal"/>
       </w:pPr>
       <w:r>
-        <w:t xml:space="preserve">5. Rezultate </w:t>
-      </w:r>
-      <w:r>
-        <w:t>s</w:t>
-      </w:r>
-      <w:r>
-        <w:t>i interpretare</w:t>
+        <w:t>Constructorul FitnessClassBooking validează trei câmpuri: class_name, instructor și price_per_session. Clasele acceptate sunt dance, pilates, yoga și zumba. Instructorul trebuie să fie șir nevid după strip(), iar prețul pe ședință trebuie să fie un număr strict pozitiv.</w:t>
       </w:r>
     </w:p>
     <w:p>
       <w:pPr>
-        <w:pStyle w:val="ListBullet"/>
-        <w:spacing w:after="40"/>
+        <w:pStyle w:val="Normal"/>
       </w:pPr>
       <w:r>
-        <w:rPr>
-          <w:rFonts w:ascii="Calibri" w:hAnsi="Calibri"/>
-        </w:rPr>
-        <w:t>Suita proprie continu</w:t>
-      </w:r>
-      <w:r>
-        <w:rPr>
-          <w:rFonts w:ascii="Calibri" w:hAnsi="Calibri"/>
-        </w:rPr>
-        <w:t>a</w:t>
-      </w:r>
-      <w:r>
-        <w:rPr>
-          <w:rFonts w:ascii="Calibri" w:hAnsi="Calibri"/>
-        </w:rPr>
-        <w:t xml:space="preserve"> s</w:t>
-      </w:r>
-      <w:r>
-        <w:rPr>
-          <w:rFonts w:ascii="Calibri" w:hAnsi="Calibri"/>
-        </w:rPr>
-        <w:t>a</w:t>
-      </w:r>
-      <w:r>
-        <w:rPr>
-          <w:rFonts w:ascii="Calibri" w:hAnsi="Calibri"/>
-        </w:rPr>
-        <w:t xml:space="preserve"> treac</w:t>
-      </w:r>
-      <w:r>
-        <w:rPr>
-          <w:rFonts w:ascii="Calibri" w:hAnsi="Calibri"/>
-        </w:rPr>
-        <w:t>a</w:t>
-      </w:r>
-      <w:r>
-        <w:rPr>
-          <w:rFonts w:ascii="Calibri" w:hAnsi="Calibri"/>
-        </w:rPr>
-        <w:t xml:space="preserve"> integral: 127 passed.</w:t>
+        <w:t>Metoda evaluate_client_package primește istoricul ședințelor, numărul total de ședințe din pachet și informația dacă utilizatorul are membership. Valorile acceptate în istoric sunt attended, no_show și cancelled.</w:t>
       </w:r>
     </w:p>
     <w:p>
       <w:pPr>
-        <w:pStyle w:val="ListBullet"/>
-        <w:spacing w:after="40"/>
+        <w:pStyle w:val="Normal"/>
       </w:pPr>
       <w:r>
-        <w:rPr>
-          <w:rFonts w:ascii="Calibri" w:hAnsi="Calibri"/>
-        </w:rPr>
-        <w:t>Suita AI trece integral dup</w:t>
-      </w:r>
-      <w:r>
-        <w:rPr>
-          <w:rFonts w:ascii="Calibri" w:hAnsi="Calibri"/>
-        </w:rPr>
-        <w:t>a</w:t>
-      </w:r>
-      <w:r>
-        <w:rPr>
-          <w:rFonts w:ascii="Calibri" w:hAnsi="Calibri"/>
-        </w:rPr>
-        <w:t xml:space="preserve"> </w:t>
-      </w:r>
-      <w:r>
-        <w:rPr>
-          <w:rFonts w:ascii="Calibri" w:hAnsi="Calibri"/>
-        </w:rPr>
-        <w:t>i</w:t>
-      </w:r>
-      <w:r>
-        <w:rPr>
-          <w:rFonts w:ascii="Calibri" w:hAnsi="Calibri"/>
-        </w:rPr>
-        <w:t>nt</w:t>
-      </w:r>
-      <w:r>
-        <w:rPr>
-          <w:rFonts w:ascii="Calibri" w:hAnsi="Calibri"/>
-        </w:rPr>
-        <w:t>a</w:t>
-      </w:r>
-      <w:r>
-        <w:rPr>
-          <w:rFonts w:ascii="Calibri" w:hAnsi="Calibri"/>
-        </w:rPr>
-        <w:t>rirea valid</w:t>
-      </w:r>
-      <w:r>
-        <w:rPr>
-          <w:rFonts w:ascii="Calibri" w:hAnsi="Calibri"/>
-        </w:rPr>
-        <w:t>a</w:t>
-      </w:r>
-      <w:r>
-        <w:rPr>
-          <w:rFonts w:ascii="Calibri" w:hAnsi="Calibri"/>
-        </w:rPr>
-        <w:t>rii pentru price_per_session: 102 passed.</w:t>
+        <w:t>Regula de business importantă este că attended și no_show consumă ședințe, iar cancelled doar se înregistrează, fără să consume. Dacă numărul de ședințe consumate depășește pachetul, metoda aruncă ValueError. Discountul pentru membership este de 20% și se aplică la costul întregului pachet.</w:t>
       </w:r>
     </w:p>
     <w:p>
       <w:pPr>
-        <w:pStyle w:val="ListBullet"/>
-        <w:spacing w:after="40"/>
+        <w:pStyle w:val="Normal"/>
       </w:pPr>
       <w:r>
-        <w:rPr>
-          <w:rFonts w:ascii="Calibri" w:hAnsi="Calibri"/>
-        </w:rPr>
-        <w:t>Coverage.py raporteaz</w:t>
-      </w:r>
-      <w:r>
-        <w:rPr>
-          <w:rFonts w:ascii="Calibri" w:hAnsi="Calibri"/>
-        </w:rPr>
-        <w:t>a</w:t>
-      </w:r>
-      <w:r>
-        <w:rPr>
-          <w:rFonts w:ascii="Calibri" w:hAnsi="Calibri"/>
-        </w:rPr>
-        <w:t xml:space="preserve"> 100% pentru fitness_class_booking.py </w:t>
-      </w:r>
-      <w:r>
-        <w:rPr>
-          <w:rFonts w:ascii="Calibri" w:hAnsi="Calibri"/>
-        </w:rPr>
-        <w:t>i</w:t>
-      </w:r>
-      <w:r>
-        <w:rPr>
-          <w:rFonts w:ascii="Calibri" w:hAnsi="Calibri"/>
-        </w:rPr>
-        <w:t>n ambele cazuri [4].</w:t>
+        <w:t>Rezultatul metodei este un dicționar cu attended, no_show, cancelled, used_sessions, remaining_sessions, total_cost și status. Statusul poate fi active, completed_successfully sau completed_with_absences.</w:t>
       </w:r>
     </w:p>
     <w:p>
       <w:pPr>
-        <w:pStyle w:val="ListBullet"/>
-        <w:spacing w:after="40"/>
+        <w:pStyle w:val="Normal"/>
       </w:pPr>
       <w:r>
-        <w:rPr>
-          <w:rFonts w:ascii="Calibri" w:hAnsi="Calibri"/>
-        </w:rPr>
-        <w:t xml:space="preserve">Mutmut a fost util pentru prioritizarea testelor suplimentare </w:t>
-      </w:r>
-      <w:r>
-        <w:rPr>
-          <w:rFonts w:ascii="Calibri" w:hAnsi="Calibri"/>
-        </w:rPr>
-        <w:t>s</w:t>
-      </w:r>
-      <w:r>
-        <w:rPr>
-          <w:rFonts w:ascii="Calibri" w:hAnsi="Calibri"/>
-        </w:rPr>
-        <w:t>i pentru explicarea mutan</w:t>
-      </w:r>
-      <w:r>
-        <w:rPr>
-          <w:rFonts w:ascii="Calibri" w:hAnsi="Calibri"/>
-        </w:rPr>
-        <w:t>t</w:t>
-      </w:r>
-      <w:r>
-        <w:rPr>
-          <w:rFonts w:ascii="Calibri" w:hAnsi="Calibri"/>
-        </w:rPr>
-        <w:t>ilor supravie</w:t>
-      </w:r>
-      <w:r>
-        <w:rPr>
-          <w:rFonts w:ascii="Calibri" w:hAnsi="Calibri"/>
-        </w:rPr>
-        <w:t>t</w:t>
-      </w:r>
-      <w:r>
-        <w:rPr>
-          <w:rFonts w:ascii="Calibri" w:hAnsi="Calibri"/>
-        </w:rPr>
-        <w:t>uitori [5].</w:t>
+        <w:t/>
       </w:r>
     </w:p>
     <w:p>
       <w:pPr>
-        <w:spacing w:after="120"/>
+        <w:pStyle w:val="Heading1"/>
       </w:pPr>
       <w:r>
-        <w:rPr>
-          <w:rFonts w:ascii="Calibri" w:hAnsi="Calibri"/>
-        </w:rPr>
-        <w:t>Din perspectiv</w:t>
-      </w:r>
-      <w:r>
-        <w:rPr>
-          <w:rFonts w:ascii="Calibri" w:hAnsi="Calibri"/>
-        </w:rPr>
-        <w:t>a</w:t>
-      </w:r>
-      <w:r>
-        <w:rPr>
-          <w:rFonts w:ascii="Calibri" w:hAnsi="Calibri"/>
-        </w:rPr>
-        <w:t xml:space="preserve"> practic</w:t>
-      </w:r>
-      <w:r>
-        <w:rPr>
-          <w:rFonts w:ascii="Calibri" w:hAnsi="Calibri"/>
-        </w:rPr>
-        <w:t>a</w:t>
-      </w:r>
-      <w:r>
-        <w:rPr>
-          <w:rFonts w:ascii="Calibri" w:hAnsi="Calibri"/>
-        </w:rPr>
-        <w:t>, diferen</w:t>
-      </w:r>
-      <w:r>
-        <w:rPr>
-          <w:rFonts w:ascii="Calibri" w:hAnsi="Calibri"/>
-        </w:rPr>
-        <w:t>t</w:t>
-      </w:r>
-      <w:r>
-        <w:rPr>
-          <w:rFonts w:ascii="Calibri" w:hAnsi="Calibri"/>
-        </w:rPr>
-        <w:t>a major</w:t>
-      </w:r>
-      <w:r>
-        <w:rPr>
-          <w:rFonts w:ascii="Calibri" w:hAnsi="Calibri"/>
-        </w:rPr>
-        <w:t>a</w:t>
-      </w:r>
-      <w:r>
-        <w:rPr>
-          <w:rFonts w:ascii="Calibri" w:hAnsi="Calibri"/>
-        </w:rPr>
-        <w:t xml:space="preserve"> nu este procentul de coverage, ci faptul c</w:t>
-      </w:r>
-      <w:r>
-        <w:rPr>
-          <w:rFonts w:ascii="Calibri" w:hAnsi="Calibri"/>
-        </w:rPr>
-        <w:t>a</w:t>
-      </w:r>
-      <w:r>
-        <w:rPr>
-          <w:rFonts w:ascii="Calibri" w:hAnsi="Calibri"/>
-        </w:rPr>
-        <w:t xml:space="preserve"> suita AI a identificat un loc unde contractul documentat </w:t>
-      </w:r>
-      <w:r>
-        <w:rPr>
-          <w:rFonts w:ascii="Calibri" w:hAnsi="Calibri"/>
-        </w:rPr>
-        <w:t>s</w:t>
-      </w:r>
-      <w:r>
-        <w:rPr>
-          <w:rFonts w:ascii="Calibri" w:hAnsi="Calibri"/>
-        </w:rPr>
-        <w:t xml:space="preserve">i comportamentul real nu coincideau perfect. Pentru un proiect de testare software, acesta este exact genul de ajutor pe care </w:t>
-      </w:r>
-      <w:r>
-        <w:rPr>
-          <w:rFonts w:ascii="Calibri" w:hAnsi="Calibri"/>
-        </w:rPr>
-        <w:t>i</w:t>
-      </w:r>
-      <w:r>
-        <w:rPr>
-          <w:rFonts w:ascii="Calibri" w:hAnsi="Calibri"/>
-        </w:rPr>
-        <w:t>l vrem de la un tool AI: s</w:t>
-      </w:r>
-      <w:r>
-        <w:rPr>
-          <w:rFonts w:ascii="Calibri" w:hAnsi="Calibri"/>
-        </w:rPr>
-        <w:t>a</w:t>
-      </w:r>
-      <w:r>
-        <w:rPr>
-          <w:rFonts w:ascii="Calibri" w:hAnsi="Calibri"/>
-        </w:rPr>
-        <w:t xml:space="preserve"> accelereze analiza, s</w:t>
-      </w:r>
-      <w:r>
-        <w:rPr>
-          <w:rFonts w:ascii="Calibri" w:hAnsi="Calibri"/>
-        </w:rPr>
-        <w:t>a</w:t>
-      </w:r>
-      <w:r>
-        <w:rPr>
-          <w:rFonts w:ascii="Calibri" w:hAnsi="Calibri"/>
-        </w:rPr>
-        <w:t xml:space="preserve"> propun</w:t>
-      </w:r>
-      <w:r>
-        <w:rPr>
-          <w:rFonts w:ascii="Calibri" w:hAnsi="Calibri"/>
-        </w:rPr>
-        <w:t>a</w:t>
-      </w:r>
-      <w:r>
-        <w:rPr>
-          <w:rFonts w:ascii="Calibri" w:hAnsi="Calibri"/>
-        </w:rPr>
-        <w:t xml:space="preserve"> teste suplimentare </w:t>
-      </w:r>
-      <w:r>
-        <w:rPr>
-          <w:rFonts w:ascii="Calibri" w:hAnsi="Calibri"/>
-        </w:rPr>
-        <w:t>s</w:t>
-      </w:r>
-      <w:r>
-        <w:rPr>
-          <w:rFonts w:ascii="Calibri" w:hAnsi="Calibri"/>
-        </w:rPr>
-        <w:t>i s</w:t>
-      </w:r>
-      <w:r>
-        <w:rPr>
-          <w:rFonts w:ascii="Calibri" w:hAnsi="Calibri"/>
-        </w:rPr>
-        <w:t>a</w:t>
-      </w:r>
-      <w:r>
-        <w:rPr>
-          <w:rFonts w:ascii="Calibri" w:hAnsi="Calibri"/>
-        </w:rPr>
-        <w:t xml:space="preserve"> semnaleze contradic</w:t>
-      </w:r>
-      <w:r>
-        <w:rPr>
-          <w:rFonts w:ascii="Calibri" w:hAnsi="Calibri"/>
-        </w:rPr>
-        <w:t>t</w:t>
-      </w:r>
-      <w:r>
-        <w:rPr>
-          <w:rFonts w:ascii="Calibri" w:hAnsi="Calibri"/>
-        </w:rPr>
-        <w:t xml:space="preserve">ii </w:t>
-      </w:r>
-      <w:r>
-        <w:rPr>
-          <w:rFonts w:ascii="Calibri" w:hAnsi="Calibri"/>
-        </w:rPr>
-        <w:t>i</w:t>
-      </w:r>
-      <w:r>
-        <w:rPr>
-          <w:rFonts w:ascii="Calibri" w:hAnsi="Calibri"/>
-        </w:rPr>
-        <w:t>ntre specifica</w:t>
-      </w:r>
-      <w:r>
-        <w:rPr>
-          <w:rFonts w:ascii="Calibri" w:hAnsi="Calibri"/>
-        </w:rPr>
-        <w:t>t</w:t>
-      </w:r>
-      <w:r>
-        <w:rPr>
-          <w:rFonts w:ascii="Calibri" w:hAnsi="Calibri"/>
-        </w:rPr>
-        <w:t xml:space="preserve">ie </w:t>
-      </w:r>
-      <w:r>
-        <w:rPr>
-          <w:rFonts w:ascii="Calibri" w:hAnsi="Calibri"/>
-        </w:rPr>
-        <w:t>s</w:t>
-      </w:r>
-      <w:r>
-        <w:rPr>
-          <w:rFonts w:ascii="Calibri" w:hAnsi="Calibri"/>
-        </w:rPr>
-        <w:t>i implementare [1][2].</w:t>
+        <w:t>4. Suita proprie de teste</w:t>
       </w:r>
     </w:p>
     <w:p>
       <w:pPr>
-        <w:pStyle w:val="Heading1"/>
-        <w:spacing w:after="120"/>
+        <w:pStyle w:val="Normal"/>
       </w:pPr>
       <w:r>
-        <w:t>6. Capturi de ecran</w:t>
+        <w:t>Suita proprie este organizată pe tehnici de testare, fiecare fișier având un rol clar:</w:t>
       </w:r>
     </w:p>
     <w:p>
       <w:pPr>
-        <w:spacing w:after="120"/>
+        <w:pStyle w:val="Normal"/>
       </w:pPr>
       <w:r>
-        <w:rPr>
-          <w:rFonts w:ascii="Calibri" w:hAnsi="Calibri"/>
-        </w:rPr>
-        <w:t>Mai jos sunt capturile relevante pentru partea AI. Capturile pentru suita proprie exist</w:t>
-      </w:r>
-      <w:r>
-        <w:rPr>
-          <w:rFonts w:ascii="Calibri" w:hAnsi="Calibri"/>
-        </w:rPr>
-        <w:t>a</w:t>
-      </w:r>
-      <w:r>
-        <w:rPr>
-          <w:rFonts w:ascii="Calibri" w:hAnsi="Calibri"/>
-        </w:rPr>
-        <w:t xml:space="preserve"> deja </w:t>
-      </w:r>
-      <w:r>
-        <w:rPr>
-          <w:rFonts w:ascii="Calibri" w:hAnsi="Calibri"/>
-        </w:rPr>
-        <w:t>i</w:t>
-      </w:r>
-      <w:r>
-        <w:rPr>
-          <w:rFonts w:ascii="Calibri" w:hAnsi="Calibri"/>
-        </w:rPr>
-        <w:t xml:space="preserve">n folderul screenshots/ </w:t>
-      </w:r>
-      <w:r>
-        <w:rPr>
-          <w:rFonts w:ascii="Calibri" w:hAnsi="Calibri"/>
-        </w:rPr>
-        <w:t>s</w:t>
-      </w:r>
-      <w:r>
-        <w:rPr>
-          <w:rFonts w:ascii="Calibri" w:hAnsi="Calibri"/>
-        </w:rPr>
-        <w:t xml:space="preserve">i sunt folosite </w:t>
-      </w:r>
-      <w:r>
-        <w:rPr>
-          <w:rFonts w:ascii="Calibri" w:hAnsi="Calibri"/>
-        </w:rPr>
-        <w:t>i</w:t>
-      </w:r>
-      <w:r>
-        <w:rPr>
-          <w:rFonts w:ascii="Calibri" w:hAnsi="Calibri"/>
-        </w:rPr>
-        <w:t>n documenta</w:t>
-      </w:r>
-      <w:r>
-        <w:rPr>
-          <w:rFonts w:ascii="Calibri" w:hAnsi="Calibri"/>
-        </w:rPr>
-        <w:t>t</w:t>
-      </w:r>
-      <w:r>
-        <w:rPr>
-          <w:rFonts w:ascii="Calibri" w:hAnsi="Calibri"/>
-        </w:rPr>
-        <w:t>ia principal</w:t>
-      </w:r>
-      <w:r>
-        <w:rPr>
-          <w:rFonts w:ascii="Calibri" w:hAnsi="Calibri"/>
-        </w:rPr>
-        <w:t>a</w:t>
-      </w:r>
-      <w:r>
-        <w:rPr>
-          <w:rFonts w:ascii="Calibri" w:hAnsi="Calibri"/>
-        </w:rPr>
-        <w:t xml:space="preserve"> a proiectului.</w:t>
+        <w:t>- test_equivalence_partitioning.py: 22 teste pentru clase de echivalență valide și invalide.</w:t>
       </w:r>
     </w:p>
     <w:p>
       <w:pPr>
-        <w:pStyle w:val="Heading1"/>
-        <w:spacing w:after="120"/>
+        <w:pStyle w:val="Normal"/>
       </w:pPr>
       <w:r>
-        <w:rPr>
-          <w:noProof/>
-        </w:rPr>
-        <w:lastRenderedPageBreak/>
-        <w:drawing>
-          <wp:inline distT="0" distB="0" distL="0" distR="0" wp14:anchorId="0566318A" wp14:editId="5DBB8114">
-            <wp:extent cx="6309360" cy="3512185"/>
-            <wp:effectExtent l="0" t="0" r="0" b="0"/>
-            <wp:docPr id="1932889004" name="Picture 2"/>
-            <wp:cNvGraphicFramePr>
-              <a:graphicFrameLocks xmlns:a="http://schemas.openxmlformats.org/drawingml/2006/main" noChangeAspect="1"/>
-            </wp:cNvGraphicFramePr>
-            <a:graphic xmlns:a="http://schemas.openxmlformats.org/drawingml/2006/main">
-              <a:graphicData uri="http://schemas.openxmlformats.org/drawingml/2006/picture">
-                <pic:pic xmlns:pic="http://schemas.openxmlformats.org/drawingml/2006/picture">
-                  <pic:nvPicPr>
-                    <pic:cNvPr id="0" name="Picture 6"/>
-                    <pic:cNvPicPr>
-                      <a:picLocks noChangeAspect="1" noChangeArrowheads="1"/>
-                    </pic:cNvPicPr>
-                  </pic:nvPicPr>
-                  <pic:blipFill>
-                    <a:blip r:embed="rId6">
-                      <a:extLst>
-                        <a:ext uri="{28A0092B-C50C-407E-A947-70E740481C1C}">
-                          <a14:useLocalDpi xmlns:a14="http://schemas.microsoft.com/office/drawing/2010/main" val="0"/>
-                        </a:ext>
-                      </a:extLst>
-                    </a:blip>
-                    <a:srcRect/>
-                    <a:stretch>
-                      <a:fillRect/>
-                    </a:stretch>
-                  </pic:blipFill>
-                  <pic:spPr bwMode="auto">
-                    <a:xfrm>
-                      <a:off x="0" y="0"/>
-                      <a:ext cx="6309360" cy="3512185"/>
-                    </a:xfrm>
-                    <a:prstGeom prst="rect">
-                      <a:avLst/>
-                    </a:prstGeom>
-                    <a:noFill/>
-                    <a:ln>
-                      <a:noFill/>
-                    </a:ln>
-                  </pic:spPr>
-                </pic:pic>
-              </a:graphicData>
-            </a:graphic>
-          </wp:inline>
-        </w:drawing>
-      </w:r>
-      <w:r>
-        <w:br/>
-      </w:r>
-      <w:r>
-        <w:rPr>
-          <w:noProof/>
-        </w:rPr>
-        <w:drawing>
-          <wp:inline distT="0" distB="0" distL="0" distR="0" wp14:anchorId="7673FD5E" wp14:editId="0E26E635">
-            <wp:extent cx="6309360" cy="1680845"/>
-            <wp:effectExtent l="0" t="0" r="0" b="0"/>
-            <wp:docPr id="832232488" name="Picture 3"/>
-            <wp:cNvGraphicFramePr>
-              <a:graphicFrameLocks xmlns:a="http://schemas.openxmlformats.org/drawingml/2006/main" noChangeAspect="1"/>
-            </wp:cNvGraphicFramePr>
-            <a:graphic xmlns:a="http://schemas.openxmlformats.org/drawingml/2006/main">
-              <a:graphicData uri="http://schemas.openxmlformats.org/drawingml/2006/picture">
-                <pic:pic xmlns:pic="http://schemas.openxmlformats.org/drawingml/2006/picture">
-                  <pic:nvPicPr>
-                    <pic:cNvPr id="0" name="Picture 8"/>
-                    <pic:cNvPicPr>
-                      <a:picLocks noChangeAspect="1" noChangeArrowheads="1"/>
-                    </pic:cNvPicPr>
-                  </pic:nvPicPr>
-                  <pic:blipFill>
-                    <a:blip r:embed="rId7">
-                      <a:extLst>
-                        <a:ext uri="{28A0092B-C50C-407E-A947-70E740481C1C}">
-                          <a14:useLocalDpi xmlns:a14="http://schemas.microsoft.com/office/drawing/2010/main" val="0"/>
-                        </a:ext>
-                      </a:extLst>
-                    </a:blip>
-                    <a:srcRect/>
-                    <a:stretch>
-                      <a:fillRect/>
-                    </a:stretch>
-                  </pic:blipFill>
-                  <pic:spPr bwMode="auto">
-                    <a:xfrm>
-                      <a:off x="0" y="0"/>
-                      <a:ext cx="6309360" cy="1680845"/>
-                    </a:xfrm>
-                    <a:prstGeom prst="rect">
-                      <a:avLst/>
-                    </a:prstGeom>
-                    <a:noFill/>
-                    <a:ln>
-                      <a:noFill/>
-                    </a:ln>
-                  </pic:spPr>
-                </pic:pic>
-              </a:graphicData>
-            </a:graphic>
-          </wp:inline>
-        </w:drawing>
-      </w:r>
-      <w:r>
-        <w:br/>
-      </w:r>
-      <w:r>
-        <w:t>7. Referin</w:t>
-      </w:r>
-      <w:r>
-        <w:t>t</w:t>
-      </w:r>
-      <w:r>
-        <w:t>e bibliografice</w:t>
+        <w:t>- test_boundary_value_analysis.py: 16 teste pentru limitele pachetului, ale prețului și ale istoricului.</w:t>
       </w:r>
     </w:p>
     <w:p>
       <w:pPr>
-        <w:pStyle w:val="ListNumber"/>
-        <w:spacing w:after="40"/>
+        <w:pStyle w:val="Normal"/>
       </w:pPr>
       <w:r>
-        <w:rPr>
-          <w:rFonts w:ascii="Calibri" w:hAnsi="Calibri"/>
-        </w:rPr>
-        <w:t xml:space="preserve">[1] Anthropic, Claude Code Quickstart - </w:t>
+        <w:t>- test_coverage.py: 40 teste orientate pe acoperirea instrucțiunilor, ramurilor și condițiilor.</w:t>
       </w:r>
-      <w:hyperlink r:id="rId8">
-        <w:r>
-          <w:rPr>
-            <w:color w:val="0563C1"/>
-            <w:u w:val="single"/>
-          </w:rPr>
-          <w:t>https://docs.anthropic.com/en/docs/claude-code/quickstart</w:t>
-        </w:r>
-      </w:hyperlink>
     </w:p>
     <w:p>
       <w:pPr>
-        <w:pStyle w:val="ListNumber"/>
-        <w:spacing w:after="40"/>
+        <w:pStyle w:val="Normal"/>
       </w:pPr>
       <w:r>
-        <w:rPr>
-          <w:rFonts w:ascii="Calibri" w:hAnsi="Calibri"/>
-        </w:rPr>
-        <w:t xml:space="preserve">[2] Anthropic, Claude Sonnet 4.6 - </w:t>
+        <w:t>- test_independent_circuits.py: 10 teste pentru drumuri independente și decizii relevante din flux.</w:t>
       </w:r>
-      <w:hyperlink r:id="rId9">
-        <w:r>
-          <w:rPr>
-            <w:color w:val="0563C1"/>
-            <w:u w:val="single"/>
-          </w:rPr>
-          <w:t>https://www.anthropic.com/claude/sonnet</w:t>
-        </w:r>
-      </w:hyperlink>
     </w:p>
     <w:p>
       <w:pPr>
-        <w:pStyle w:val="ListNumber"/>
-        <w:spacing w:after="40"/>
+        <w:pStyle w:val="Normal"/>
       </w:pPr>
       <w:r>
-        <w:rPr>
-          <w:rFonts w:ascii="Calibri" w:hAnsi="Calibri"/>
-        </w:rPr>
-        <w:t xml:space="preserve">[3] pytest documentation - </w:t>
+        <w:t>- test_mutation.py: 11 teste construite pentru a crește puterea suitei față de mutanți.</w:t>
       </w:r>
-      <w:hyperlink r:id="rId10">
-        <w:r>
-          <w:rPr>
-            <w:color w:val="0563C1"/>
-            <w:u w:val="single"/>
-          </w:rPr>
-          <w:t>https://docs.pytest.org/</w:t>
-        </w:r>
-      </w:hyperlink>
     </w:p>
     <w:p>
       <w:pPr>
-        <w:pStyle w:val="ListNumber"/>
-        <w:spacing w:after="40"/>
+        <w:pStyle w:val="Normal"/>
       </w:pPr>
       <w:r>
-        <w:rPr>
-          <w:rFonts w:ascii="Calibri" w:hAnsi="Calibri"/>
-        </w:rPr>
-        <w:t xml:space="preserve">[4] coverage.py documentation - </w:t>
+        <w:t>În total, suita principală conține 99 de teste. Rularea python -m pytest -q produce 99 passed. Pentru fitness_class_booking.py, coverage.py raportează 43 statements, 0 missing statements, 26 branches, 0 partial branches și 100% acoperire.</w:t>
       </w:r>
-      <w:hyperlink r:id="rId11">
-        <w:r>
-          <w:rPr>
-            <w:color w:val="0563C1"/>
-            <w:u w:val="single"/>
-          </w:rPr>
-          <w:t>https://coverage.readthedocs.io/en/</w:t>
-        </w:r>
-      </w:hyperlink>
     </w:p>
     <w:p>
       <w:pPr>
-        <w:pStyle w:val="ListNumber"/>
-        <w:spacing w:after="40"/>
+        <w:pStyle w:val="Normal"/>
       </w:pPr>
       <w:r>
-        <w:rPr>
-          <w:rFonts w:ascii="Calibri" w:hAnsi="Calibri"/>
-        </w:rPr>
-        <w:t xml:space="preserve">[5] mutmut documentation - </w:t>
+        <w:t>Această suită este mai apropiată de cerințele formale ale proiectului: fiecare fișier corespunde unei tehnici predate la laborator sau curs, iar comentariile explică intenția testelor.</w:t>
       </w:r>
-      <w:hyperlink r:id="rId12">
-        <w:r>
-          <w:rPr>
-            <w:color w:val="0563C1"/>
-            <w:u w:val="single"/>
-          </w:rPr>
-          <w:t>https://mutmut.readthedocs.io/en/</w:t>
-        </w:r>
-      </w:hyperlink>
     </w:p>
     <w:p>
       <w:pPr>
-        <w:spacing w:before="160"/>
+        <w:pStyle w:val="Normal"/>
       </w:pPr>
       <w:r>
-        <w:rPr>
-          <w:rFonts w:ascii="Calibri" w:hAnsi="Calibri"/>
-          <w:i/>
-          <w:sz w:val="20"/>
-        </w:rPr>
-        <w:t>Not</w:t>
+        <w:t/>
       </w:r>
+    </w:p>
+    <w:p>
+      <w:pPr>
+        <w:pStyle w:val="Heading1"/>
+      </w:pPr>
       <w:r>
-        <w:rPr>
-          <w:rFonts w:ascii="Calibri" w:hAnsi="Calibri"/>
-          <w:i/>
-          <w:sz w:val="20"/>
-        </w:rPr>
-        <w:t>a</w:t>
+        <w:t>5. Suita generată/asistată de AI</w:t>
       </w:r>
+    </w:p>
+    <w:p>
+      <w:pPr>
+        <w:pStyle w:val="Normal"/>
+      </w:pPr>
       <w:r>
-        <w:rPr>
-          <w:rFonts w:ascii="Calibri" w:hAnsi="Calibri"/>
-          <w:i/>
-          <w:sz w:val="20"/>
-        </w:rPr>
-        <w:t>: mutmut necesi</w:t>
+        <w:t>Suita AI a fost păstrată separat în folderul teste_ai/, pentru a putea fi rulată și analizată independent de suita principală. În forma finală, ea conține 70 de teste și trece integral cu python -m pytest -q teste_ai.</w:t>
       </w:r>
+    </w:p>
+    <w:p>
+      <w:pPr>
+        <w:pStyle w:val="Normal"/>
+      </w:pPr>
       <w:r>
-        <w:rPr>
-          <w:rFonts w:ascii="Calibri" w:hAnsi="Calibri"/>
-          <w:i/>
-          <w:sz w:val="20"/>
-        </w:rPr>
-        <w:t>a</w:t>
+        <w:t>Structura actuală a suitei AI este următoarea:</w:t>
       </w:r>
+    </w:p>
+    <w:p>
+      <w:pPr>
+        <w:pStyle w:val="Normal"/>
+      </w:pPr>
       <w:r>
-        <w:rPr>
-          <w:rFonts w:ascii="Calibri" w:hAnsi="Calibri"/>
-          <w:i/>
-          <w:sz w:val="20"/>
-        </w:rPr>
-        <w:t>? suport pentru fork; pe Windows se ruleaz</w:t>
+        <w:t>- test_ai_generated_booking.py: 13 teste. Folosește dataclass-ul PackageScenario și scenarii de business complete, cu rezultate așteptate sub formă de snapshot.</w:t>
       </w:r>
+    </w:p>
+    <w:p>
+      <w:pPr>
+        <w:pStyle w:val="Normal"/>
+      </w:pPr>
       <w:r>
-        <w:rPr>
-          <w:rFonts w:ascii="Calibri" w:hAnsi="Calibri"/>
-          <w:i/>
-          <w:sz w:val="20"/>
-        </w:rPr>
-        <w:t>a</w:t>
+        <w:t>- test_ai_equivalence_and_validation.py: 21 teste. Verifică clase de echivalență pentru constructor și metodă, inclusiv mesaje publice de eroare.</w:t>
       </w:r>
+    </w:p>
+    <w:p>
+      <w:pPr>
+        <w:pStyle w:val="Normal"/>
+      </w:pPr>
       <w:r>
-        <w:rPr>
-          <w:rFonts w:ascii="Calibri" w:hAnsi="Calibri"/>
-          <w:i/>
-          <w:sz w:val="20"/>
-        </w:rPr>
-        <w:t xml:space="preserve"> </w:t>
+        <w:t>- test_ai_boundary_and_structural.py: 22 teste. Acoperă limitele pachetului, prețul, ramurile de status și rotunjirea costului.</w:t>
       </w:r>
+    </w:p>
+    <w:p>
+      <w:pPr>
+        <w:pStyle w:val="Normal"/>
+      </w:pPr>
       <w:r>
-        <w:rPr>
-          <w:rFonts w:ascii="Calibri" w:hAnsi="Calibri"/>
-          <w:i/>
-          <w:sz w:val="20"/>
-        </w:rPr>
-        <w:t>i</w:t>
+        <w:t>- test_ai_paths_and_mutation_focus.py: 14 teste. Conține teste de proprietăți, teste de ordine, teste pentru validarea etapizată și teste orientate spre mutation testing.</w:t>
       </w:r>
+    </w:p>
+    <w:p>
+      <w:pPr>
+        <w:pStyle w:val="Normal"/>
+      </w:pPr>
       <w:r>
-        <w:rPr>
-          <w:rFonts w:ascii="Calibri" w:hAnsi="Calibri"/>
-          <w:i/>
-          <w:sz w:val="20"/>
-        </w:rPr>
-        <w:t>n mod uzual din WSL, conform documenta</w:t>
+        <w:t>Față de testele proprii, suita AI are un stil mai compact și mai declarativ. Folosește mai mult parametrizarea, helperi locali și verificări parțiale ale dicționarului rezultat. Acest stil face testele ușor de extins, dar uneori mai puțin explicit legate de o tehnică formală anume.</w:t>
       </w:r>
+    </w:p>
+    <w:p>
+      <w:pPr>
+        <w:pStyle w:val="Normal"/>
+      </w:pPr>
       <w:r>
-        <w:rPr>
-          <w:rFonts w:ascii="Calibri" w:hAnsi="Calibri"/>
-          <w:i/>
-          <w:sz w:val="20"/>
-        </w:rPr>
-        <w:t>t</w:t>
+        <w:t/>
       </w:r>
+    </w:p>
+    <w:p>
+      <w:pPr>
+        <w:pStyle w:val="Heading1"/>
+      </w:pPr>
       <w:r>
-        <w:rPr>
-          <w:rFonts w:ascii="Calibri" w:hAnsi="Calibri"/>
-          <w:i/>
-          <w:sz w:val="20"/>
-        </w:rPr>
-        <w:t>iei oficiale [5].</w:t>
+        <w:t>6. Comparație generală între suita proprie și suita AI</w:t>
+      </w:r>
+    </w:p>
+    <w:p>
+      <w:pPr>
+        <w:pStyle w:val="Normal"/>
+      </w:pPr>
+      <w:r>
+        <w:t>Organizare: suita proprie este împărțită după tehnici de testare, în timp ce suita AI este împărțită după tipul de comportament urmărit: scenarii, validări, limite, drumuri și mutații.</w:t>
+      </w:r>
+    </w:p>
+    <w:p>
+      <w:pPr>
+        <w:pStyle w:val="Normal"/>
+      </w:pPr>
+      <w:r>
+        <w:t>Stil: suita proprie este mai didactică și mai ușor de corelat cu cerințele proiectului. Suita AI este mai densă, mai parametrizată și mai apropiată de stilul folosit în proiecte reale unde se urmărește reducerea duplicării.</w:t>
+      </w:r>
+    </w:p>
+    <w:p>
+      <w:pPr>
+        <w:pStyle w:val="Normal"/>
+      </w:pPr>
+      <w:r>
+        <w:t>Acoperire: ambele suite verifică aceleași reguli principale: validarea constructorului, validarea datelor pachetului, consumul ședințelor, statusul final, costul și discountul. Suita proprie demonstrează explicit acoperirea de 100%, iar suita AI confirmă comportamentul printr-o perspectivă independentă.</w:t>
+      </w:r>
+    </w:p>
+    <w:p>
+      <w:pPr>
+        <w:pStyle w:val="Normal"/>
+      </w:pPr>
+      <w:r>
+        <w:t>Valoare adăugată: suita proprie este mai bună pentru prezentarea metodologiei, iar suita AI este utilă pentru generarea de scenarii alternative, pentru identificarea edge case-urilor și pentru teste orientate pe mutații.</w:t>
+      </w:r>
+    </w:p>
+    <w:p>
+      <w:pPr>
+        <w:pStyle w:val="Normal"/>
+      </w:pPr>
+      <w:r>
+        <w:t>Limitare: AI-ul poate propune uneori teste care nu corespund implementării reale sau poate presupune metode inexistente dacă promptul este prea general. De aceea, fiecare propunere trebuie verificată prin rulare și prin citirea codului.</w:t>
+      </w:r>
+    </w:p>
+    <w:p>
+      <w:pPr>
+        <w:pStyle w:val="Normal"/>
+      </w:pPr>
+      <w:r>
+        <w:t/>
+      </w:r>
+    </w:p>
+    <w:p>
+      <w:pPr>
+        <w:pStyle w:val="Heading1"/>
+      </w:pPr>
+      <w:r>
+        <w:t>7. Studiu de caz 1 - bool este subclasă de int în Python</w:t>
+      </w:r>
+    </w:p>
+    <w:p>
+      <w:pPr>
+        <w:pStyle w:val="Normal"/>
+      </w:pPr>
+      <w:r>
+        <w:t>Un caz important identificat în analiza asistată de AI este validarea valorilor bool. În Python, bool este subclasă de int, deci True și False pot trece prin unele verificări numerice dacă nu sunt tratate explicit.</w:t>
+      </w:r>
+    </w:p>
+    <w:p>
+      <w:pPr>
+        <w:pStyle w:val="Normal"/>
+      </w:pPr>
+      <w:r>
+        <w:t>În suita proprie, acest aspect este testat în fișierele de echivalență, boundary și mutation. În suita AI apare în mai multe forme: price_per_session=False, package_sessions=True, package_sessions=False și has_membership=1.</w:t>
+      </w:r>
+    </w:p>
+    <w:p>
+      <w:pPr>
+        <w:pStyle w:val="Normal"/>
+      </w:pPr>
+      <w:r>
+        <w:t>Exemplu relevant din suita AI: test_ai_mutation_bool_values_are_not_silently_treated_as_numbers verifică faptul că bool nu este acceptat ca preț sau ca număr de ședințe, iar int-ul 1 nu este acceptat în locul unui bool strict pentru membership.</w:t>
+      </w:r>
+    </w:p>
+    <w:p>
+      <w:pPr>
+        <w:pStyle w:val="Normal"/>
+      </w:pPr>
+      <w:r>
+        <w:t>Concluzia studiului de caz: AI-ul a fost util deoarece a insistat pe o problemă specifică limbajului Python, nu doar pe valori obișnuite invalide. Acest tip de caz poate fi ratat ușor dacă testarea se face doar după intuiție.</w:t>
+      </w:r>
+    </w:p>
+    <w:p>
+      <w:pPr>
+        <w:pStyle w:val="Normal"/>
+      </w:pPr>
+      <w:r>
+        <w:t/>
+      </w:r>
+    </w:p>
+    <w:p>
+      <w:pPr>
+        <w:pStyle w:val="Heading1"/>
+      </w:pPr>
+      <w:r>
+        <w:t>8. Studiu de caz 2 - compararea stringurilor prin valoare</w:t>
+      </w:r>
+    </w:p>
+    <w:p>
+      <w:pPr>
+        <w:pStyle w:val="Normal"/>
+      </w:pPr>
+      <w:r>
+        <w:t>Un alt caz adăugat în suita AI este test_ai_mutation_status_matching_uses_value_equality_for_dynamic_strings. Testul construiește statusurile prin operații de string, de exemplu prin join, apoi verifică faptul că metoda le tratează la fel ca literalurile attended, no_show și cancelled.</w:t>
+      </w:r>
+    </w:p>
+    <w:p>
+      <w:pPr>
+        <w:pStyle w:val="Normal"/>
+      </w:pPr>
+      <w:r>
+        <w:t>Acest test este util pentru mutation testing. Dacă o mutație ar înlocui comparația corectă == cu o comparație prin identitate is, testul are șanse mai mari să detecteze comportamentul greșit. În Python, două stringuri cu aceeași valoare nu trebuie comparate prin identitate.</w:t>
+      </w:r>
+    </w:p>
+    <w:p>
+      <w:pPr>
+        <w:pStyle w:val="Normal"/>
+      </w:pPr>
+      <w:r>
+        <w:t>Suita proprie verifică deja statusurile valide și invalide, dar acest caz AI este mai subtil: nu verifică doar domeniul valorilor, ci și modul în care sunt comparate valorile.</w:t>
+      </w:r>
+    </w:p>
+    <w:p>
+      <w:pPr>
+        <w:pStyle w:val="Normal"/>
+      </w:pPr>
+      <w:r>
+        <w:t>Concluzia studiului de caz: suita AI adaugă valoare nu printr-o nouă regulă de business, ci printr-o verificare tehnică orientată spre mutanți și spre detalii ale limbajului.</w:t>
+      </w:r>
+    </w:p>
+    <w:p>
+      <w:pPr>
+        <w:pStyle w:val="Normal"/>
+      </w:pPr>
+      <w:r>
+        <w:t/>
+      </w:r>
+    </w:p>
+    <w:p>
+      <w:pPr>
+        <w:pStyle w:val="Heading1"/>
+      </w:pPr>
+      <w:r>
+        <w:t>9. Studiu de caz 3 - cancelled nu consumă ședințe</w:t>
+      </w:r>
+    </w:p>
+    <w:p>
+      <w:pPr>
+        <w:pStyle w:val="Normal"/>
+      </w:pPr>
+      <w:r>
+        <w:t>Regula cancelled este centrală pentru proiect: anulările se numără, dar nu consumă ședințe. Această regulă apare în mai multe teste proprii, dar și în suita AI prin scenarii complete.</w:t>
+      </w:r>
+    </w:p>
+    <w:p>
+      <w:pPr>
+        <w:pStyle w:val="Normal"/>
+      </w:pPr>
+      <w:r>
+        <w:t>În test_ai_generated_booking.py, scenariul cancelled_statuses_are_recorded_but_do_not_consume verifică simultan contoarele attended, no_show și cancelled, numărul de ședințe consumate, numărul de ședințe rămase, costul și statusul active.</w:t>
+      </w:r>
+    </w:p>
+    <w:p>
+      <w:pPr>
+        <w:pStyle w:val="Normal"/>
+      </w:pPr>
+      <w:r>
+        <w:t>În test_ai_paths_and_mutation_focus.py, test_ai_path_inserted_cancellations_do_not_change_consumption_or_price compară un istoric compact cu unul în care sunt inserate anulări. Rezultatul urmărit este că numărul de cancelled crește, dar used_sessions, remaining_sessions și total_cost rămân neschimbate.</w:t>
+      </w:r>
+    </w:p>
+    <w:p>
+      <w:pPr>
+        <w:pStyle w:val="Normal"/>
+      </w:pPr>
+      <w:r>
+        <w:t>Acest test are caracter de proprietate: nu verifică doar un singur input, ci exprimă o relație care trebuie să rămână adevărată pentru comportamentul metodei.</w:t>
+      </w:r>
+    </w:p>
+    <w:p>
+      <w:pPr>
+        <w:pStyle w:val="Normal"/>
+      </w:pPr>
+      <w:r>
+        <w:t/>
+      </w:r>
+    </w:p>
+    <w:p>
+      <w:pPr>
+        <w:pStyle w:val="Heading1"/>
+      </w:pPr>
+      <w:r>
+        <w:t>10. Studiu de caz 4 - limita superioară a pachetului</w:t>
+      </w:r>
+    </w:p>
+    <w:p>
+      <w:pPr>
+        <w:pStyle w:val="Normal"/>
+      </w:pPr>
+      <w:r>
+        <w:t>Un caz completat în suita AI este limita superioară de 20 de ședințe cu membership activ. Testul test_ai_boundary_upper_package_limit_can_finish_cleanly_with_membership_discount verifică un pachet exact la limita maximă, consumat complet prin attended și cu discount aplicat.</w:t>
+      </w:r>
+    </w:p>
+    <w:p>
+      <w:pPr>
+        <w:pStyle w:val="Normal"/>
+      </w:pPr>
+      <w:r>
+        <w:t>Rezultatul așteptat este: attended=20, used_sessions=20, remaining_sessions=0, total_cost=800.0 și status=completed_successfully. Acest caz leagă în același test limita superioară, ramura de membership și decizia de status final.</w:t>
+      </w:r>
+    </w:p>
+    <w:p>
+      <w:pPr>
+        <w:pStyle w:val="Normal"/>
+      </w:pPr>
+      <w:r>
+        <w:t>Suita proprie tratează aceste comportamente separat, ceea ce este bun pentru claritate. Suita AI le combină într-un scenariu integrat, ceea ce este util pentru regresie.</w:t>
+      </w:r>
+    </w:p>
+    <w:p>
+      <w:pPr>
+        <w:pStyle w:val="Normal"/>
+      </w:pPr>
+      <w:r>
+        <w:t/>
+      </w:r>
+    </w:p>
+    <w:p>
+      <w:pPr>
+        <w:pStyle w:val="Heading1"/>
+      </w:pPr>
+      <w:r>
+        <w:t>11. Rezultate finale</w:t>
+      </w:r>
+    </w:p>
+    <w:p>
+      <w:pPr>
+        <w:pStyle w:val="Normal"/>
+      </w:pPr>
+      <w:r>
+        <w:t>Rezultatele actuale ale proiectului sunt următoarele:</w:t>
+      </w:r>
+    </w:p>
+    <w:p>
+      <w:pPr>
+        <w:pStyle w:val="Normal"/>
+      </w:pPr>
+      <w:r>
+        <w:t>- Suita principală: python -m pytest -q -&gt; 99 passed.</w:t>
+      </w:r>
+    </w:p>
+    <w:p>
+      <w:pPr>
+        <w:pStyle w:val="Normal"/>
+      </w:pPr>
+      <w:r>
+        <w:t>- Suita AI: python -m pytest -q teste_ai -&gt; 70 passed.</w:t>
+      </w:r>
+    </w:p>
+    <w:p>
+      <w:pPr>
+        <w:pStyle w:val="Normal"/>
+      </w:pPr>
+      <w:r>
+        <w:t>- Coverage pentru fitness_class_booking.py: 100%, cu 43 statements și 26 branches acoperite integral.</w:t>
+      </w:r>
+    </w:p>
+    <w:p>
+      <w:pPr>
+        <w:pStyle w:val="Normal"/>
+      </w:pPr>
+      <w:r>
+        <w:t>- Mutmut: 95 de mutanți verificați, 80 killed, 15 suspicious, 0 survived, 0 skipped.</w:t>
+      </w:r>
+    </w:p>
+    <w:p>
+      <w:pPr>
+        <w:pStyle w:val="Normal"/>
+      </w:pPr>
+      <w:r>
+        <w:t>- Cosmic Ray: 166 mutanți finalizați, 9 survived, scor aproximativ de omorâre 94.58%.</w:t>
+      </w:r>
+    </w:p>
+    <w:p>
+      <w:pPr>
+        <w:pStyle w:val="Normal"/>
+      </w:pPr>
+      <w:r>
+        <w:t>Pentru mutmut, categoria suspicious nu înseamnă același lucru cu survived. În rezultatul obținut nu există mutanți supraviețuitori în mutmut; cei 15 suspicious indică teste care au durat mai mult decât baseline-ul, dar nu suficient pentru timeout fatal.</w:t>
+      </w:r>
+    </w:p>
+    <w:p>
+      <w:pPr>
+        <w:pStyle w:val="Normal"/>
+      </w:pPr>
+      <w:r>
+        <w:t>Cosmic Ray oferă o perspectivă complementară. Faptul că au rămas 9 mutanți supraviețuitori nu invalidează testele, ci arată că un instrument diferit poate genera mutații diferite și poate evidenția alte zone de analizat.</w:t>
+      </w:r>
+    </w:p>
+    <w:p>
+      <w:pPr>
+        <w:pStyle w:val="Normal"/>
+      </w:pPr>
+      <w:r>
+        <w:t/>
+      </w:r>
+    </w:p>
+    <w:p>
+      <w:pPr>
+        <w:pStyle w:val="Heading1"/>
+      </w:pPr>
+      <w:r>
+        <w:t>12. Interpretarea contribuției AI</w:t>
+      </w:r>
+    </w:p>
+    <w:p>
+      <w:pPr>
+        <w:pStyle w:val="Normal"/>
+      </w:pPr>
+      <w:r>
+        <w:t>AI-ul a contribuit în trei moduri principale. Primul a fost analiza: a ajutat la identificarea cazurilor care lipseau sau erau ușor de trecut cu vederea. Al doilea a fost generarea: a propus o suită separată de teste, cu stil diferit față de suita proprie. Al treilea a fost rafinarea: a ajutat la ajustarea testelor după rezultatele din coverage, mutmut și Cosmic Ray.</w:t>
+      </w:r>
+    </w:p>
+    <w:p>
+      <w:pPr>
+        <w:pStyle w:val="Normal"/>
+      </w:pPr>
+      <w:r>
+        <w:t>Nu toate propunerile AI trebuie acceptate automat. Într-o versiune anterioară a raportului apăreau referințe la metode precum book_spot, cancel_booking și calculate_cost, care nu corespund versiunii finale a proiectului. Acestea au fost eliminate, iar raportul actual descrie doar metoda evaluate_client_package și fișierele existente.</w:t>
+      </w:r>
+    </w:p>
+    <w:p>
+      <w:pPr>
+        <w:pStyle w:val="Normal"/>
+      </w:pPr>
+      <w:r>
+        <w:t>Cea mai importantă concluzie este că AI-ul este util când primește context precis: codul real, numele fișierelor, rezultatele comenzilor și obiectivul testării. Cu prompturi vagi, AI-ul poate inventa structură; cu prompturi concrete, poate accelera verificarea și poate propune cazuri robuste.</w:t>
+      </w:r>
+    </w:p>
+    <w:p>
+      <w:pPr>
+        <w:pStyle w:val="Normal"/>
+      </w:pPr>
+      <w:r>
+        <w:t/>
+      </w:r>
+    </w:p>
+    <w:p>
+      <w:pPr>
+        <w:pStyle w:val="Heading1"/>
+      </w:pPr>
+      <w:r>
+        <w:t>13. Capturi recomandate pentru partea AI</w:t>
+      </w:r>
+    </w:p>
+    <w:p>
+      <w:pPr>
+        <w:pStyle w:val="Normal"/>
+      </w:pPr>
+      <w:r>
+        <w:t>Pentru documentarea părții AI, sunt utile următoarele capturi de ecran:</w:t>
+      </w:r>
+    </w:p>
+    <w:p>
+      <w:pPr>
+        <w:pStyle w:val="Normal"/>
+      </w:pPr>
+      <w:r>
+        <w:t>- Rularea python -m pytest -q teste_ai, în care se vede rezultatul 70 passed.</w:t>
+      </w:r>
+    </w:p>
+    <w:p>
+      <w:pPr>
+        <w:pStyle w:val="Normal"/>
+      </w:pPr>
+      <w:r>
+        <w:t>- O captură cu folderul teste_ai/ deschis, în care se observă cele patru fișiere ale suitei AI.</w:t>
+      </w:r>
+    </w:p>
+    <w:p>
+      <w:pPr>
+        <w:pStyle w:val="Normal"/>
+      </w:pPr>
+      <w:r>
+        <w:t>- Opțional, o captură cu testul test_ai_mutation_status_matching_uses_value_equality_for_dynamic_strings sau cu test_ai_path_inserted_cancellations_do_not_change_consumption_or_price, ca exemplu de test generat/asistat de AI orientat pe mutații.</w:t>
+      </w:r>
+    </w:p>
+    <w:p>
+      <w:pPr>
+        <w:pStyle w:val="Normal"/>
+      </w:pPr>
+      <w:r>
+        <w:t>Capturile pentru suita principală, coverage, mutmut și Cosmic Ray sunt documentate separat în fișierele proiectului.</w:t>
+      </w:r>
+    </w:p>
+    <w:p>
+      <w:pPr>
+        <w:pStyle w:val="Normal"/>
+      </w:pPr>
+      <w:r>
+        <w:t/>
+      </w:r>
+    </w:p>
+    <w:p>
+      <w:pPr>
+        <w:pStyle w:val="Heading1"/>
+      </w:pPr>
+      <w:r>
+        <w:t>14. Concluzie</w:t>
+      </w:r>
+    </w:p>
+    <w:p>
+      <w:pPr>
+        <w:pStyle w:val="Normal"/>
+      </w:pPr>
+      <w:r>
+        <w:t>Suita proprie și suita AI se completează reciproc. Suita proprie demonstrează respectarea tehnicilor cerute la disciplină: equivalence partitioning, boundary value analysis, coverage, circuite independente și mutation testing. Suita AI oferă o perspectivă alternativă, cu teste mai compacte, scenarii agregate și cazuri orientate spre detalii de limbaj sau mutații.</w:t>
+      </w:r>
+    </w:p>
+    <w:p>
+      <w:pPr>
+        <w:pStyle w:val="Normal"/>
+      </w:pPr>
+      <w:r>
+        <w:t>În forma finală, proiectul are o suită principală stabilă de 99 de teste, o suită AI separată de 70 de teste și acoperire 100% pentru clasa testată. Rezultatele obținute prin mutmut și Cosmic Ray susțin faptul că testele nu verifică doar execuția liniilor de cod, ci și robustețea comportamentului în fața schimbărilor introduse artificial.</w:t>
+      </w:r>
+    </w:p>
+    <w:p>
+      <w:pPr>
+        <w:pStyle w:val="Normal"/>
+      </w:pPr>
+      <w:r>
+        <w:t/>
+      </w:r>
+    </w:p>
+    <w:p>
+      <w:pPr>
+        <w:pStyle w:val="Heading1"/>
+      </w:pPr>
+      <w:r>
+        <w:t>15. Referințe</w:t>
+      </w:r>
+    </w:p>
+    <w:p>
+      <w:pPr>
+        <w:pStyle w:val="Normal"/>
+      </w:pPr>
+      <w:r>
+        <w:t>[1] pytest documentation - https://docs.pytest.org/</w:t>
+      </w:r>
+    </w:p>
+    <w:p>
+      <w:pPr>
+        <w:pStyle w:val="Normal"/>
+      </w:pPr>
+      <w:r>
+        <w:t>[2] coverage.py documentation - https://coverage.readthedocs.io/</w:t>
+      </w:r>
+    </w:p>
+    <w:p>
+      <w:pPr>
+        <w:pStyle w:val="Normal"/>
+      </w:pPr>
+      <w:r>
+        <w:t>[3] mutmut documentation - https://mutmut.readthedocs.io/</w:t>
+      </w:r>
+    </w:p>
+    <w:p>
+      <w:pPr>
+        <w:pStyle w:val="Normal"/>
+      </w:pPr>
+      <w:r>
+        <w:t>[4] Cosmic Ray documentation - https://cosmic-ray.readthedocs.io/</w:t>
+      </w:r>
+    </w:p>
+    <w:p>
+      <w:pPr>
+        <w:pStyle w:val="Normal"/>
+      </w:pPr>
+      <w:r>
+        <w:t>[5] Python documentation, Boolean Type - bool - https://docs.python.org/3/library/stdtypes.html#boolean-type-bool</w:t>
       </w:r>
     </w:p>
     <w:sectPr>

--- a/raport_ai.docx
+++ b/raport_ai.docx
@@ -8,10 +8,12 @@
       </w:pPr>
       <w:r>
         <w:rPr>
+          <w:rFonts w:ascii="Calibri" w:hAnsi="Calibri"/>
           <w:b/>
-          <w:sz w:val="32"/>
+          <w:color w:val="2E7D32"/>
+          <w:sz w:val="18"/>
         </w:rPr>
-        <w:t>Raport privind utilizarea AI ?n proiectul TSS</w:t>
+        <w:t>Testarea Sistemelor Software | Tema T1</w:t>
       </w:r>
     </w:p>
     <w:p>
@@ -20,10 +22,12 @@
       </w:pPr>
       <w:r>
         <w:rPr>
-          <w:i/>
-          <w:sz w:val="22"/>
+          <w:rFonts w:ascii="Calibri" w:hAnsi="Calibri"/>
+          <w:b/>
+          <w:color w:val="1B5E20"/>
+          <w:sz w:val="44"/>
         </w:rPr>
-        <w:t>Studiu de caz: identificarea ?i eliminarea unui mutant supravie?uitor pentru valoarea valid? `zumba`</w:t>
+        <w:t>Raport privind utilizarea AI în proiect</w:t>
       </w:r>
     </w:p>
     <w:p>
@@ -31,18 +35,215 @@
         <w:jc w:val="center"/>
       </w:pPr>
       <w:r>
-        <w:t>Proiect: FitnessClassBooking | Data actualiz?rii: 15.05.2026</w:t>
+        <w:rPr>
+          <w:rFonts w:ascii="Calibri" w:hAnsi="Calibri"/>
+          <w:color w:val="5B6470"/>
+          <w:sz w:val="24"/>
+        </w:rPr>
+        <w:t>Studiu de caz: suita AI, comparația cu testele proprii și mutantul pentru `zumba`</w:t>
       </w:r>
     </w:p>
     <w:p>
+      <w:pPr>
+        <w:jc w:val="center"/>
+      </w:pPr>
       <w:r>
         <w:rPr>
-          <w:b/>
+          <w:rFonts w:ascii="Calibri" w:hAnsi="Calibri"/>
+          <w:color w:val="5B6470"/>
+          <w:sz w:val="19"/>
         </w:rPr>
-        <w:t xml:space="preserve">Scopul raportului. </w:t>
+        <w:t>Proiect: FitnessClassBooking | Metodă centrală: evaluate_client_package | Actualizat: 15.05.2026</w:t>
       </w:r>
+    </w:p>
+    <w:tbl>
+      <w:tblPr>
+        <w:tblW w:type="auto" w:w="0"/>
+        <w:jc w:val="center"/>
+        <w:tblLook w:firstColumn="1" w:firstRow="1" w:lastColumn="0" w:lastRow="0" w:noHBand="0" w:noVBand="1" w:val="04A0"/>
+      </w:tblPr>
+      <w:tblGrid>
+        <w:gridCol w:w="2550"/>
+        <w:gridCol w:w="2550"/>
+        <w:gridCol w:w="2550"/>
+        <w:gridCol w:w="2550"/>
+      </w:tblGrid>
+      <w:tr>
+        <w:tc>
+          <w:tcPr>
+            <w:tcW w:type="dxa" w:w="2550"/>
+            <w:shd w:fill="E8F5E9"/>
+            <w:tcBorders>
+              <w:top w:val="single" w:sz="8" w:color="A5D6A7"/>
+              <w:bottom w:val="single" w:sz="8" w:color="A5D6A7"/>
+            </w:tcBorders>
+          </w:tcPr>
+          <w:p>
+            <w:pPr>
+              <w:jc w:val="center"/>
+            </w:pPr>
+            <w:r/>
+            <w:r>
+              <w:rPr>
+                <w:rFonts w:ascii="Calibri" w:hAnsi="Calibri"/>
+                <w:b/>
+                <w:color w:val="1B5E20"/>
+                <w:sz w:val="36"/>
+              </w:rPr>
+              <w:t>100</w:t>
+              <w:br/>
+            </w:r>
+            <w:r>
+              <w:rPr>
+                <w:rFonts w:ascii="Calibri" w:hAnsi="Calibri"/>
+                <w:color w:val="5B6470"/>
+                <w:sz w:val="17"/>
+              </w:rPr>
+              <w:t>teste principale</w:t>
+            </w:r>
+          </w:p>
+        </w:tc>
+        <w:tc>
+          <w:tcPr>
+            <w:tcW w:type="dxa" w:w="2550"/>
+            <w:shd w:fill="E8F5E9"/>
+            <w:tcBorders>
+              <w:top w:val="single" w:sz="8" w:color="A5D6A7"/>
+              <w:bottom w:val="single" w:sz="8" w:color="A5D6A7"/>
+            </w:tcBorders>
+          </w:tcPr>
+          <w:p>
+            <w:pPr>
+              <w:jc w:val="center"/>
+            </w:pPr>
+            <w:r/>
+            <w:r>
+              <w:rPr>
+                <w:rFonts w:ascii="Calibri" w:hAnsi="Calibri"/>
+                <w:b/>
+                <w:color w:val="1B5E20"/>
+                <w:sz w:val="36"/>
+              </w:rPr>
+              <w:t>70</w:t>
+              <w:br/>
+            </w:r>
+            <w:r>
+              <w:rPr>
+                <w:rFonts w:ascii="Calibri" w:hAnsi="Calibri"/>
+                <w:color w:val="5B6470"/>
+                <w:sz w:val="17"/>
+              </w:rPr>
+              <w:t>teste AI</w:t>
+            </w:r>
+          </w:p>
+        </w:tc>
+        <w:tc>
+          <w:tcPr>
+            <w:tcW w:type="dxa" w:w="2550"/>
+            <w:shd w:fill="E8F5E9"/>
+            <w:tcBorders>
+              <w:top w:val="single" w:sz="8" w:color="A5D6A7"/>
+              <w:bottom w:val="single" w:sz="8" w:color="A5D6A7"/>
+            </w:tcBorders>
+          </w:tcPr>
+          <w:p>
+            <w:pPr>
+              <w:jc w:val="center"/>
+            </w:pPr>
+            <w:r/>
+            <w:r>
+              <w:rPr>
+                <w:rFonts w:ascii="Calibri" w:hAnsi="Calibri"/>
+                <w:b/>
+                <w:color w:val="1B5E20"/>
+                <w:sz w:val="36"/>
+              </w:rPr>
+              <w:t>100%</w:t>
+              <w:br/>
+            </w:r>
+            <w:r>
+              <w:rPr>
+                <w:rFonts w:ascii="Calibri" w:hAnsi="Calibri"/>
+                <w:color w:val="5B6470"/>
+                <w:sz w:val="17"/>
+              </w:rPr>
+              <w:t>coverage pe clasă</w:t>
+            </w:r>
+          </w:p>
+        </w:tc>
+        <w:tc>
+          <w:tcPr>
+            <w:tcW w:type="dxa" w:w="2550"/>
+            <w:shd w:fill="E8F5E9"/>
+            <w:tcBorders>
+              <w:top w:val="single" w:sz="8" w:color="A5D6A7"/>
+              <w:bottom w:val="single" w:sz="8" w:color="A5D6A7"/>
+            </w:tcBorders>
+          </w:tcPr>
+          <w:p>
+            <w:pPr>
+              <w:jc w:val="center"/>
+            </w:pPr>
+            <w:r/>
+            <w:r>
+              <w:rPr>
+                <w:rFonts w:ascii="Calibri" w:hAnsi="Calibri"/>
+                <w:b/>
+                <w:color w:val="1B5E20"/>
+                <w:sz w:val="36"/>
+              </w:rPr>
+              <w:t>0</w:t>
+              <w:br/>
+            </w:r>
+            <w:r>
+              <w:rPr>
+                <w:rFonts w:ascii="Calibri" w:hAnsi="Calibri"/>
+                <w:color w:val="5B6470"/>
+                <w:sz w:val="17"/>
+              </w:rPr>
+              <w:t>mutanți survived</w:t>
+            </w:r>
+          </w:p>
+        </w:tc>
+      </w:tr>
+    </w:tbl>
+    <w:p/>
+    <w:p>
+      <w:pPr>
+        <w:pStyle w:val="Heading1"/>
+      </w:pPr>
       <w:r>
-        <w:t>Acest raport documenteaz? un caz concret ?n care un asistent AI/LLM a fost folosit ?n partea de testare, nu doar pentru redactare sau generare de cod. Cazul ales este analiza unui rezultat de mutation testing ?n care un mutant generat de mutmut supravie?uia deoarece suita principal? nu testa explicit valoarea valid? `zumba`.</w:t>
+        <w:t>1. Scopul raportului</w:t>
+      </w:r>
+    </w:p>
+    <w:p>
+      <w:pPr>
+        <w:spacing w:after="100"/>
+      </w:pPr>
+      <w:r>
+        <w:rPr>
+          <w:rFonts w:ascii="Calibri" w:hAnsi="Calibri"/>
+          <w:b w:val="0"/>
+          <w:i w:val="0"/>
+          <w:color w:val="1F2933"/>
+          <w:sz w:val="21"/>
+        </w:rPr>
+        <w:t>Raportul documentează felul în care am folosit un asistent AI în etapa de testare a proiectului, nu doar pentru redactare. Punctul principal este comparația dintre suita proprie de teste și suita separată din `teste_ai/`, generată/asistată cu AI. În plus, raportul reține un caz concret de mutation testing: valoarea validă `zumba`, care inițial nu era testată explicit în suita principală.</w:t>
+      </w:r>
+    </w:p>
+    <w:p>
+      <w:pPr>
+        <w:spacing w:after="100"/>
+      </w:pPr>
+      <w:r>
+        <w:rPr>
+          <w:rFonts w:ascii="Calibri" w:hAnsi="Calibri"/>
+          <w:b w:val="0"/>
+          <w:i w:val="0"/>
+          <w:color w:val="1F2933"/>
+          <w:sz w:val="21"/>
+        </w:rPr>
+        <w:t>Proiectul testat este `FitnessClassBooking`, iar funcționalitatea în jurul căreia este construită documentația este metoda `evaluate_client_package(session_history, package_sessions, has_membership)`. Constructorul contează și el în testare, deoarece validează tipul clasei de fitness, instructorul și prețul pe ședință.</w:t>
       </w:r>
     </w:p>
     <w:p>
@@ -50,35 +251,172 @@
         <w:pStyle w:val="Heading1"/>
       </w:pPr>
       <w:r>
-        <w:t>1. Contextul proiectului</w:t>
-      </w:r>
-    </w:p>
-    <w:p>
-      <w:r>
-        <w:rPr>
-          <w:b/>
-        </w:rPr>
-        <w:t xml:space="preserve">Sistemul testat </w:t>
-      </w:r>
-      <w:r>
-        <w:t>este clasa `FitnessClassBooking`, iar metoda principal? analizat? este `evaluate_client_package(session_history, package_sessions, has_membership)`. Constructorul clasei valideaz? `class_name`, `instructor` ?i `price_per_session`. Pentru `class_name`, valorile acceptate sunt:</w:t>
+        <w:t>2. Context tehnic</w:t>
       </w:r>
     </w:p>
     <w:p>
       <w:pPr>
-        <w:spacing w:after="120"/>
+        <w:spacing w:after="100"/>
       </w:pPr>
       <w:r>
         <w:rPr>
-          <w:rFonts w:ascii="Consolas" w:hAnsi="Consolas" w:eastAsia="Consolas"/>
-          <w:sz w:val="18"/>
+          <w:rFonts w:ascii="Calibri" w:hAnsi="Calibri"/>
+          <w:b w:val="0"/>
+          <w:i w:val="0"/>
+          <w:color w:val="1F2933"/>
+          <w:sz w:val="21"/>
         </w:rPr>
-        <w:t>VALID_CLASSES = {"dance", "pilates", "yoga", "zumba"}</w:t>
+        <w:t>Clasa are o logică intenționat mică, dar suficient de ramificată pentru cerințele T1: validări de tip și domeniu, o buclă peste istoricul ședințelor, ramuri pentru `attended`, `no_show` și `cancelled`, calcul de cost, discount de membership și stabilirea statusului final al pachetului.</w:t>
+      </w:r>
+    </w:p>
+    <w:tbl>
+      <w:tblPr>
+        <w:tblW w:type="auto" w:w="0"/>
+        <w:jc w:val="center"/>
+        <w:tblLook w:firstColumn="1" w:firstRow="1" w:lastColumn="0" w:lastRow="0" w:noHBand="0" w:noVBand="1" w:val="04A0"/>
+      </w:tblPr>
+      <w:tblGrid>
+        <w:gridCol w:w="10200"/>
+      </w:tblGrid>
+      <w:tr>
+        <w:tc>
+          <w:tcPr>
+            <w:tcW w:type="dxa" w:w="10200"/>
+            <w:shd w:fill="F5F7F8"/>
+            <w:tcBorders>
+              <w:top w:val="single" w:sz="6" w:color="A5D6A7"/>
+              <w:left w:val="single" w:sz="6" w:color="A5D6A7"/>
+              <w:bottom w:val="single" w:sz="6" w:color="A5D6A7"/>
+              <w:right w:val="single" w:sz="6" w:color="A5D6A7"/>
+            </w:tcBorders>
+          </w:tcPr>
+          <w:p>
+            <w:r/>
+            <w:r>
+              <w:rPr>
+                <w:rFonts w:ascii="Calibri" w:hAnsi="Calibri"/>
+                <w:b/>
+                <w:color w:val="1B5E20"/>
+                <w:sz w:val="19"/>
+              </w:rPr>
+              <w:t>Fragmente relevante din clasa testată</w:t>
+            </w:r>
+          </w:p>
+          <w:p>
+            <w:r>
+              <w:rPr>
+                <w:rFonts w:ascii="Consolas" w:hAnsi="Consolas"/>
+                <w:color w:val="1F2933"/>
+                <w:sz w:val="17"/>
+              </w:rPr>
+              <w:t>VALID_CLASSES = {"dance", "pilates", "yoga", "zumba"}</w:t>
+            </w:r>
+            <w:r>
+              <w:br/>
+            </w:r>
+            <w:r>
+              <w:rPr>
+                <w:rFonts w:ascii="Consolas" w:hAnsi="Consolas"/>
+                <w:color w:val="1F2933"/>
+                <w:sz w:val="17"/>
+              </w:rPr>
+              <w:t>VALID_SESSION_STATUSES = {"attended", "no_show", "cancelled"}</w:t>
+            </w:r>
+            <w:r>
+              <w:br/>
+            </w:r>
+            <w:r>
+              <w:rPr>
+                <w:rFonts w:ascii="Consolas" w:hAnsi="Consolas"/>
+                <w:color w:val="1F2933"/>
+                <w:sz w:val="17"/>
+              </w:rPr>
+              <w:t>MAX_PACKAGE_SESSIONS = 20</w:t>
+            </w:r>
+            <w:r>
+              <w:br/>
+            </w:r>
+            <w:r>
+              <w:rPr>
+                <w:rFonts w:ascii="Consolas" w:hAnsi="Consolas"/>
+                <w:color w:val="1F2933"/>
+                <w:sz w:val="17"/>
+              </w:rPr>
+              <w:t>MEMBERSHIP_DISCOUNT = 0.20</w:t>
+            </w:r>
+          </w:p>
+        </w:tc>
+      </w:tr>
+    </w:tbl>
+    <w:p/>
+    <w:p>
+      <w:pPr>
+        <w:pStyle w:val="ListBullet"/>
+        <w:spacing w:after="40"/>
+      </w:pPr>
+      <w:r>
+        <w:rPr>
+          <w:rFonts w:ascii="Calibri" w:hAnsi="Calibri"/>
+          <w:color w:val="1F2933"/>
+          <w:sz w:val="20"/>
+        </w:rPr>
+        <w:t>`attended` consumă o ședință și crește contorul de participări.</w:t>
       </w:r>
     </w:p>
     <w:p>
+      <w:pPr>
+        <w:pStyle w:val="ListBullet"/>
+        <w:spacing w:after="40"/>
+      </w:pPr>
       <w:r>
-        <w:t>Suita principal? este organizat? pe tehnici de testare: clase de echivalen??, valori de frontier?, coverage, circuite independente ?i mutation testing. Dup? corectarea cazului analizat ?n acest raport, suita principal? con?ine 100 de teste, iar `test_equivalence_partitioning.py` con?ine 23 de teste.</w:t>
+        <w:rPr>
+          <w:rFonts w:ascii="Calibri" w:hAnsi="Calibri"/>
+          <w:color w:val="1F2933"/>
+          <w:sz w:val="20"/>
+        </w:rPr>
+        <w:t>`no_show` consumă o ședință și influențează statusul final.</w:t>
+      </w:r>
+    </w:p>
+    <w:p>
+      <w:pPr>
+        <w:pStyle w:val="ListBullet"/>
+        <w:spacing w:after="40"/>
+      </w:pPr>
+      <w:r>
+        <w:rPr>
+          <w:rFonts w:ascii="Calibri" w:hAnsi="Calibri"/>
+          <w:color w:val="1F2933"/>
+          <w:sz w:val="20"/>
+        </w:rPr>
+        <w:t>`cancelled` este numărat, dar nu consumă ședință.</w:t>
+      </w:r>
+    </w:p>
+    <w:p>
+      <w:pPr>
+        <w:pStyle w:val="ListBullet"/>
+        <w:spacing w:after="40"/>
+      </w:pPr>
+      <w:r>
+        <w:rPr>
+          <w:rFonts w:ascii="Calibri" w:hAnsi="Calibri"/>
+          <w:color w:val="1F2933"/>
+          <w:sz w:val="20"/>
+        </w:rPr>
+        <w:t>`package_sessions` trebuie să fie `int` în intervalul [1, 20], iar `bool` este respins separat.</w:t>
+      </w:r>
+    </w:p>
+    <w:p>
+      <w:pPr>
+        <w:pStyle w:val="ListBullet"/>
+        <w:spacing w:after="40"/>
+      </w:pPr>
+      <w:r>
+        <w:rPr>
+          <w:rFonts w:ascii="Calibri" w:hAnsi="Calibri"/>
+          <w:color w:val="1F2933"/>
+          <w:sz w:val="20"/>
+        </w:rPr>
+        <w:t>`has_membership` trebuie să fie strict boolean, pentru ca `1` și `0` să nu fie acceptate ca înlocuitori.</w:t>
       </w:r>
     </w:p>
     <w:p>
@@ -86,37 +424,551 @@
         <w:pStyle w:val="Heading1"/>
       </w:pPr>
       <w:r>
-        <w:t>2. Problema observat? la mutation testing</w:t>
-      </w:r>
-    </w:p>
-    <w:p>
-      <w:r>
-        <w:rPr>
-          <w:b/>
-        </w:rPr>
-        <w:t xml:space="preserve">Simptomul ini?ial </w:t>
-      </w:r>
-      <w:r>
-        <w:t>a ap?rut la rularea mutmut. De?i majoritatea mutan?ilor erau omor??i de teste, un mutant r?m?nea ?n categoria `Survived`. Mutantul modifica setul de clase valide astfel:</w:t>
+        <w:t>3. Prompturile folosite</w:t>
       </w:r>
     </w:p>
     <w:p>
       <w:pPr>
-        <w:spacing w:after="120"/>
+        <w:spacing w:after="100"/>
+      </w:pPr>
+      <w:r>
+        <w:t>Capturile primite pentru raport arată trei momente utile: promptul trimis către AI, apariția folderului `teste_ai/` în proiect și răspunsul în care suita generată este descrisă. Am păstrat și transcrierea textului, ca raportul să fie lizibil chiar și fără zoom pe imagini.</w:t>
+      </w:r>
+    </w:p>
+    <w:tbl>
+      <w:tblPr>
+        <w:tblW w:type="auto" w:w="0"/>
+        <w:jc w:val="center"/>
+        <w:tblLook w:firstColumn="1" w:firstRow="1" w:lastColumn="0" w:lastRow="0" w:noHBand="0" w:noVBand="1" w:val="04A0"/>
+      </w:tblPr>
+      <w:tblGrid>
+        <w:gridCol w:w="10200"/>
+      </w:tblGrid>
+      <w:tr>
+        <w:tc>
+          <w:tcPr>
+            <w:tcW w:type="dxa" w:w="10200"/>
+            <w:shd w:fill="F5F7F8"/>
+            <w:tcBorders>
+              <w:top w:val="single" w:sz="6" w:color="A5D6A7"/>
+              <w:left w:val="single" w:sz="6" w:color="A5D6A7"/>
+              <w:bottom w:val="single" w:sz="6" w:color="A5D6A7"/>
+              <w:right w:val="single" w:sz="6" w:color="A5D6A7"/>
+            </w:tcBorders>
+          </w:tcPr>
+          <w:p>
+            <w:r/>
+            <w:r>
+              <w:rPr>
+                <w:rFonts w:ascii="Calibri" w:hAnsi="Calibri"/>
+                <w:b/>
+                <w:color w:val="1B5E20"/>
+                <w:sz w:val="19"/>
+              </w:rPr>
+              <w:t>Prompt reprezentativ - generarea suitei AI</w:t>
+            </w:r>
+          </w:p>
+          <w:p>
+            <w:r>
+              <w:rPr>
+                <w:rFonts w:ascii="Consolas" w:hAnsi="Consolas"/>
+                <w:color w:val="1F2933"/>
+                <w:sz w:val="17"/>
+              </w:rPr>
+              <w:t>Analizează fișierul fitness_class_booking.py, în special clasa FitnessClassBooking și metoda evaluate_client_package(session_history, package_sessions, has_membership).</w:t>
+            </w:r>
+            <w:r>
+              <w:br/>
+            </w:r>
+            <w:r>
+              <w:rPr>
+                <w:rFonts w:ascii="Consolas" w:hAnsi="Consolas"/>
+                <w:color w:val="1F2933"/>
+                <w:sz w:val="17"/>
+              </w:rPr>
+            </w:r>
+            <w:r>
+              <w:br/>
+            </w:r>
+            <w:r>
+              <w:rPr>
+                <w:rFonts w:ascii="Consolas" w:hAnsi="Consolas"/>
+                <w:color w:val="1F2933"/>
+                <w:sz w:val="17"/>
+              </w:rPr>
+              <w:t>Vreau să generezi o suită separată de teste asistate de AI în folderul ai_tests/. Testele trebuie să fie corecte față de implementarea reală, dar să aibă un stil diferit de testele existente din proiect.</w:t>
+            </w:r>
+            <w:r>
+              <w:br/>
+            </w:r>
+            <w:r>
+              <w:rPr>
+                <w:rFonts w:ascii="Consolas" w:hAnsi="Consolas"/>
+                <w:color w:val="1F2933"/>
+                <w:sz w:val="17"/>
+              </w:rPr>
+            </w:r>
+            <w:r>
+              <w:br/>
+            </w:r>
+            <w:r>
+              <w:rPr>
+                <w:rFonts w:ascii="Consolas" w:hAnsi="Consolas"/>
+                <w:color w:val="1F2933"/>
+                <w:sz w:val="17"/>
+              </w:rPr>
+              <w:t>Cerințe:</w:t>
+            </w:r>
+            <w:r>
+              <w:br/>
+            </w:r>
+            <w:r>
+              <w:rPr>
+                <w:rFonts w:ascii="Consolas" w:hAnsi="Consolas"/>
+                <w:color w:val="1F2933"/>
+                <w:sz w:val="17"/>
+              </w:rPr>
+              <w:t>- folosește pytest;</w:t>
+            </w:r>
+            <w:r>
+              <w:br/>
+            </w:r>
+            <w:r>
+              <w:rPr>
+                <w:rFonts w:ascii="Consolas" w:hAnsi="Consolas"/>
+                <w:color w:val="1F2933"/>
+                <w:sz w:val="17"/>
+              </w:rPr>
+              <w:t>- creează folderul ai_tests/ dacă nu există;</w:t>
+            </w:r>
+            <w:r>
+              <w:br/>
+            </w:r>
+            <w:r>
+              <w:rPr>
+                <w:rFonts w:ascii="Consolas" w:hAnsi="Consolas"/>
+                <w:color w:val="1F2933"/>
+                <w:sz w:val="17"/>
+              </w:rPr>
+              <w:t>- generează teste pentru constructor: class_name valid/invalid, instructor valid/invalid, price_per_session valid/invalid;</w:t>
+            </w:r>
+            <w:r>
+              <w:br/>
+            </w:r>
+            <w:r>
+              <w:rPr>
+                <w:rFonts w:ascii="Consolas" w:hAnsi="Consolas"/>
+                <w:color w:val="1F2933"/>
+                <w:sz w:val="17"/>
+              </w:rPr>
+              <w:t>- generează teste pentru evaluate_client_package: istoric gol, attended, no_show, cancelled, istoric mixt, membership discount, pachet complet cu și fără absențe, depășirea pachetului, status invalid;</w:t>
+            </w:r>
+            <w:r>
+              <w:br/>
+            </w:r>
+            <w:r>
+              <w:rPr>
+                <w:rFonts w:ascii="Consolas" w:hAnsi="Consolas"/>
+                <w:color w:val="1F2933"/>
+                <w:sz w:val="17"/>
+              </w:rPr>
+              <w:t>- include cazuri de frontieră pentru package_sessions și price_per_session;</w:t>
+            </w:r>
+            <w:r>
+              <w:br/>
+            </w:r>
+            <w:r>
+              <w:rPr>
+                <w:rFonts w:ascii="Consolas" w:hAnsi="Consolas"/>
+                <w:color w:val="1F2933"/>
+                <w:sz w:val="17"/>
+              </w:rPr>
+              <w:t>- include teste orientate pe mutation testing, de exemplu bool vs int, cancelled nu consumă ședință, no_show consumă ședință, costul se calculează pe întreg pachetul, total_cost este rotunjit la 2 zecimale;</w:t>
+            </w:r>
+            <w:r>
+              <w:br/>
+            </w:r>
+            <w:r>
+              <w:rPr>
+                <w:rFonts w:ascii="Consolas" w:hAnsi="Consolas"/>
+                <w:color w:val="1F2933"/>
+                <w:sz w:val="17"/>
+              </w:rPr>
+              <w:t>- evită să copiezi identic testele existente; folosește parametrizare, helperi sau scenarii compacte;</w:t>
+            </w:r>
+            <w:r>
+              <w:br/>
+            </w:r>
+            <w:r>
+              <w:rPr>
+                <w:rFonts w:ascii="Consolas" w:hAnsi="Consolas"/>
+                <w:color w:val="1F2933"/>
+                <w:sz w:val="17"/>
+              </w:rPr>
+              <w:t>- după generare, rulează testele și spune-mi rezultatul;</w:t>
+            </w:r>
+            <w:r>
+              <w:br/>
+            </w:r>
+            <w:r>
+              <w:rPr>
+                <w:rFonts w:ascii="Consolas" w:hAnsi="Consolas"/>
+                <w:color w:val="1F2933"/>
+                <w:sz w:val="17"/>
+              </w:rPr>
+              <w:t>- explică pe scurt ce acoperă fiecare fișier generat și cum diferă suita AI de suita principală.</w:t>
+            </w:r>
+          </w:p>
+        </w:tc>
+      </w:tr>
+    </w:tbl>
+    <w:p/>
+    <w:tbl>
+      <w:tblPr>
+        <w:tblW w:type="auto" w:w="0"/>
+        <w:jc w:val="center"/>
+        <w:tblLook w:firstColumn="1" w:firstRow="1" w:lastColumn="0" w:lastRow="0" w:noHBand="0" w:noVBand="1" w:val="04A0"/>
+      </w:tblPr>
+      <w:tblGrid>
+        <w:gridCol w:w="10200"/>
+      </w:tblGrid>
+      <w:tr>
+        <w:tc>
+          <w:tcPr>
+            <w:tcW w:type="dxa" w:w="10200"/>
+            <w:shd w:fill="F5F7F8"/>
+            <w:tcBorders>
+              <w:top w:val="single" w:sz="6" w:color="A5D6A7"/>
+              <w:left w:val="single" w:sz="6" w:color="A5D6A7"/>
+              <w:bottom w:val="single" w:sz="6" w:color="A5D6A7"/>
+              <w:right w:val="single" w:sz="6" w:color="A5D6A7"/>
+            </w:tcBorders>
+          </w:tcPr>
+          <w:p>
+            <w:r/>
+            <w:r>
+              <w:rPr>
+                <w:rFonts w:ascii="Calibri" w:hAnsi="Calibri"/>
+                <w:b/>
+                <w:color w:val="1B5E20"/>
+                <w:sz w:val="19"/>
+              </w:rPr>
+              <w:t>Rezumatul răspunsului AI</w:t>
+            </w:r>
+          </w:p>
+          <w:p>
+            <w:r>
+              <w:rPr>
+                <w:rFonts w:ascii="Consolas" w:hAnsi="Consolas"/>
+                <w:color w:val="1F2933"/>
+                <w:sz w:val="17"/>
+              </w:rPr>
+              <w:t>Răspunsul AI a propus o suită separată, păstrată în folderul `teste_ai/`, cu patru fișiere:</w:t>
+            </w:r>
+            <w:r>
+              <w:br/>
+            </w:r>
+            <w:r>
+              <w:rPr>
+                <w:rFonts w:ascii="Consolas" w:hAnsi="Consolas"/>
+                <w:color w:val="1F2933"/>
+                <w:sz w:val="17"/>
+              </w:rPr>
+            </w:r>
+            <w:r>
+              <w:br/>
+            </w:r>
+            <w:r>
+              <w:rPr>
+                <w:rFonts w:ascii="Consolas" w:hAnsi="Consolas"/>
+                <w:color w:val="1F2933"/>
+                <w:sz w:val="17"/>
+              </w:rPr>
+              <w:t>- teste_ai/test_ai_generated_booking.py</w:t>
+            </w:r>
+            <w:r>
+              <w:br/>
+            </w:r>
+            <w:r>
+              <w:rPr>
+                <w:rFonts w:ascii="Consolas" w:hAnsi="Consolas"/>
+                <w:color w:val="1F2933"/>
+                <w:sz w:val="17"/>
+              </w:rPr>
+              <w:t>- teste_ai/test_ai_equivalence_and_validation.py</w:t>
+            </w:r>
+            <w:r>
+              <w:br/>
+            </w:r>
+            <w:r>
+              <w:rPr>
+                <w:rFonts w:ascii="Consolas" w:hAnsi="Consolas"/>
+                <w:color w:val="1F2933"/>
+                <w:sz w:val="17"/>
+              </w:rPr>
+              <w:t>- teste_ai/test_ai_boundary_and_structural.py</w:t>
+            </w:r>
+            <w:r>
+              <w:br/>
+            </w:r>
+            <w:r>
+              <w:rPr>
+                <w:rFonts w:ascii="Consolas" w:hAnsi="Consolas"/>
+                <w:color w:val="1F2933"/>
+                <w:sz w:val="17"/>
+              </w:rPr>
+              <w:t>- teste_ai/test_ai_paths_and_mutation_focus.py</w:t>
+            </w:r>
+            <w:r>
+              <w:br/>
+            </w:r>
+            <w:r>
+              <w:rPr>
+                <w:rFonts w:ascii="Consolas" w:hAnsi="Consolas"/>
+                <w:color w:val="1F2933"/>
+                <w:sz w:val="17"/>
+              </w:rPr>
+            </w:r>
+            <w:r>
+              <w:br/>
+            </w:r>
+            <w:r>
+              <w:rPr>
+                <w:rFonts w:ascii="Consolas" w:hAnsi="Consolas"/>
+                <w:color w:val="1F2933"/>
+                <w:sz w:val="17"/>
+              </w:rPr>
+              <w:t>AI-ul a descris pe scurt rolul fiecărui fișier și a raportat rularea separată:</w:t>
+            </w:r>
+            <w:r>
+              <w:br/>
+            </w:r>
+            <w:r>
+              <w:rPr>
+                <w:rFonts w:ascii="Consolas" w:hAnsi="Consolas"/>
+                <w:color w:val="1F2933"/>
+                <w:sz w:val="17"/>
+              </w:rPr>
+              <w:t>python -m pytest -q teste_ai -p no:asyncio</w:t>
+            </w:r>
+            <w:r>
+              <w:br/>
+            </w:r>
+            <w:r>
+              <w:rPr>
+                <w:rFonts w:ascii="Consolas" w:hAnsi="Consolas"/>
+                <w:color w:val="1F2933"/>
+                <w:sz w:val="17"/>
+              </w:rPr>
+            </w:r>
+            <w:r>
+              <w:br/>
+            </w:r>
+            <w:r>
+              <w:rPr>
+                <w:rFonts w:ascii="Consolas" w:hAnsi="Consolas"/>
+                <w:color w:val="1F2933"/>
+                <w:sz w:val="17"/>
+              </w:rPr>
+              <w:t>Rezultat: 70 passed</w:t>
+            </w:r>
+          </w:p>
+        </w:tc>
+      </w:tr>
+    </w:tbl>
+    <w:p/>
+    <w:tbl>
+      <w:tblPr>
+        <w:tblW w:type="auto" w:w="0"/>
+        <w:jc w:val="center"/>
+        <w:tblLook w:firstColumn="1" w:firstRow="1" w:lastColumn="0" w:lastRow="0" w:noHBand="0" w:noVBand="1" w:val="04A0"/>
+      </w:tblPr>
+      <w:tblGrid>
+        <w:gridCol w:w="10200"/>
+      </w:tblGrid>
+      <w:tr>
+        <w:tc>
+          <w:tcPr>
+            <w:tcW w:type="dxa" w:w="10200"/>
+            <w:shd w:fill="E8F5E9"/>
+            <w:tcBorders>
+              <w:top w:val="single" w:sz="6" w:color="A5D6A7"/>
+              <w:left w:val="single" w:sz="6" w:color="A5D6A7"/>
+              <w:bottom w:val="single" w:sz="6" w:color="A5D6A7"/>
+              <w:right w:val="single" w:sz="6" w:color="A5D6A7"/>
+            </w:tcBorders>
+          </w:tcPr>
+          <w:p>
+            <w:r>
+              <w:t>Capturi incluse în raport</w:t>
+            </w:r>
+          </w:p>
+          <w:p>
+            <w:r>
+              <w:t>Capturile salvate în `screenshots/ss AI/` sunt integrate mai jos. Prima arată promptul, a doua confirmă folderul `teste_ai/` din proiect, iar a treia arată răspunsul AI și rezultatul de rulare `70 passed`. Transcrierea rămâne în raport pentru claritate.</w:t>
+            </w:r>
+          </w:p>
+        </w:tc>
+      </w:tr>
+    </w:tbl>
+    <w:p/>
+    <w:p>
+      <w:pPr>
+        <w:jc w:val="center"/>
+      </w:pPr>
+      <w:r>
+        <w:drawing>
+          <wp:inline xmlns:a="http://schemas.openxmlformats.org/drawingml/2006/main" xmlns:pic="http://schemas.openxmlformats.org/drawingml/2006/picture">
+            <wp:extent cx="2808000" cy="5151519"/>
+            <wp:docPr id="2" name="Picture 2"/>
+            <wp:cNvGraphicFramePr>
+              <a:graphicFrameLocks noChangeAspect="1"/>
+            </wp:cNvGraphicFramePr>
+            <a:graphic>
+              <a:graphicData uri="http://schemas.openxmlformats.org/drawingml/2006/picture">
+                <pic:pic>
+                  <pic:nvPicPr>
+                    <pic:cNvPr id="0" name="Screenshot 2026-05-15 164641.png"/>
+                    <pic:cNvPicPr/>
+                  </pic:nvPicPr>
+                  <pic:blipFill>
+                    <a:blip r:embed="rId11"/>
+                    <a:stretch>
+                      <a:fillRect/>
+                    </a:stretch>
+                  </pic:blipFill>
+                  <pic:spPr>
+                    <a:xfrm>
+                      <a:off x="0" y="0"/>
+                      <a:ext cx="2808000" cy="5151519"/>
+                    </a:xfrm>
+                    <a:prstGeom prst="rect"/>
+                  </pic:spPr>
+                </pic:pic>
+              </a:graphicData>
+            </a:graphic>
+          </wp:inline>
+        </w:drawing>
+      </w:r>
+    </w:p>
+    <w:p>
+      <w:pPr>
+        <w:jc w:val="center"/>
       </w:pPr>
       <w:r>
         <w:rPr>
-          <w:rFonts w:ascii="Consolas" w:hAnsi="Consolas" w:eastAsia="Consolas"/>
-          <w:sz w:val="18"/>
+          <w:rFonts w:ascii="Calibri" w:hAnsi="Calibri"/>
+          <w:i/>
+          <w:color w:val="5B6470"/>
+          <w:sz w:val="17"/>
         </w:rPr>
-        <w:t>- VALID_CLASSES = {"dance", "pilates", "yoga", "zumba"}</w:t>
-        <w:br/>
-        <w:t>+ VALID_CLASSES = {"dance", "pilates", "yoga", "XXzumbaXX"}</w:t>
+        <w:t>Captură AI 1: promptul folosit pentru generarea suitei separate de teste.</w:t>
       </w:r>
     </w:p>
     <w:p>
+      <w:pPr>
+        <w:jc w:val="center"/>
+      </w:pPr>
       <w:r>
-        <w:t>Interpretarea este c? aplica?ia mutat? nu mai accepta `zumba`, dar testele existente nu observau acest lucru. Prin urmare, comportamentul gre?it trecea nedetectat.</w:t>
+        <w:drawing>
+          <wp:inline xmlns:a="http://schemas.openxmlformats.org/drawingml/2006/main" xmlns:pic="http://schemas.openxmlformats.org/drawingml/2006/picture">
+            <wp:extent cx="2592000" cy="1503756"/>
+            <wp:docPr id="3" name="Picture 3"/>
+            <wp:cNvGraphicFramePr>
+              <a:graphicFrameLocks noChangeAspect="1"/>
+            </wp:cNvGraphicFramePr>
+            <a:graphic>
+              <a:graphicData uri="http://schemas.openxmlformats.org/drawingml/2006/picture">
+                <pic:pic>
+                  <pic:nvPicPr>
+                    <pic:cNvPr id="0" name="Screenshot 2026-05-15 164855.png"/>
+                    <pic:cNvPicPr/>
+                  </pic:nvPicPr>
+                  <pic:blipFill>
+                    <a:blip r:embed="rId12"/>
+                    <a:stretch>
+                      <a:fillRect/>
+                    </a:stretch>
+                  </pic:blipFill>
+                  <pic:spPr>
+                    <a:xfrm>
+                      <a:off x="0" y="0"/>
+                      <a:ext cx="2592000" cy="1503756"/>
+                    </a:xfrm>
+                    <a:prstGeom prst="rect"/>
+                  </pic:spPr>
+                </pic:pic>
+              </a:graphicData>
+            </a:graphic>
+          </wp:inline>
+        </w:drawing>
+      </w:r>
+    </w:p>
+    <w:p>
+      <w:pPr>
+        <w:jc w:val="center"/>
+      </w:pPr>
+      <w:r>
+        <w:rPr>
+          <w:rFonts w:ascii="Calibri" w:hAnsi="Calibri"/>
+          <w:i/>
+          <w:color w:val="5B6470"/>
+          <w:sz w:val="17"/>
+        </w:rPr>
+        <w:t>Captură AI 2: folderul `teste_ai/` rezultat în proiect, separat de suita principală.</w:t>
+      </w:r>
+    </w:p>
+    <w:p>
+      <w:pPr>
+        <w:jc w:val="center"/>
+      </w:pPr>
+      <w:r>
+        <w:drawing>
+          <wp:inline xmlns:a="http://schemas.openxmlformats.org/drawingml/2006/main" xmlns:pic="http://schemas.openxmlformats.org/drawingml/2006/picture">
+            <wp:extent cx="2988000" cy="6159877"/>
+            <wp:docPr id="4" name="Picture 4"/>
+            <wp:cNvGraphicFramePr>
+              <a:graphicFrameLocks noChangeAspect="1"/>
+            </wp:cNvGraphicFramePr>
+            <a:graphic>
+              <a:graphicData uri="http://schemas.openxmlformats.org/drawingml/2006/picture">
+                <pic:pic>
+                  <pic:nvPicPr>
+                    <pic:cNvPr id="0" name="Screenshot 2026-05-15 165106.png"/>
+                    <pic:cNvPicPr/>
+                  </pic:nvPicPr>
+                  <pic:blipFill>
+                    <a:blip r:embed="rId13"/>
+                    <a:stretch>
+                      <a:fillRect/>
+                    </a:stretch>
+                  </pic:blipFill>
+                  <pic:spPr>
+                    <a:xfrm>
+                      <a:off x="0" y="0"/>
+                      <a:ext cx="2988000" cy="6159877"/>
+                    </a:xfrm>
+                    <a:prstGeom prst="rect"/>
+                  </pic:spPr>
+                </pic:pic>
+              </a:graphicData>
+            </a:graphic>
+          </wp:inline>
+        </w:drawing>
+      </w:r>
+    </w:p>
+    <w:p>
+      <w:pPr>
+        <w:jc w:val="center"/>
+      </w:pPr>
+      <w:r>
+        <w:rPr>
+          <w:rFonts w:ascii="Calibri" w:hAnsi="Calibri"/>
+          <w:i/>
+          <w:color w:val="5B6470"/>
+          <w:sz w:val="17"/>
+        </w:rPr>
+        <w:t>Captură AI 3: răspunsul AI cu fișierele generate și rezultatul rulării (`70 passed`).</w:t>
       </w:r>
     </w:p>
     <w:p>
@@ -124,186 +976,22 @@
         <w:pStyle w:val="Heading1"/>
       </w:pPr>
       <w:r>
-        <w:t>3. Analiza root cause asistat? de AI</w:t>
-      </w:r>
-    </w:p>
-    <w:p>
-      <w:r>
-        <w:rPr>
-          <w:b/>
-        </w:rPr>
-        <w:t xml:space="preserve">Rolul AI-ului </w:t>
-      </w:r>
-      <w:r>
-        <w:t>a fost s? explice de ce mutantul supravie?uie?te ?i s? separe problema real? de interpret?rile gre?ite. Ini?ial exista tenta?ia de a considera c? un singur reprezentant valid pentru `class_name` este suficient, deoarece ?n partitionarea ?n clase de echivalen?? valorile `dance`, `pilates`, `yoga` ?i `zumba` pot fi grupate ?n aceea?i clas? valid?. AI-ul a eviden?iat ?ns? o nuan?? important?: pentru valori enumerate/literali accepta?i explicit, mutation testing poate modifica un singur literal, iar un test pe alt literal nu detecteaz? eroarea.</w:t>
+        <w:t>4. Suita de teste asistată de AI</w:t>
       </w:r>
     </w:p>
     <w:p>
       <w:pPr>
-        <w:pStyle w:val="ListBullet"/>
-      </w:pPr>
-      <w:r>
-        <w:t>`dance` era deja acoperit ?n `test_equivalence_partitioning.py`, printr-un test valid de constructor.</w:t>
-      </w:r>
-    </w:p>
-    <w:p>
-      <w:pPr>
-        <w:pStyle w:val="ListBullet"/>
-      </w:pPr>
-      <w:r>
-        <w:t>`pilates` era deja acoperit ?n `test_coverage.py`, printr-un test valid de constructor.</w:t>
-      </w:r>
-    </w:p>
-    <w:p>
-      <w:pPr>
-        <w:pStyle w:val="ListBullet"/>
-      </w:pPr>
-      <w:r>
-        <w:t>`yoga` era folosit ca valoare implicit? ?n helperul `make_booking()` din mai multe fi?iere.</w:t>
-      </w:r>
-    </w:p>
-    <w:p>
-      <w:pPr>
-        <w:pStyle w:val="ListBullet"/>
-      </w:pPr>
-      <w:r>
-        <w:t>`boxing` acoperea o clas? invalid?, dar nu dovedea c? `zumba` este acceptat?.</w:t>
-      </w:r>
-    </w:p>
-    <w:p>
-      <w:pPr>
-        <w:pStyle w:val="ListBullet"/>
-      </w:pPr>
-      <w:r>
-        <w:t>`zumba` ap?rea ?n suita AI separat?, dar nu ?n runner-ul mutmut folosit pentru suita principal?.</w:t>
-      </w:r>
-    </w:p>
-    <w:p>
-      <w:r>
-        <w:rPr>
-          <w:b/>
-        </w:rPr>
-        <w:t xml:space="preserve">Concluzia root cause: </w:t>
-      </w:r>
-      <w:r>
-        <w:t>mutantul supravie?uia deoarece suita principal? nu con?inea niciun test care s? construiasc? un obiect `FitnessClassBooking` cu `class_name="zumba"` ?i s? confirme c? valoarea este valid?.</w:t>
-      </w:r>
-    </w:p>
-    <w:p>
-      <w:pPr>
-        <w:pStyle w:val="Heading1"/>
-      </w:pPr>
-      <w:r>
-        <w:t>4. Prompturi reprezentative</w:t>
-      </w:r>
-    </w:p>
-    <w:p>
-      <w:r>
-        <w:t>Prompturile de mai jos sunt reformul?ri sintetice ale discu?iei. Ele descriu tipul de ?ntreb?ri adresate AI-ului, nu un transcript complet.</w:t>
-      </w:r>
-    </w:p>
-    <w:p>
-      <w:pPr>
-        <w:pStyle w:val="ListBullet"/>
-      </w:pPr>
-      <w:r>
-        <w:t>?Explic? de ce mutmut raporteaz? un mutant supravie?uitor care schimb? `zumba` ?n `XXzumbaXX`.?</w:t>
-      </w:r>
-    </w:p>
-    <w:p>
-      <w:pPr>
-        <w:pStyle w:val="ListBullet"/>
-      </w:pPr>
-      <w:r>
-        <w:t>?Avem deja teste pentru clase de echivalen??; este normal s? nu test?m fiecare valoare valid???</w:t>
-      </w:r>
-    </w:p>
-    <w:p>
-      <w:pPr>
-        <w:pStyle w:val="ListBullet"/>
-      </w:pPr>
-      <w:r>
-        <w:t>?De ce nu apare aceea?i problem? pentru `pilates`, dar apare pentru `zumba`??</w:t>
-      </w:r>
-    </w:p>
-    <w:p>
-      <w:pPr>
-        <w:pStyle w:val="ListBullet"/>
-      </w:pPr>
-      <w:r>
-        <w:t>?Ce modificare minim? trebuie f?cut? ca mutantul s? fie omor?t f?r? s? schimb?m logica aplica?iei??</w:t>
-      </w:r>
-    </w:p>
-    <w:p>
-      <w:pPr>
-        <w:pStyle w:val="ListBullet"/>
-      </w:pPr>
-      <w:r>
-        <w:t>?Ce trebuie actualizat ?n documenta?ie dup? ad?ugarea testului??</w:t>
-      </w:r>
-    </w:p>
-    <w:p>
-      <w:pPr>
-        <w:pStyle w:val="Heading1"/>
-      </w:pPr>
-      <w:r>
-        <w:t>5. ?mbun?t??irea f?cut? ?n suita de teste</w:t>
-      </w:r>
-    </w:p>
-    <w:p>
-      <w:r>
-        <w:rPr>
-          <w:b/>
-        </w:rPr>
-        <w:t xml:space="preserve">Modificarea final? </w:t>
-      </w:r>
-      <w:r>
-        <w:t>a fost ad?ugarea unui test explicit ?n `test_equivalence_partitioning.py`, l?ng? celelalte teste de constructor. Testul verific? faptul c? `zumba` este acceptat? ca valoare valid? ?i c? obiectul este ini?ializat corect.</w:t>
-      </w:r>
-    </w:p>
-    <w:p>
-      <w:pPr>
-        <w:spacing w:after="120"/>
+        <w:spacing w:after="100"/>
       </w:pPr>
       <w:r>
         <w:rPr>
-          <w:rFonts w:ascii="Consolas" w:hAnsi="Consolas" w:eastAsia="Consolas"/>
-          <w:sz w:val="18"/>
+          <w:rFonts w:ascii="Calibri" w:hAnsi="Calibri"/>
+          <w:b w:val="0"/>
+          <w:i w:val="0"/>
+          <w:color w:val="1F2933"/>
+          <w:sz w:val="21"/>
         </w:rPr>
-        <w:t>def test_ep_valid_zumba_constructor_data_creates_booking(self) -&gt; None:</w:t>
-        <w:br/>
-        <w:t xml:space="preserve">    booking = FitnessClassBooking("zumba", "Ana Pop", 50.0)</w:t>
-        <w:br/>
-        <w:br/>
-        <w:t xml:space="preserve">    self.assertEqual(booking.class_name, "zumba")</w:t>
-        <w:br/>
-        <w:t xml:space="preserve">    self.assertEqual(booking.instructor, "Ana Pop")</w:t>
-        <w:br/>
-        <w:t xml:space="preserve">    self.assertEqual(booking.price_per_session, 50.0)</w:t>
-      </w:r>
-    </w:p>
-    <w:p>
-      <w:r>
-        <w:t>Aceast? modificare nu schimb? codul de produc?ie ?i nu modific? diagramele CFG sau cause-effect graph, deoarece testul prive?te validarea constructorului, nu fluxul metodei `evaluate_client_package`.</w:t>
-      </w:r>
-    </w:p>
-    <w:p>
-      <w:pPr>
-        <w:pStyle w:val="Heading1"/>
-      </w:pPr>
-      <w:r>
-        <w:t>6. Validarea rezultatului</w:t>
-      </w:r>
-    </w:p>
-    <w:p>
-      <w:r>
-        <w:rPr>
-          <w:b/>
-        </w:rPr>
-        <w:t xml:space="preserve">Validarea nu s-a bazat pe r?spunsul AI-ului. </w:t>
-      </w:r>
-      <w:r>
-        <w:t>Dup? ad?ugarea testului, suita a fost rulat? local, iar mutation testing a fost reluat. Rezultatele relevante sunt:</w:t>
+        <w:t>Suita AI a fost păstrată separat de suita principală, în folderul `teste_ai/`. Separarea este importantă: testele principale rămân organizate exact pe tehnicile cerute la curs, iar testele AI pot fi analizate ca o perspectivă independentă asupra aceleiași clase.</w:t>
       </w:r>
     </w:p>
     <w:tbl>
@@ -314,20 +1002,2122 @@
         <w:tblLook w:firstColumn="1" w:firstRow="1" w:lastColumn="0" w:lastRow="0" w:noHBand="0" w:noVBand="1" w:val="04A0"/>
       </w:tblPr>
       <w:tblGrid>
-        <w:gridCol w:w="4320"/>
-        <w:gridCol w:w="4320"/>
+        <w:gridCol w:w="3400"/>
+        <w:gridCol w:w="3400"/>
+        <w:gridCol w:w="3400"/>
       </w:tblGrid>
       <w:tr>
         <w:tc>
           <w:tcPr>
-            <w:tcW w:type="dxa" w:w="4320"/>
+            <w:tcW w:type="dxa" w:w="2835"/>
+            <w:shd w:fill="2E7D32"/>
             <w:vAlign w:val="center"/>
-            <w:shd w:fill="D9EAF7"/>
           </w:tcPr>
+          <w:p>
+            <w:pPr>
+              <w:jc w:val="left"/>
+            </w:pPr>
+            <w:r/>
+            <w:r>
+              <w:rPr>
+                <w:rFonts w:ascii="Calibri" w:hAnsi="Calibri"/>
+                <w:b/>
+                <w:color w:val="FFFFFF"/>
+                <w:sz w:val="18"/>
+              </w:rPr>
+              <w:t>Fișier AI</w:t>
+            </w:r>
+          </w:p>
+        </w:tc>
+        <w:tc>
+          <w:tcPr>
+            <w:tcW w:type="dxa" w:w="1134"/>
+            <w:shd w:fill="2E7D32"/>
+            <w:vAlign w:val="center"/>
+          </w:tcPr>
+          <w:p>
+            <w:pPr>
+              <w:jc w:val="left"/>
+            </w:pPr>
+            <w:r/>
+            <w:r>
+              <w:rPr>
+                <w:rFonts w:ascii="Calibri" w:hAnsi="Calibri"/>
+                <w:b/>
+                <w:color w:val="FFFFFF"/>
+                <w:sz w:val="18"/>
+              </w:rPr>
+              <w:t>Nr. teste</w:t>
+            </w:r>
+          </w:p>
+        </w:tc>
+        <w:tc>
+          <w:tcPr>
+            <w:tcW w:type="dxa" w:w="5102"/>
+            <w:shd w:fill="2E7D32"/>
+            <w:vAlign w:val="center"/>
+          </w:tcPr>
+          <w:p>
+            <w:pPr>
+              <w:jc w:val="left"/>
+            </w:pPr>
+            <w:r/>
+            <w:r>
+              <w:rPr>
+                <w:rFonts w:ascii="Calibri" w:hAnsi="Calibri"/>
+                <w:b/>
+                <w:color w:val="FFFFFF"/>
+                <w:sz w:val="18"/>
+              </w:rPr>
+              <w:t>Rol în raport</w:t>
+            </w:r>
+          </w:p>
+        </w:tc>
+      </w:tr>
+      <w:tr>
+        <w:tc>
+          <w:tcPr>
+            <w:tcW w:type="dxa" w:w="2835"/>
+            <w:shd w:fill="FFFFFF"/>
+            <w:vAlign w:val="center"/>
+          </w:tcPr>
+          <w:p>
+            <w:pPr>
+              <w:jc w:val="left"/>
+            </w:pPr>
+            <w:r/>
+            <w:r>
+              <w:rPr>
+                <w:rFonts w:ascii="Calibri" w:hAnsi="Calibri"/>
+                <w:b w:val="0"/>
+                <w:color w:val="1F2933"/>
+                <w:sz w:val="17"/>
+              </w:rPr>
+              <w:t>test_ai_generated_booking.py</w:t>
+            </w:r>
+          </w:p>
+        </w:tc>
+        <w:tc>
+          <w:tcPr>
+            <w:tcW w:type="dxa" w:w="1134"/>
+            <w:shd w:fill="FFFFFF"/>
+            <w:vAlign w:val="center"/>
+          </w:tcPr>
+          <w:p>
+            <w:pPr>
+              <w:jc w:val="left"/>
+            </w:pPr>
+            <w:r/>
+            <w:r>
+              <w:rPr>
+                <w:rFonts w:ascii="Calibri" w:hAnsi="Calibri"/>
+                <w:b w:val="0"/>
+                <w:color w:val="1F2933"/>
+                <w:sz w:val="17"/>
+              </w:rPr>
+              <w:t>13</w:t>
+            </w:r>
+          </w:p>
+        </w:tc>
+        <w:tc>
+          <w:tcPr>
+            <w:tcW w:type="dxa" w:w="5102"/>
+            <w:shd w:fill="FFFFFF"/>
+            <w:vAlign w:val="center"/>
+          </w:tcPr>
+          <w:p>
+            <w:pPr>
+              <w:jc w:val="left"/>
+            </w:pPr>
+            <w:r/>
+            <w:r>
+              <w:rPr>
+                <w:rFonts w:ascii="Calibri" w:hAnsi="Calibri"/>
+                <w:b w:val="0"/>
+                <w:color w:val="1F2933"/>
+                <w:sz w:val="17"/>
+              </w:rPr>
+              <w:t>Scenarii business complete, folosind `dataclass` pentru cazuri de pachet.</w:t>
+            </w:r>
+          </w:p>
+        </w:tc>
+      </w:tr>
+      <w:tr>
+        <w:tc>
+          <w:tcPr>
+            <w:tcW w:type="dxa" w:w="2835"/>
+            <w:shd w:fill="F1F8F4"/>
+            <w:vAlign w:val="center"/>
+          </w:tcPr>
+          <w:p>
+            <w:pPr>
+              <w:jc w:val="left"/>
+            </w:pPr>
+            <w:r/>
+            <w:r>
+              <w:rPr>
+                <w:rFonts w:ascii="Calibri" w:hAnsi="Calibri"/>
+                <w:b w:val="0"/>
+                <w:color w:val="1F2933"/>
+                <w:sz w:val="17"/>
+              </w:rPr>
+              <w:t>test_ai_equivalence_and_validation.py</w:t>
+            </w:r>
+          </w:p>
+        </w:tc>
+        <w:tc>
+          <w:tcPr>
+            <w:tcW w:type="dxa" w:w="1134"/>
+            <w:shd w:fill="F1F8F4"/>
+            <w:vAlign w:val="center"/>
+          </w:tcPr>
+          <w:p>
+            <w:pPr>
+              <w:jc w:val="left"/>
+            </w:pPr>
+            <w:r/>
+            <w:r>
+              <w:rPr>
+                <w:rFonts w:ascii="Calibri" w:hAnsi="Calibri"/>
+                <w:b w:val="0"/>
+                <w:color w:val="1F2933"/>
+                <w:sz w:val="17"/>
+              </w:rPr>
+              <w:t>21</w:t>
+            </w:r>
+          </w:p>
+        </w:tc>
+        <w:tc>
+          <w:tcPr>
+            <w:tcW w:type="dxa" w:w="5102"/>
+            <w:shd w:fill="F1F8F4"/>
+            <w:vAlign w:val="center"/>
+          </w:tcPr>
+          <w:p>
+            <w:pPr>
+              <w:jc w:val="left"/>
+            </w:pPr>
+            <w:r/>
+            <w:r>
+              <w:rPr>
+                <w:rFonts w:ascii="Calibri" w:hAnsi="Calibri"/>
+                <w:b w:val="0"/>
+                <w:color w:val="1F2933"/>
+                <w:sz w:val="17"/>
+              </w:rPr>
+              <w:t>Parametrizări pentru clase valide/invalide ale constructorului și ale metodei.</w:t>
+            </w:r>
+          </w:p>
+        </w:tc>
+      </w:tr>
+      <w:tr>
+        <w:tc>
+          <w:tcPr>
+            <w:tcW w:type="dxa" w:w="2835"/>
+            <w:shd w:fill="FFFFFF"/>
+            <w:vAlign w:val="center"/>
+          </w:tcPr>
+          <w:p>
+            <w:pPr>
+              <w:jc w:val="left"/>
+            </w:pPr>
+            <w:r/>
+            <w:r>
+              <w:rPr>
+                <w:rFonts w:ascii="Calibri" w:hAnsi="Calibri"/>
+                <w:b w:val="0"/>
+                <w:color w:val="1F2933"/>
+                <w:sz w:val="17"/>
+              </w:rPr>
+              <w:t>test_ai_boundary_and_structural.py</w:t>
+            </w:r>
+          </w:p>
+        </w:tc>
+        <w:tc>
+          <w:tcPr>
+            <w:tcW w:type="dxa" w:w="1134"/>
+            <w:shd w:fill="FFFFFF"/>
+            <w:vAlign w:val="center"/>
+          </w:tcPr>
+          <w:p>
+            <w:pPr>
+              <w:jc w:val="left"/>
+            </w:pPr>
+            <w:r/>
+            <w:r>
+              <w:rPr>
+                <w:rFonts w:ascii="Calibri" w:hAnsi="Calibri"/>
+                <w:b w:val="0"/>
+                <w:color w:val="1F2933"/>
+                <w:sz w:val="17"/>
+              </w:rPr>
+              <w:t>22</w:t>
+            </w:r>
+          </w:p>
+        </w:tc>
+        <w:tc>
+          <w:tcPr>
+            <w:tcW w:type="dxa" w:w="5102"/>
+            <w:shd w:fill="FFFFFF"/>
+            <w:vAlign w:val="center"/>
+          </w:tcPr>
+          <w:p>
+            <w:pPr>
+              <w:jc w:val="left"/>
+            </w:pPr>
+            <w:r/>
+            <w:r>
+              <w:rPr>
+                <w:rFonts w:ascii="Calibri" w:hAnsi="Calibri"/>
+                <w:b w:val="0"/>
+                <w:color w:val="1F2933"/>
+                <w:sz w:val="17"/>
+              </w:rPr>
+              <w:t>Frontiere pentru pachet și preț, ramuri de status, discount și rotunjire.</w:t>
+            </w:r>
+          </w:p>
+        </w:tc>
+      </w:tr>
+      <w:tr>
+        <w:tc>
+          <w:tcPr>
+            <w:tcW w:type="dxa" w:w="2835"/>
+            <w:shd w:fill="F1F8F4"/>
+            <w:vAlign w:val="center"/>
+          </w:tcPr>
+          <w:p>
+            <w:pPr>
+              <w:jc w:val="left"/>
+            </w:pPr>
+            <w:r/>
+            <w:r>
+              <w:rPr>
+                <w:rFonts w:ascii="Calibri" w:hAnsi="Calibri"/>
+                <w:b w:val="0"/>
+                <w:color w:val="1F2933"/>
+                <w:sz w:val="17"/>
+              </w:rPr>
+              <w:t>test_ai_paths_and_mutation_focus.py</w:t>
+            </w:r>
+          </w:p>
+        </w:tc>
+        <w:tc>
+          <w:tcPr>
+            <w:tcW w:type="dxa" w:w="1134"/>
+            <w:shd w:fill="F1F8F4"/>
+            <w:vAlign w:val="center"/>
+          </w:tcPr>
+          <w:p>
+            <w:pPr>
+              <w:jc w:val="left"/>
+            </w:pPr>
+            <w:r/>
+            <w:r>
+              <w:rPr>
+                <w:rFonts w:ascii="Calibri" w:hAnsi="Calibri"/>
+                <w:b w:val="0"/>
+                <w:color w:val="1F2933"/>
+                <w:sz w:val="17"/>
+              </w:rPr>
+              <w:t>14</w:t>
+            </w:r>
+          </w:p>
+        </w:tc>
+        <w:tc>
+          <w:tcPr>
+            <w:tcW w:type="dxa" w:w="5102"/>
+            <w:shd w:fill="F1F8F4"/>
+            <w:vAlign w:val="center"/>
+          </w:tcPr>
+          <w:p>
+            <w:pPr>
+              <w:jc w:val="left"/>
+            </w:pPr>
+            <w:r/>
+            <w:r>
+              <w:rPr>
+                <w:rFonts w:ascii="Calibri" w:hAnsi="Calibri"/>
+                <w:b w:val="0"/>
+                <w:color w:val="1F2933"/>
+                <w:sz w:val="17"/>
+              </w:rPr>
+              <w:t>Proprietăți, ordine a statusurilor, validări în lanț și teste orientate spre mutații.</w:t>
+            </w:r>
+          </w:p>
+        </w:tc>
+      </w:tr>
+    </w:tbl>
+    <w:p/>
+    <w:p>
+      <w:pPr>
+        <w:spacing w:after="100"/>
+      </w:pPr>
+      <w:r>
+        <w:rPr>
+          <w:rFonts w:ascii="Calibri" w:hAnsi="Calibri"/>
+          <w:b w:val="0"/>
+          <w:i w:val="0"/>
+          <w:color w:val="1F2933"/>
+          <w:sz w:val="21"/>
+        </w:rPr>
+        <w:t>Rezultatul suitei AI a fost: `70 passed`. Captura de rulare există în proiect și este deja utilă pentru raport.</w:t>
+      </w:r>
+    </w:p>
+    <w:p>
+      <w:r>
+        <w:drawing>
+          <wp:inline xmlns:a="http://schemas.openxmlformats.org/drawingml/2006/main" xmlns:pic="http://schemas.openxmlformats.org/drawingml/2006/picture">
+            <wp:extent cx="4680000" cy="725739"/>
+            <wp:docPr id="1" name="Picture 1"/>
+            <wp:cNvGraphicFramePr>
+              <a:graphicFrameLocks noChangeAspect="1"/>
+            </wp:cNvGraphicFramePr>
+            <a:graphic>
+              <a:graphicData uri="http://schemas.openxmlformats.org/drawingml/2006/picture">
+                <pic:pic>
+                  <pic:nvPicPr>
+                    <pic:cNvPr id="0" name="07_pytest_ai_70_passed.png"/>
+                    <pic:cNvPicPr/>
+                  </pic:nvPicPr>
+                  <pic:blipFill>
+                    <a:blip r:embed="rId9"/>
+                    <a:stretch>
+                      <a:fillRect/>
+                    </a:stretch>
+                  </pic:blipFill>
+                  <pic:spPr>
+                    <a:xfrm>
+                      <a:off x="0" y="0"/>
+                      <a:ext cx="4680000" cy="725739"/>
+                    </a:xfrm>
+                    <a:prstGeom prst="rect"/>
+                  </pic:spPr>
+                </pic:pic>
+              </a:graphicData>
+            </a:graphic>
+          </wp:inline>
+        </w:drawing>
+      </w:r>
+    </w:p>
+    <w:p>
+      <w:pPr>
+        <w:jc w:val="center"/>
+      </w:pPr>
+      <w:r>
+        <w:rPr>
+          <w:rFonts w:ascii="Calibri" w:hAnsi="Calibri"/>
+          <w:i/>
+          <w:color w:val="5B6470"/>
+          <w:sz w:val="17"/>
+        </w:rPr>
+        <w:t>Captură existentă în proiect: rularea separată a suitei AI (`70 passed`).</w:t>
+      </w:r>
+    </w:p>
+    <w:p>
+      <w:pPr>
+        <w:pStyle w:val="Heading1"/>
+      </w:pPr>
+      <w:r>
+        <w:t>5. Suita principală de teste</w:t>
+      </w:r>
+    </w:p>
+    <w:p>
+      <w:pPr>
+        <w:spacing w:after="100"/>
+      </w:pPr>
+      <w:r>
+        <w:rPr>
+          <w:rFonts w:ascii="Calibri" w:hAnsi="Calibri"/>
+          <w:b w:val="0"/>
+          <w:i w:val="0"/>
+          <w:color w:val="1F2933"/>
+          <w:sz w:val="21"/>
+        </w:rPr>
+        <w:t>Suita principală are 100 de teste și este construită didactic, pe tehnicile din T1. Asta o face mai ușor de urmărit în prezentare: fiecare fișier răspunde unei cerințe concrete.</w:t>
+      </w:r>
+    </w:p>
+    <w:tbl>
+      <w:tblPr>
+        <w:tblStyle w:val="TableGrid"/>
+        <w:tblW w:type="auto" w:w="0"/>
+        <w:jc w:val="center"/>
+        <w:tblLook w:firstColumn="1" w:firstRow="1" w:lastColumn="0" w:lastRow="0" w:noHBand="0" w:noVBand="1" w:val="04A0"/>
+      </w:tblPr>
+      <w:tblGrid>
+        <w:gridCol w:w="2550"/>
+        <w:gridCol w:w="2550"/>
+        <w:gridCol w:w="2550"/>
+        <w:gridCol w:w="2550"/>
+      </w:tblGrid>
+      <w:tr>
+        <w:tc>
+          <w:tcPr>
+            <w:tcW w:type="dxa" w:w="2494"/>
+            <w:shd w:fill="2E7D32"/>
+            <w:vAlign w:val="center"/>
+          </w:tcPr>
+          <w:p>
+            <w:pPr>
+              <w:jc w:val="left"/>
+            </w:pPr>
+            <w:r/>
+            <w:r>
+              <w:rPr>
+                <w:rFonts w:ascii="Calibri" w:hAnsi="Calibri"/>
+                <w:b/>
+                <w:color w:val="FFFFFF"/>
+                <w:sz w:val="18"/>
+              </w:rPr>
+              <w:t>Fișier principal</w:t>
+            </w:r>
+          </w:p>
+        </w:tc>
+        <w:tc>
+          <w:tcPr>
+            <w:tcW w:type="dxa" w:w="1814"/>
+            <w:shd w:fill="2E7D32"/>
+            <w:vAlign w:val="center"/>
+          </w:tcPr>
+          <w:p>
+            <w:pPr>
+              <w:jc w:val="left"/>
+            </w:pPr>
+            <w:r/>
+            <w:r>
+              <w:rPr>
+                <w:rFonts w:ascii="Calibri" w:hAnsi="Calibri"/>
+                <w:b/>
+                <w:color w:val="FFFFFF"/>
+                <w:sz w:val="18"/>
+              </w:rPr>
+              <w:t>Strategie</w:t>
+            </w:r>
+          </w:p>
+        </w:tc>
+        <w:tc>
+          <w:tcPr>
+            <w:tcW w:type="dxa" w:w="1020"/>
+            <w:shd w:fill="2E7D32"/>
+            <w:vAlign w:val="center"/>
+          </w:tcPr>
+          <w:p>
+            <w:pPr>
+              <w:jc w:val="left"/>
+            </w:pPr>
+            <w:r/>
+            <w:r>
+              <w:rPr>
+                <w:rFonts w:ascii="Calibri" w:hAnsi="Calibri"/>
+                <w:b/>
+                <w:color w:val="FFFFFF"/>
+                <w:sz w:val="18"/>
+              </w:rPr>
+              <w:t>Nr. teste</w:t>
+            </w:r>
+          </w:p>
+        </w:tc>
+        <w:tc>
+          <w:tcPr>
+            <w:tcW w:type="dxa" w:w="3855"/>
+            <w:shd w:fill="2E7D32"/>
+            <w:vAlign w:val="center"/>
+          </w:tcPr>
+          <w:p>
+            <w:pPr>
+              <w:jc w:val="left"/>
+            </w:pPr>
+            <w:r/>
+            <w:r>
+              <w:rPr>
+                <w:rFonts w:ascii="Calibri" w:hAnsi="Calibri"/>
+                <w:b/>
+                <w:color w:val="FFFFFF"/>
+                <w:sz w:val="18"/>
+              </w:rPr>
+              <w:t>Ce demonstrează</w:t>
+            </w:r>
+          </w:p>
+        </w:tc>
+      </w:tr>
+      <w:tr>
+        <w:tc>
+          <w:tcPr>
+            <w:tcW w:type="dxa" w:w="2494"/>
+            <w:shd w:fill="FFFFFF"/>
+            <w:vAlign w:val="center"/>
+          </w:tcPr>
+          <w:p>
+            <w:pPr>
+              <w:jc w:val="left"/>
+            </w:pPr>
+            <w:r/>
+            <w:r>
+              <w:rPr>
+                <w:rFonts w:ascii="Calibri" w:hAnsi="Calibri"/>
+                <w:b w:val="0"/>
+                <w:color w:val="1F2933"/>
+                <w:sz w:val="17"/>
+              </w:rPr>
+              <w:t>test_equivalence_partitioning.py</w:t>
+            </w:r>
+          </w:p>
+        </w:tc>
+        <w:tc>
+          <w:tcPr>
+            <w:tcW w:type="dxa" w:w="1814"/>
+            <w:shd w:fill="FFFFFF"/>
+            <w:vAlign w:val="center"/>
+          </w:tcPr>
+          <w:p>
+            <w:pPr>
+              <w:jc w:val="left"/>
+            </w:pPr>
+            <w:r/>
+            <w:r>
+              <w:rPr>
+                <w:rFonts w:ascii="Calibri" w:hAnsi="Calibri"/>
+                <w:b w:val="0"/>
+                <w:color w:val="1F2933"/>
+                <w:sz w:val="17"/>
+              </w:rPr>
+              <w:t>Clase de echivalență</w:t>
+            </w:r>
+          </w:p>
+        </w:tc>
+        <w:tc>
+          <w:tcPr>
+            <w:tcW w:type="dxa" w:w="1020"/>
+            <w:shd w:fill="FFFFFF"/>
+            <w:vAlign w:val="center"/>
+          </w:tcPr>
+          <w:p>
+            <w:pPr>
+              <w:jc w:val="left"/>
+            </w:pPr>
+            <w:r/>
+            <w:r>
+              <w:rPr>
+                <w:rFonts w:ascii="Calibri" w:hAnsi="Calibri"/>
+                <w:b w:val="0"/>
+                <w:color w:val="1F2933"/>
+                <w:sz w:val="17"/>
+              </w:rPr>
+              <w:t>23</w:t>
+            </w:r>
+          </w:p>
+        </w:tc>
+        <w:tc>
+          <w:tcPr>
+            <w:tcW w:type="dxa" w:w="3855"/>
+            <w:shd w:fill="FFFFFF"/>
+            <w:vAlign w:val="center"/>
+          </w:tcPr>
+          <w:p>
+            <w:pPr>
+              <w:jc w:val="left"/>
+            </w:pPr>
+            <w:r/>
+            <w:r>
+              <w:rPr>
+                <w:rFonts w:ascii="Calibri" w:hAnsi="Calibri"/>
+                <w:b w:val="0"/>
+                <w:color w:val="1F2933"/>
+                <w:sz w:val="17"/>
+              </w:rPr>
+              <w:t>Domenii valide/invalide pentru constructor și metoda principală; include test explicit pentru `zumba`.</w:t>
+            </w:r>
+          </w:p>
+        </w:tc>
+      </w:tr>
+      <w:tr>
+        <w:tc>
+          <w:tcPr>
+            <w:tcW w:type="dxa" w:w="2494"/>
+            <w:shd w:fill="F1F8F4"/>
+            <w:vAlign w:val="center"/>
+          </w:tcPr>
+          <w:p>
+            <w:pPr>
+              <w:jc w:val="left"/>
+            </w:pPr>
+            <w:r/>
+            <w:r>
+              <w:rPr>
+                <w:rFonts w:ascii="Calibri" w:hAnsi="Calibri"/>
+                <w:b w:val="0"/>
+                <w:color w:val="1F2933"/>
+                <w:sz w:val="17"/>
+              </w:rPr>
+              <w:t>test_boundary_value_analysis.py</w:t>
+            </w:r>
+          </w:p>
+        </w:tc>
+        <w:tc>
+          <w:tcPr>
+            <w:tcW w:type="dxa" w:w="1814"/>
+            <w:shd w:fill="F1F8F4"/>
+            <w:vAlign w:val="center"/>
+          </w:tcPr>
+          <w:p>
+            <w:pPr>
+              <w:jc w:val="left"/>
+            </w:pPr>
+            <w:r/>
+            <w:r>
+              <w:rPr>
+                <w:rFonts w:ascii="Calibri" w:hAnsi="Calibri"/>
+                <w:b w:val="0"/>
+                <w:color w:val="1F2933"/>
+                <w:sz w:val="17"/>
+              </w:rPr>
+              <w:t>Valori de frontieră</w:t>
+            </w:r>
+          </w:p>
+        </w:tc>
+        <w:tc>
+          <w:tcPr>
+            <w:tcW w:type="dxa" w:w="1020"/>
+            <w:shd w:fill="F1F8F4"/>
+            <w:vAlign w:val="center"/>
+          </w:tcPr>
+          <w:p>
+            <w:pPr>
+              <w:jc w:val="left"/>
+            </w:pPr>
+            <w:r/>
+            <w:r>
+              <w:rPr>
+                <w:rFonts w:ascii="Calibri" w:hAnsi="Calibri"/>
+                <w:b w:val="0"/>
+                <w:color w:val="1F2933"/>
+                <w:sz w:val="17"/>
+              </w:rPr>
+              <w:t>16</w:t>
+            </w:r>
+          </w:p>
+        </w:tc>
+        <w:tc>
+          <w:tcPr>
+            <w:tcW w:type="dxa" w:w="3855"/>
+            <w:shd w:fill="F1F8F4"/>
+            <w:vAlign w:val="center"/>
+          </w:tcPr>
+          <w:p>
+            <w:pPr>
+              <w:jc w:val="left"/>
+            </w:pPr>
+            <w:r/>
+            <w:r>
+              <w:rPr>
+                <w:rFonts w:ascii="Calibri" w:hAnsi="Calibri"/>
+                <w:b w:val="0"/>
+                <w:color w:val="1F2933"/>
+                <w:sz w:val="17"/>
+              </w:rPr>
+              <w:t>Limite pentru instructor, preț, package_sessions, completare exactă și depășire.</w:t>
+            </w:r>
+          </w:p>
+        </w:tc>
+      </w:tr>
+      <w:tr>
+        <w:tc>
+          <w:tcPr>
+            <w:tcW w:type="dxa" w:w="2494"/>
+            <w:shd w:fill="FFFFFF"/>
+            <w:vAlign w:val="center"/>
+          </w:tcPr>
+          <w:p>
+            <w:pPr>
+              <w:jc w:val="left"/>
+            </w:pPr>
+            <w:r/>
+            <w:r>
+              <w:rPr>
+                <w:rFonts w:ascii="Calibri" w:hAnsi="Calibri"/>
+                <w:b w:val="0"/>
+                <w:color w:val="1F2933"/>
+                <w:sz w:val="17"/>
+              </w:rPr>
+              <w:t>test_coverage.py</w:t>
+            </w:r>
+          </w:p>
+        </w:tc>
+        <w:tc>
+          <w:tcPr>
+            <w:tcW w:type="dxa" w:w="1814"/>
+            <w:shd w:fill="FFFFFF"/>
+            <w:vAlign w:val="center"/>
+          </w:tcPr>
+          <w:p>
+            <w:pPr>
+              <w:jc w:val="left"/>
+            </w:pPr>
+            <w:r/>
+            <w:r>
+              <w:rPr>
+                <w:rFonts w:ascii="Calibri" w:hAnsi="Calibri"/>
+                <w:b w:val="0"/>
+                <w:color w:val="1F2933"/>
+                <w:sz w:val="17"/>
+              </w:rPr>
+              <w:t>Statement / Decision / Condition</w:t>
+            </w:r>
+          </w:p>
+        </w:tc>
+        <w:tc>
+          <w:tcPr>
+            <w:tcW w:type="dxa" w:w="1020"/>
+            <w:shd w:fill="FFFFFF"/>
+            <w:vAlign w:val="center"/>
+          </w:tcPr>
+          <w:p>
+            <w:pPr>
+              <w:jc w:val="left"/>
+            </w:pPr>
+            <w:r/>
+            <w:r>
+              <w:rPr>
+                <w:rFonts w:ascii="Calibri" w:hAnsi="Calibri"/>
+                <w:b w:val="0"/>
+                <w:color w:val="1F2933"/>
+                <w:sz w:val="17"/>
+              </w:rPr>
+              <w:t>40</w:t>
+            </w:r>
+          </w:p>
+        </w:tc>
+        <w:tc>
+          <w:tcPr>
+            <w:tcW w:type="dxa" w:w="3855"/>
+            <w:shd w:fill="FFFFFF"/>
+            <w:vAlign w:val="center"/>
+          </w:tcPr>
+          <w:p>
+            <w:pPr>
+              <w:jc w:val="left"/>
+            </w:pPr>
+            <w:r/>
+            <w:r>
+              <w:rPr>
+                <w:rFonts w:ascii="Calibri" w:hAnsi="Calibri"/>
+                <w:b w:val="0"/>
+                <w:color w:val="1F2933"/>
+                <w:sz w:val="17"/>
+              </w:rPr>
+              <w:t>Execută toate instrucțiunile, deciziile și condițiile relevante din clasă.</w:t>
+            </w:r>
+          </w:p>
+        </w:tc>
+      </w:tr>
+      <w:tr>
+        <w:tc>
+          <w:tcPr>
+            <w:tcW w:type="dxa" w:w="2494"/>
+            <w:shd w:fill="F1F8F4"/>
+            <w:vAlign w:val="center"/>
+          </w:tcPr>
+          <w:p>
+            <w:pPr>
+              <w:jc w:val="left"/>
+            </w:pPr>
+            <w:r/>
+            <w:r>
+              <w:rPr>
+                <w:rFonts w:ascii="Calibri" w:hAnsi="Calibri"/>
+                <w:b w:val="0"/>
+                <w:color w:val="1F2933"/>
+                <w:sz w:val="17"/>
+              </w:rPr>
+              <w:t>test_independent_circuits.py</w:t>
+            </w:r>
+          </w:p>
+        </w:tc>
+        <w:tc>
+          <w:tcPr>
+            <w:tcW w:type="dxa" w:w="1814"/>
+            <w:shd w:fill="F1F8F4"/>
+            <w:vAlign w:val="center"/>
+          </w:tcPr>
+          <w:p>
+            <w:pPr>
+              <w:jc w:val="left"/>
+            </w:pPr>
+            <w:r/>
+            <w:r>
+              <w:rPr>
+                <w:rFonts w:ascii="Calibri" w:hAnsi="Calibri"/>
+                <w:b w:val="0"/>
+                <w:color w:val="1F2933"/>
+                <w:sz w:val="17"/>
+              </w:rPr>
+              <w:t>Circuite independente</w:t>
+            </w:r>
+          </w:p>
+        </w:tc>
+        <w:tc>
+          <w:tcPr>
+            <w:tcW w:type="dxa" w:w="1020"/>
+            <w:shd w:fill="F1F8F4"/>
+            <w:vAlign w:val="center"/>
+          </w:tcPr>
+          <w:p>
+            <w:pPr>
+              <w:jc w:val="left"/>
+            </w:pPr>
+            <w:r/>
+            <w:r>
+              <w:rPr>
+                <w:rFonts w:ascii="Calibri" w:hAnsi="Calibri"/>
+                <w:b w:val="0"/>
+                <w:color w:val="1F2933"/>
+                <w:sz w:val="17"/>
+              </w:rPr>
+              <w:t>10</w:t>
+            </w:r>
+          </w:p>
+        </w:tc>
+        <w:tc>
+          <w:tcPr>
+            <w:tcW w:type="dxa" w:w="3855"/>
+            <w:shd w:fill="F1F8F4"/>
+            <w:vAlign w:val="center"/>
+          </w:tcPr>
+          <w:p>
+            <w:pPr>
+              <w:jc w:val="left"/>
+            </w:pPr>
+            <w:r/>
+            <w:r>
+              <w:rPr>
+                <w:rFonts w:ascii="Calibri" w:hAnsi="Calibri"/>
+                <w:b w:val="0"/>
+                <w:color w:val="1F2933"/>
+                <w:sz w:val="17"/>
+              </w:rPr>
+              <w:t>Drumuri reprezentative prin CFG pentru `evaluate_client_package`.</w:t>
+            </w:r>
+          </w:p>
+        </w:tc>
+      </w:tr>
+      <w:tr>
+        <w:tc>
+          <w:tcPr>
+            <w:tcW w:type="dxa" w:w="2494"/>
+            <w:shd w:fill="FFFFFF"/>
+            <w:vAlign w:val="center"/>
+          </w:tcPr>
+          <w:p>
+            <w:pPr>
+              <w:jc w:val="left"/>
+            </w:pPr>
+            <w:r/>
+            <w:r>
+              <w:rPr>
+                <w:rFonts w:ascii="Calibri" w:hAnsi="Calibri"/>
+                <w:b w:val="0"/>
+                <w:color w:val="1F2933"/>
+                <w:sz w:val="17"/>
+              </w:rPr>
+              <w:t>test_mutation.py</w:t>
+            </w:r>
+          </w:p>
+        </w:tc>
+        <w:tc>
+          <w:tcPr>
+            <w:tcW w:type="dxa" w:w="1814"/>
+            <w:shd w:fill="FFFFFF"/>
+            <w:vAlign w:val="center"/>
+          </w:tcPr>
+          <w:p>
+            <w:pPr>
+              <w:jc w:val="left"/>
+            </w:pPr>
+            <w:r/>
+            <w:r>
+              <w:rPr>
+                <w:rFonts w:ascii="Calibri" w:hAnsi="Calibri"/>
+                <w:b w:val="0"/>
+                <w:color w:val="1F2933"/>
+                <w:sz w:val="17"/>
+              </w:rPr>
+              <w:t>Mutation testing</w:t>
+            </w:r>
+          </w:p>
+        </w:tc>
+        <w:tc>
+          <w:tcPr>
+            <w:tcW w:type="dxa" w:w="1020"/>
+            <w:shd w:fill="FFFFFF"/>
+            <w:vAlign w:val="center"/>
+          </w:tcPr>
+          <w:p>
+            <w:pPr>
+              <w:jc w:val="left"/>
+            </w:pPr>
+            <w:r/>
+            <w:r>
+              <w:rPr>
+                <w:rFonts w:ascii="Calibri" w:hAnsi="Calibri"/>
+                <w:b w:val="0"/>
+                <w:color w:val="1F2933"/>
+                <w:sz w:val="17"/>
+              </w:rPr>
+              <w:t>11</w:t>
+            </w:r>
+          </w:p>
+        </w:tc>
+        <w:tc>
+          <w:tcPr>
+            <w:tcW w:type="dxa" w:w="3855"/>
+            <w:shd w:fill="FFFFFF"/>
+            <w:vAlign w:val="center"/>
+          </w:tcPr>
+          <w:p>
+            <w:pPr>
+              <w:jc w:val="left"/>
+            </w:pPr>
+            <w:r/>
+            <w:r>
+              <w:rPr>
+                <w:rFonts w:ascii="Calibri" w:hAnsi="Calibri"/>
+                <w:b w:val="0"/>
+                <w:color w:val="1F2933"/>
+                <w:sz w:val="17"/>
+              </w:rPr>
+              <w:t>Teste suplimentare pentru cost, discount, statusuri, rotunjire și mesaje de eroare.</w:t>
+            </w:r>
+          </w:p>
+        </w:tc>
+      </w:tr>
+    </w:tbl>
+    <w:p/>
+    <w:p>
+      <w:pPr>
+        <w:pStyle w:val="Heading1"/>
+      </w:pPr>
+      <w:r>
+        <w:t>6. Comparație între suita proprie și suita AI</w:t>
+      </w:r>
+    </w:p>
+    <w:p>
+      <w:pPr>
+        <w:spacing w:after="100"/>
+      </w:pPr>
+      <w:r>
+        <w:rPr>
+          <w:rFonts w:ascii="Calibri" w:hAnsi="Calibri"/>
+          <w:b w:val="0"/>
+          <w:i w:val="0"/>
+          <w:color w:val="1F2933"/>
+          <w:sz w:val="21"/>
+        </w:rPr>
+        <w:t>Diferența principală nu este că una dintre suite este „mai bună”, ci că ele privesc aceeași implementare din unghiuri diferite. Suita proprie este mai potrivită pentru demonstrarea cerințelor TSS, iar suita AI este mai compactă și mai apropiată de stilul de testare pe scenarii.</w:t>
+      </w:r>
+    </w:p>
+    <w:tbl>
+      <w:tblPr>
+        <w:tblStyle w:val="TableGrid"/>
+        <w:tblW w:type="auto" w:w="0"/>
+        <w:jc w:val="center"/>
+        <w:tblLook w:firstColumn="1" w:firstRow="1" w:lastColumn="0" w:lastRow="0" w:noHBand="0" w:noVBand="1" w:val="04A0"/>
+      </w:tblPr>
+      <w:tblGrid>
+        <w:gridCol w:w="3400"/>
+        <w:gridCol w:w="3400"/>
+        <w:gridCol w:w="3400"/>
+      </w:tblGrid>
+      <w:tr>
+        <w:tc>
+          <w:tcPr>
+            <w:tcW w:type="dxa" w:w="1814"/>
+            <w:shd w:fill="2E7D32"/>
+            <w:vAlign w:val="center"/>
+          </w:tcPr>
+          <w:p>
+            <w:pPr>
+              <w:jc w:val="left"/>
+            </w:pPr>
+            <w:r/>
+            <w:r>
+              <w:rPr>
+                <w:rFonts w:ascii="Calibri" w:hAnsi="Calibri"/>
+                <w:b/>
+                <w:color w:val="FFFFFF"/>
+                <w:sz w:val="18"/>
+              </w:rPr>
+              <w:t>Criteriu</w:t>
+            </w:r>
+          </w:p>
+        </w:tc>
+        <w:tc>
+          <w:tcPr>
+            <w:tcW w:type="dxa" w:w="3685"/>
+            <w:shd w:fill="2E7D32"/>
+            <w:vAlign w:val="center"/>
+          </w:tcPr>
+          <w:p>
+            <w:pPr>
+              <w:jc w:val="left"/>
+            </w:pPr>
+            <w:r/>
+            <w:r>
+              <w:rPr>
+                <w:rFonts w:ascii="Calibri" w:hAnsi="Calibri"/>
+                <w:b/>
+                <w:color w:val="FFFFFF"/>
+                <w:sz w:val="18"/>
+              </w:rPr>
+              <w:t>Suita proprie</w:t>
+            </w:r>
+          </w:p>
+        </w:tc>
+        <w:tc>
+          <w:tcPr>
+            <w:tcW w:type="dxa" w:w="3685"/>
+            <w:shd w:fill="2E7D32"/>
+            <w:vAlign w:val="center"/>
+          </w:tcPr>
+          <w:p>
+            <w:pPr>
+              <w:jc w:val="left"/>
+            </w:pPr>
+            <w:r/>
+            <w:r>
+              <w:rPr>
+                <w:rFonts w:ascii="Calibri" w:hAnsi="Calibri"/>
+                <w:b/>
+                <w:color w:val="FFFFFF"/>
+                <w:sz w:val="18"/>
+              </w:rPr>
+              <w:t>Suita AI</w:t>
+            </w:r>
+          </w:p>
+        </w:tc>
+      </w:tr>
+      <w:tr>
+        <w:tc>
+          <w:tcPr>
+            <w:tcW w:type="dxa" w:w="1814"/>
+            <w:shd w:fill="FFFFFF"/>
+            <w:vAlign w:val="center"/>
+          </w:tcPr>
+          <w:p>
+            <w:pPr>
+              <w:jc w:val="left"/>
+            </w:pPr>
+            <w:r/>
+            <w:r>
+              <w:rPr>
+                <w:rFonts w:ascii="Calibri" w:hAnsi="Calibri"/>
+                <w:b w:val="0"/>
+                <w:color w:val="1F2933"/>
+                <w:sz w:val="17"/>
+              </w:rPr>
+              <w:t>Organizare</w:t>
+            </w:r>
+          </w:p>
+        </w:tc>
+        <w:tc>
+          <w:tcPr>
+            <w:tcW w:type="dxa" w:w="3685"/>
+            <w:shd w:fill="FFFFFF"/>
+            <w:vAlign w:val="center"/>
+          </w:tcPr>
+          <w:p>
+            <w:pPr>
+              <w:jc w:val="left"/>
+            </w:pPr>
+            <w:r/>
+            <w:r>
+              <w:rPr>
+                <w:rFonts w:ascii="Calibri" w:hAnsi="Calibri"/>
+                <w:b w:val="0"/>
+                <w:color w:val="1F2933"/>
+                <w:sz w:val="17"/>
+              </w:rPr>
+              <w:t>Pe tehnici: echivalență, frontiere, coverage, circuite, mutații.</w:t>
+            </w:r>
+          </w:p>
+        </w:tc>
+        <w:tc>
+          <w:tcPr>
+            <w:tcW w:type="dxa" w:w="3685"/>
+            <w:shd w:fill="FFFFFF"/>
+            <w:vAlign w:val="center"/>
+          </w:tcPr>
+          <w:p>
+            <w:pPr>
+              <w:jc w:val="left"/>
+            </w:pPr>
+            <w:r/>
+            <w:r>
+              <w:rPr>
+                <w:rFonts w:ascii="Calibri" w:hAnsi="Calibri"/>
+                <w:b w:val="0"/>
+                <w:color w:val="1F2933"/>
+                <w:sz w:val="17"/>
+              </w:rPr>
+              <w:t>Pe scenarii, parametrizări, proprietăți și cazuri orientate pe mutații.</w:t>
+            </w:r>
+          </w:p>
+        </w:tc>
+      </w:tr>
+      <w:tr>
+        <w:tc>
+          <w:tcPr>
+            <w:tcW w:type="dxa" w:w="1814"/>
+            <w:shd w:fill="F1F8F4"/>
+            <w:vAlign w:val="center"/>
+          </w:tcPr>
+          <w:p>
+            <w:pPr>
+              <w:jc w:val="left"/>
+            </w:pPr>
+            <w:r/>
+            <w:r>
+              <w:rPr>
+                <w:rFonts w:ascii="Calibri" w:hAnsi="Calibri"/>
+                <w:b w:val="0"/>
+                <w:color w:val="1F2933"/>
+                <w:sz w:val="17"/>
+              </w:rPr>
+              <w:t>Framework/stil</w:t>
+            </w:r>
+          </w:p>
+        </w:tc>
+        <w:tc>
+          <w:tcPr>
+            <w:tcW w:type="dxa" w:w="3685"/>
+            <w:shd w:fill="F1F8F4"/>
+            <w:vAlign w:val="center"/>
+          </w:tcPr>
+          <w:p>
+            <w:pPr>
+              <w:jc w:val="left"/>
+            </w:pPr>
+            <w:r/>
+            <w:r>
+              <w:rPr>
+                <w:rFonts w:ascii="Calibri" w:hAnsi="Calibri"/>
+                <w:b w:val="0"/>
+                <w:color w:val="1F2933"/>
+                <w:sz w:val="17"/>
+              </w:rPr>
+              <w:t>`unittest.TestCase`, teste explicite, nume lungi și descriptive.</w:t>
+            </w:r>
+          </w:p>
+        </w:tc>
+        <w:tc>
+          <w:tcPr>
+            <w:tcW w:type="dxa" w:w="3685"/>
+            <w:shd w:fill="F1F8F4"/>
+            <w:vAlign w:val="center"/>
+          </w:tcPr>
+          <w:p>
+            <w:pPr>
+              <w:jc w:val="left"/>
+            </w:pPr>
+            <w:r/>
+            <w:r>
+              <w:rPr>
+                <w:rFonts w:ascii="Calibri" w:hAnsi="Calibri"/>
+                <w:b w:val="0"/>
+                <w:color w:val="1F2933"/>
+                <w:sz w:val="17"/>
+              </w:rPr>
+              <w:t>`pytest`, `pytest.mark.parametrize`, helperi, scenarii compacte și `dataclass`.</w:t>
+            </w:r>
+          </w:p>
+        </w:tc>
+      </w:tr>
+      <w:tr>
+        <w:tc>
+          <w:tcPr>
+            <w:tcW w:type="dxa" w:w="1814"/>
+            <w:shd w:fill="FFFFFF"/>
+            <w:vAlign w:val="center"/>
+          </w:tcPr>
+          <w:p>
+            <w:pPr>
+              <w:jc w:val="left"/>
+            </w:pPr>
+            <w:r/>
+            <w:r>
+              <w:rPr>
+                <w:rFonts w:ascii="Calibri" w:hAnsi="Calibri"/>
+                <w:b w:val="0"/>
+                <w:color w:val="1F2933"/>
+                <w:sz w:val="17"/>
+              </w:rPr>
+              <w:t>Rol în proiect</w:t>
+            </w:r>
+          </w:p>
+        </w:tc>
+        <w:tc>
+          <w:tcPr>
+            <w:tcW w:type="dxa" w:w="3685"/>
+            <w:shd w:fill="FFFFFF"/>
+            <w:vAlign w:val="center"/>
+          </w:tcPr>
+          <w:p>
+            <w:pPr>
+              <w:jc w:val="left"/>
+            </w:pPr>
+            <w:r/>
+            <w:r>
+              <w:rPr>
+                <w:rFonts w:ascii="Calibri" w:hAnsi="Calibri"/>
+                <w:b w:val="0"/>
+                <w:color w:val="1F2933"/>
+                <w:sz w:val="17"/>
+              </w:rPr>
+              <w:t>Demonstrează direct cerința T1 și poate fi mapată ușor pe slide-uri.</w:t>
+            </w:r>
+          </w:p>
+        </w:tc>
+        <w:tc>
+          <w:tcPr>
+            <w:tcW w:type="dxa" w:w="3685"/>
+            <w:shd w:fill="FFFFFF"/>
+            <w:vAlign w:val="center"/>
+          </w:tcPr>
+          <w:p>
+            <w:pPr>
+              <w:jc w:val="left"/>
+            </w:pPr>
+            <w:r/>
+            <w:r>
+              <w:rPr>
+                <w:rFonts w:ascii="Calibri" w:hAnsi="Calibri"/>
+                <w:b w:val="0"/>
+                <w:color w:val="1F2933"/>
+                <w:sz w:val="17"/>
+              </w:rPr>
+              <w:t>Servește ca validare independentă și ca material pentru raportul despre AI.</w:t>
+            </w:r>
+          </w:p>
+        </w:tc>
+      </w:tr>
+      <w:tr>
+        <w:tc>
+          <w:tcPr>
+            <w:tcW w:type="dxa" w:w="1814"/>
+            <w:shd w:fill="F1F8F4"/>
+            <w:vAlign w:val="center"/>
+          </w:tcPr>
+          <w:p>
+            <w:pPr>
+              <w:jc w:val="left"/>
+            </w:pPr>
+            <w:r/>
+            <w:r>
+              <w:rPr>
+                <w:rFonts w:ascii="Calibri" w:hAnsi="Calibri"/>
+                <w:b w:val="0"/>
+                <w:color w:val="1F2933"/>
+                <w:sz w:val="17"/>
+              </w:rPr>
+              <w:t>Nivel de granularitate</w:t>
+            </w:r>
+          </w:p>
+        </w:tc>
+        <w:tc>
+          <w:tcPr>
+            <w:tcW w:type="dxa" w:w="3685"/>
+            <w:shd w:fill="F1F8F4"/>
+            <w:vAlign w:val="center"/>
+          </w:tcPr>
+          <w:p>
+            <w:pPr>
+              <w:jc w:val="left"/>
+            </w:pPr>
+            <w:r/>
+            <w:r>
+              <w:rPr>
+                <w:rFonts w:ascii="Calibri" w:hAnsi="Calibri"/>
+                <w:b w:val="0"/>
+                <w:color w:val="1F2933"/>
+                <w:sz w:val="17"/>
+              </w:rPr>
+              <w:t>Mai multe teste mici, fiecare legat de o idee de testare.</w:t>
+            </w:r>
+          </w:p>
+        </w:tc>
+        <w:tc>
+          <w:tcPr>
+            <w:tcW w:type="dxa" w:w="3685"/>
+            <w:shd w:fill="F1F8F4"/>
+            <w:vAlign w:val="center"/>
+          </w:tcPr>
+          <w:p>
+            <w:pPr>
+              <w:jc w:val="left"/>
+            </w:pPr>
+            <w:r/>
+            <w:r>
+              <w:rPr>
+                <w:rFonts w:ascii="Calibri" w:hAnsi="Calibri"/>
+                <w:b w:val="0"/>
+                <w:color w:val="1F2933"/>
+                <w:sz w:val="17"/>
+              </w:rPr>
+              <w:t>Mai puține fișiere, dar cu multe cazuri în parametrizări.</w:t>
+            </w:r>
+          </w:p>
+        </w:tc>
+      </w:tr>
+      <w:tr>
+        <w:tc>
+          <w:tcPr>
+            <w:tcW w:type="dxa" w:w="1814"/>
+            <w:shd w:fill="FFFFFF"/>
+            <w:vAlign w:val="center"/>
+          </w:tcPr>
+          <w:p>
+            <w:pPr>
+              <w:jc w:val="left"/>
+            </w:pPr>
+            <w:r/>
+            <w:r>
+              <w:rPr>
+                <w:rFonts w:ascii="Calibri" w:hAnsi="Calibri"/>
+                <w:b w:val="0"/>
+                <w:color w:val="1F2933"/>
+                <w:sz w:val="17"/>
+              </w:rPr>
+              <w:t>Cazuri funcționale</w:t>
+            </w:r>
+          </w:p>
+        </w:tc>
+        <w:tc>
+          <w:tcPr>
+            <w:tcW w:type="dxa" w:w="3685"/>
+            <w:shd w:fill="FFFFFF"/>
+            <w:vAlign w:val="center"/>
+          </w:tcPr>
+          <w:p>
+            <w:pPr>
+              <w:jc w:val="left"/>
+            </w:pPr>
+            <w:r/>
+            <w:r>
+              <w:rPr>
+                <w:rFonts w:ascii="Calibri" w:hAnsi="Calibri"/>
+                <w:b w:val="0"/>
+                <w:color w:val="1F2933"/>
+                <w:sz w:val="17"/>
+              </w:rPr>
+              <w:t>Acoperă explicit pachet activ, completare fără absențe, completare cu absențe, input invalid.</w:t>
+            </w:r>
+          </w:p>
+        </w:tc>
+        <w:tc>
+          <w:tcPr>
+            <w:tcW w:type="dxa" w:w="3685"/>
+            <w:shd w:fill="FFFFFF"/>
+            <w:vAlign w:val="center"/>
+          </w:tcPr>
+          <w:p>
+            <w:pPr>
+              <w:jc w:val="left"/>
+            </w:pPr>
+            <w:r/>
+            <w:r>
+              <w:rPr>
+                <w:rFonts w:ascii="Calibri" w:hAnsi="Calibri"/>
+                <w:b w:val="0"/>
+                <w:color w:val="1F2933"/>
+                <w:sz w:val="17"/>
+              </w:rPr>
+              <w:t>Acoperă aceleași comportamente, dar mai mult prin snapshot-uri parțiale și scenarii business.</w:t>
+            </w:r>
+          </w:p>
+        </w:tc>
+      </w:tr>
+      <w:tr>
+        <w:tc>
+          <w:tcPr>
+            <w:tcW w:type="dxa" w:w="1814"/>
+            <w:shd w:fill="F1F8F4"/>
+            <w:vAlign w:val="center"/>
+          </w:tcPr>
+          <w:p>
+            <w:pPr>
+              <w:jc w:val="left"/>
+            </w:pPr>
+            <w:r/>
+            <w:r>
+              <w:rPr>
+                <w:rFonts w:ascii="Calibri" w:hAnsi="Calibri"/>
+                <w:b w:val="0"/>
+                <w:color w:val="1F2933"/>
+                <w:sz w:val="17"/>
+              </w:rPr>
+              <w:t>Cazuri structurale</w:t>
+            </w:r>
+          </w:p>
+        </w:tc>
+        <w:tc>
+          <w:tcPr>
+            <w:tcW w:type="dxa" w:w="3685"/>
+            <w:shd w:fill="F1F8F4"/>
+            <w:vAlign w:val="center"/>
+          </w:tcPr>
+          <w:p>
+            <w:pPr>
+              <w:jc w:val="left"/>
+            </w:pPr>
+            <w:r/>
+            <w:r>
+              <w:rPr>
+                <w:rFonts w:ascii="Calibri" w:hAnsi="Calibri"/>
+                <w:b w:val="0"/>
+                <w:color w:val="1F2933"/>
+                <w:sz w:val="17"/>
+              </w:rPr>
+              <w:t>Are fișier separat pentru statement/decision/condition coverage și fișier separat pentru circuite independente.</w:t>
+            </w:r>
+          </w:p>
+        </w:tc>
+        <w:tc>
+          <w:tcPr>
+            <w:tcW w:type="dxa" w:w="3685"/>
+            <w:shd w:fill="F1F8F4"/>
+            <w:vAlign w:val="center"/>
+          </w:tcPr>
+          <w:p>
+            <w:pPr>
+              <w:jc w:val="left"/>
+            </w:pPr>
+            <w:r/>
+            <w:r>
+              <w:rPr>
+                <w:rFonts w:ascii="Calibri" w:hAnsi="Calibri"/>
+                <w:b w:val="0"/>
+                <w:color w:val="1F2933"/>
+                <w:sz w:val="17"/>
+              </w:rPr>
+              <w:t>Atinge ramurile importante, dar nu este organizată formal pe fiecare criteriu structural.</w:t>
+            </w:r>
+          </w:p>
+        </w:tc>
+      </w:tr>
+      <w:tr>
+        <w:tc>
+          <w:tcPr>
+            <w:tcW w:type="dxa" w:w="1814"/>
+            <w:shd w:fill="FFFFFF"/>
+            <w:vAlign w:val="center"/>
+          </w:tcPr>
+          <w:p>
+            <w:pPr>
+              <w:jc w:val="left"/>
+            </w:pPr>
+            <w:r/>
+            <w:r>
+              <w:rPr>
+                <w:rFonts w:ascii="Calibri" w:hAnsi="Calibri"/>
+                <w:b w:val="0"/>
+                <w:color w:val="1F2933"/>
+                <w:sz w:val="17"/>
+              </w:rPr>
+              <w:t>Mutation focus</w:t>
+            </w:r>
+          </w:p>
+        </w:tc>
+        <w:tc>
+          <w:tcPr>
+            <w:tcW w:type="dxa" w:w="3685"/>
+            <w:shd w:fill="FFFFFF"/>
+            <w:vAlign w:val="center"/>
+          </w:tcPr>
+          <w:p>
+            <w:pPr>
+              <w:jc w:val="left"/>
+            </w:pPr>
+            <w:r/>
+            <w:r>
+              <w:rPr>
+                <w:rFonts w:ascii="Calibri" w:hAnsi="Calibri"/>
+                <w:b w:val="0"/>
+                <w:color w:val="1F2933"/>
+                <w:sz w:val="17"/>
+              </w:rPr>
+              <w:t>`test_mutation.py` atacă direct mutanți probabili: cost, discount, statusuri, rotunjire, erori.</w:t>
+            </w:r>
+          </w:p>
+        </w:tc>
+        <w:tc>
+          <w:tcPr>
+            <w:tcW w:type="dxa" w:w="3685"/>
+            <w:shd w:fill="FFFFFF"/>
+            <w:vAlign w:val="center"/>
+          </w:tcPr>
+          <w:p>
+            <w:pPr>
+              <w:jc w:val="left"/>
+            </w:pPr>
+            <w:r/>
+            <w:r>
+              <w:rPr>
+                <w:rFonts w:ascii="Calibri" w:hAnsi="Calibri"/>
+                <w:b w:val="0"/>
+                <w:color w:val="1F2933"/>
+                <w:sz w:val="17"/>
+              </w:rPr>
+              <w:t>Include teste pentru bool vs int, `cancelled`, `no_show`, cost pe pachet, statusuri repetate și egalitate de stringuri.</w:t>
+            </w:r>
+          </w:p>
+        </w:tc>
+      </w:tr>
+      <w:tr>
+        <w:tc>
+          <w:tcPr>
+            <w:tcW w:type="dxa" w:w="1814"/>
+            <w:shd w:fill="F1F8F4"/>
+            <w:vAlign w:val="center"/>
+          </w:tcPr>
+          <w:p>
+            <w:pPr>
+              <w:jc w:val="left"/>
+            </w:pPr>
+            <w:r/>
+            <w:r>
+              <w:rPr>
+                <w:rFonts w:ascii="Calibri" w:hAnsi="Calibri"/>
+                <w:b w:val="0"/>
+                <w:color w:val="1F2933"/>
+                <w:sz w:val="17"/>
+              </w:rPr>
+              <w:t>Lizibilitate pentru profesor</w:t>
+            </w:r>
+          </w:p>
+        </w:tc>
+        <w:tc>
+          <w:tcPr>
+            <w:tcW w:type="dxa" w:w="3685"/>
+            <w:shd w:fill="F1F8F4"/>
+            <w:vAlign w:val="center"/>
+          </w:tcPr>
+          <w:p>
+            <w:pPr>
+              <w:jc w:val="left"/>
+            </w:pPr>
+            <w:r/>
+            <w:r>
+              <w:rPr>
+                <w:rFonts w:ascii="Calibri" w:hAnsi="Calibri"/>
+                <w:b w:val="0"/>
+                <w:color w:val="1F2933"/>
+                <w:sz w:val="17"/>
+              </w:rPr>
+              <w:t>Foarte clară, pentru că fișierele corespund tehnicilor din curs.</w:t>
+            </w:r>
+          </w:p>
+        </w:tc>
+        <w:tc>
+          <w:tcPr>
+            <w:tcW w:type="dxa" w:w="3685"/>
+            <w:shd w:fill="F1F8F4"/>
+            <w:vAlign w:val="center"/>
+          </w:tcPr>
+          <w:p>
+            <w:pPr>
+              <w:jc w:val="left"/>
+            </w:pPr>
+            <w:r/>
+            <w:r>
+              <w:rPr>
+                <w:rFonts w:ascii="Calibri" w:hAnsi="Calibri"/>
+                <w:b w:val="0"/>
+                <w:color w:val="1F2933"/>
+                <w:sz w:val="17"/>
+              </w:rPr>
+              <w:t>Utilă ca anexă/comparație, dar mai greu de legat direct de fiecare tehnică fără explicații.</w:t>
+            </w:r>
+          </w:p>
+        </w:tc>
+      </w:tr>
+    </w:tbl>
+    <w:p/>
+    <w:p>
+      <w:pPr>
+        <w:spacing w:after="100"/>
+      </w:pPr>
+      <w:r>
+        <w:rPr>
+          <w:rFonts w:ascii="Calibri" w:hAnsi="Calibri"/>
+          <w:b w:val="0"/>
+          <w:i w:val="0"/>
+          <w:color w:val="1F2933"/>
+          <w:sz w:val="21"/>
+        </w:rPr>
+        <w:t>În practică, suita AI nu înlocuiește suita principală. Ea o completează. De exemplu, testele AI au stil mai dens și folosesc mai mult parametrizarea, dar suita principală este mai bună pentru a arăta de ce un anumit caz aparține BVA, equivalence partitioning sau circuitelor independente.</w:t>
+      </w:r>
+    </w:p>
+    <w:p>
+      <w:pPr>
+        <w:pStyle w:val="Heading1"/>
+      </w:pPr>
+      <w:r>
+        <w:t>7. Exemple concrete de diferențe</w:t>
+      </w:r>
+    </w:p>
+    <w:p>
+      <w:pPr>
+        <w:pStyle w:val="Heading2"/>
+      </w:pPr>
+      <w:r>
+        <w:t>7.1 Constructorul</w:t>
+      </w:r>
+    </w:p>
+    <w:p>
+      <w:pPr>
+        <w:spacing w:after="100"/>
+      </w:pPr>
+      <w:r>
+        <w:rPr>
+          <w:rFonts w:ascii="Calibri" w:hAnsi="Calibri"/>
+          <w:b w:val="0"/>
+          <w:i w:val="0"/>
+          <w:color w:val="1F2933"/>
+          <w:sz w:val="21"/>
+        </w:rPr>
+        <w:t>În suita proprie, constructorul este testat prin cazuri separate: clasă validă, `zumba` valid, tip invalid pentru `class_name`, instructor gol, preț invalid etc. În suita AI, aceleași idei sunt grupate în parametrizări. Stilul AI este mai compact, dar testele proprii sunt mai ușor de explicat la tablă sau într-o prezentare.</w:t>
+      </w:r>
+    </w:p>
+    <w:p>
+      <w:pPr>
+        <w:pStyle w:val="Heading2"/>
+      </w:pPr>
+      <w:r>
+        <w:t>7.2 Metoda evaluate_client_package</w:t>
+      </w:r>
+    </w:p>
+    <w:p>
+      <w:pPr>
+        <w:spacing w:after="100"/>
+      </w:pPr>
+      <w:r>
+        <w:rPr>
+          <w:rFonts w:ascii="Calibri" w:hAnsi="Calibri"/>
+          <w:b w:val="0"/>
+          <w:i w:val="0"/>
+          <w:color w:val="1F2933"/>
+          <w:sz w:val="21"/>
+        </w:rPr>
+        <w:t>Suita proprie merge pe împărțirea cerută: echivalență, frontiere, coverage și circuite. Suita AI preferă scenarii de pachet: istoric mixt, anulări inserate, ordine diferită a statusurilor, cost calculat pe pachetul complet și validări care se opresc în ordinea corectă.</w:t>
+      </w:r>
+    </w:p>
+    <w:p>
+      <w:pPr>
+        <w:pStyle w:val="Heading2"/>
+      </w:pPr>
+      <w:r>
+        <w:t>7.3 Cazuri specifice limbajului Python</w:t>
+      </w:r>
+    </w:p>
+    <w:p>
+      <w:pPr>
+        <w:spacing w:after="100"/>
+      </w:pPr>
+      <w:r>
+        <w:rPr>
+          <w:rFonts w:ascii="Calibri" w:hAnsi="Calibri"/>
+          <w:b w:val="0"/>
+          <w:i w:val="0"/>
+          <w:color w:val="1F2933"/>
+          <w:sz w:val="21"/>
+        </w:rPr>
+        <w:t>AI-ul a insistat util pe o capcană Python: `bool` este subclasă a lui `int`. Din acest motiv, `True` poate arăta ca `1`, iar `False` ca `0`, dacă validarea nu le respinge explicit. Proiectul tratează acest lucru atât în constructor, cât și în metoda principală.</w:t>
+      </w:r>
+    </w:p>
+    <w:p>
+      <w:pPr>
+        <w:pStyle w:val="ListBullet"/>
+        <w:spacing w:after="40"/>
+      </w:pPr>
+      <w:r>
+        <w:rPr>
+          <w:rFonts w:ascii="Calibri" w:hAnsi="Calibri"/>
+          <w:color w:val="1F2933"/>
+          <w:sz w:val="20"/>
+        </w:rPr>
+        <w:t>`price_per_session=True` sau `False` trebuie să producă `ValueError`.</w:t>
+      </w:r>
+    </w:p>
+    <w:p>
+      <w:pPr>
+        <w:pStyle w:val="ListBullet"/>
+        <w:spacing w:after="40"/>
+      </w:pPr>
+      <w:r>
+        <w:rPr>
+          <w:rFonts w:ascii="Calibri" w:hAnsi="Calibri"/>
+          <w:color w:val="1F2933"/>
+          <w:sz w:val="20"/>
+        </w:rPr>
+        <w:t>`package_sessions=True` și `package_sessions=False` trebuie respinse, chiar dacă `True == 1` în Python.</w:t>
+      </w:r>
+    </w:p>
+    <w:p>
+      <w:pPr>
+        <w:pStyle w:val="ListBullet"/>
+        <w:spacing w:after="40"/>
+      </w:pPr>
+      <w:r>
+        <w:rPr>
+          <w:rFonts w:ascii="Calibri" w:hAnsi="Calibri"/>
+          <w:color w:val="1F2933"/>
+          <w:sz w:val="20"/>
+        </w:rPr>
+        <w:t>`has_membership=1` nu este acceptat, pentru că parametrul trebuie să fie strict boolean.</w:t>
+      </w:r>
+    </w:p>
+    <w:p>
+      <w:pPr>
+        <w:pStyle w:val="Heading2"/>
+      </w:pPr>
+      <w:r>
+        <w:t>7.4 Egalitatea stringurilor</w:t>
+      </w:r>
+    </w:p>
+    <w:p>
+      <w:pPr>
+        <w:spacing w:after="100"/>
+      </w:pPr>
+      <w:r>
+        <w:rPr>
+          <w:rFonts w:ascii="Calibri" w:hAnsi="Calibri"/>
+          <w:b w:val="0"/>
+          <w:i w:val="0"/>
+          <w:color w:val="1F2933"/>
+          <w:sz w:val="21"/>
+        </w:rPr>
+        <w:t>Un test AI interesant construiește statusurile din bucăți de text, de exemplu `"".join(("att", "ended"))`. Scopul este să verifice faptul că metoda compară valorile stringurilor cu `==`, nu identitatea obiectelor cu `is`. Este un test mic, dar bun pentru mutation testing.</w:t>
+      </w:r>
+    </w:p>
+    <w:p>
+      <w:pPr>
+        <w:pStyle w:val="Heading1"/>
+      </w:pPr>
+      <w:r>
+        <w:t>8. Studiu de caz: mutantul pentru `zumba`</w:t>
+      </w:r>
+    </w:p>
+    <w:p>
+      <w:pPr>
+        <w:spacing w:after="100"/>
+      </w:pPr>
+      <w:r>
+        <w:rPr>
+          <w:rFonts w:ascii="Calibri" w:hAnsi="Calibri"/>
+          <w:b w:val="0"/>
+          <w:i w:val="0"/>
+          <w:color w:val="1F2933"/>
+          <w:sz w:val="21"/>
+        </w:rPr>
+        <w:t>Cazul cel mai valoros pentru raport este `zumba`. Inițial, valoarea era declarată în `VALID_CLASSES`, dar nu era folosită explicit în suita principală. În momentul în care mutmut modifica literalul `zumba` în `XXzumbaXX`, mutantul putea rămâne în viață: aplicația mutată nu mai accepta `zumba`, dar testele principale nu observau diferența.</w:t>
+      </w:r>
+    </w:p>
+    <w:tbl>
+      <w:tblPr>
+        <w:tblW w:type="auto" w:w="0"/>
+        <w:jc w:val="center"/>
+        <w:tblLook w:firstColumn="1" w:firstRow="1" w:lastColumn="0" w:lastRow="0" w:noHBand="0" w:noVBand="1" w:val="04A0"/>
+      </w:tblPr>
+      <w:tblGrid>
+        <w:gridCol w:w="10200"/>
+      </w:tblGrid>
+      <w:tr>
+        <w:tc>
+          <w:tcPr>
+            <w:tcW w:type="dxa" w:w="10200"/>
+            <w:shd w:fill="F1F8F4"/>
+            <w:tcBorders>
+              <w:top w:val="single" w:sz="6" w:color="A5D6A7"/>
+              <w:left w:val="single" w:sz="6" w:color="A5D6A7"/>
+              <w:bottom w:val="single" w:sz="6" w:color="A5D6A7"/>
+              <w:right w:val="single" w:sz="6" w:color="A5D6A7"/>
+            </w:tcBorders>
+          </w:tcPr>
+          <w:p>
+            <w:r/>
+            <w:r>
+              <w:rPr>
+                <w:rFonts w:ascii="Calibri" w:hAnsi="Calibri"/>
+                <w:b/>
+                <w:color w:val="1B5E20"/>
+                <w:sz w:val="19"/>
+              </w:rPr>
+              <w:t>Mutant observat în analiza mutmut</w:t>
+            </w:r>
+          </w:p>
           <w:p>
             <w:r>
               <w:rPr>
+                <w:rFonts w:ascii="Consolas" w:hAnsi="Consolas"/>
+                <w:color w:val="1F2933"/>
+                <w:sz w:val="17"/>
+              </w:rPr>
+              <w:t>- VALID_CLASSES = {"dance", "pilates", "yoga", "zumba"}</w:t>
+            </w:r>
+            <w:r>
+              <w:br/>
+            </w:r>
+            <w:r>
+              <w:rPr>
+                <w:rFonts w:ascii="Consolas" w:hAnsi="Consolas"/>
+                <w:color w:val="1F2933"/>
+                <w:sz w:val="17"/>
+              </w:rPr>
+              <w:t>+ VALID_CLASSES = {"dance", "pilates", "yoga", "XXzumbaXX"}</w:t>
+            </w:r>
+          </w:p>
+        </w:tc>
+      </w:tr>
+    </w:tbl>
+    <w:p/>
+    <w:p>
+      <w:pPr>
+        <w:spacing w:after="100"/>
+      </w:pPr>
+      <w:r>
+        <w:rPr>
+          <w:rFonts w:ascii="Calibri" w:hAnsi="Calibri"/>
+          <w:b w:val="0"/>
+          <w:i w:val="0"/>
+          <w:color w:val="1F2933"/>
+          <w:sz w:val="21"/>
+        </w:rPr>
+        <w:t>La prima vedere, asta poate părea ciudat, pentru că `dance`, `pilates`, `yoga` și `zumba` fac parte din aceeași clasă de echivalență validă. Totuși, pentru un set enumerat de literali, mutation testing poate schimba exact valoarea care nu este testată. Aici AI-ul a ajutat prin formularea unei explicații simple: un reprezentant de clasă de echivalență este suficient pentru o demonstrație funcțională de bază, dar nu neapărat suficient pentru mutații pe literali enumerați.</w:t>
+      </w:r>
+    </w:p>
+    <w:p>
+      <w:pPr>
+        <w:pStyle w:val="ListBullet"/>
+        <w:spacing w:after="40"/>
+      </w:pPr>
+      <w:r>
+        <w:rPr>
+          <w:rFonts w:ascii="Calibri" w:hAnsi="Calibri"/>
+          <w:color w:val="1F2933"/>
+          <w:sz w:val="20"/>
+        </w:rPr>
+        <w:t>`dance` era acoperit în suita principală printr-un test valid de constructor.</w:t>
+      </w:r>
+    </w:p>
+    <w:p>
+      <w:pPr>
+        <w:pStyle w:val="ListBullet"/>
+        <w:spacing w:after="40"/>
+      </w:pPr>
+      <w:r>
+        <w:rPr>
+          <w:rFonts w:ascii="Calibri" w:hAnsi="Calibri"/>
+          <w:color w:val="1F2933"/>
+          <w:sz w:val="20"/>
+        </w:rPr>
+        <w:t>`pilates` era acoperit printr-un test valid din fișierul de coverage.</w:t>
+      </w:r>
+    </w:p>
+    <w:p>
+      <w:pPr>
+        <w:pStyle w:val="ListBullet"/>
+        <w:spacing w:after="40"/>
+      </w:pPr>
+      <w:r>
+        <w:rPr>
+          <w:rFonts w:ascii="Calibri" w:hAnsi="Calibri"/>
+          <w:color w:val="1F2933"/>
+          <w:sz w:val="20"/>
+        </w:rPr>
+        <w:t>`yoga` era folosit ca valoare implicită în helperul `make_booking()`.</w:t>
+      </w:r>
+    </w:p>
+    <w:p>
+      <w:pPr>
+        <w:pStyle w:val="ListBullet"/>
+        <w:spacing w:after="40"/>
+      </w:pPr>
+      <w:r>
+        <w:rPr>
+          <w:rFonts w:ascii="Calibri" w:hAnsi="Calibri"/>
+          <w:color w:val="1F2933"/>
+          <w:sz w:val="20"/>
+        </w:rPr>
+        <w:t>`zumba` exista în suita AI, dar nu era în runner-ul principal folosit de mutmut.</w:t>
+      </w:r>
+    </w:p>
+    <w:p>
+      <w:pPr>
+        <w:spacing w:after="100"/>
+      </w:pPr>
+      <w:r>
+        <w:rPr>
+          <w:rFonts w:ascii="Calibri" w:hAnsi="Calibri"/>
+          <w:b w:val="0"/>
+          <w:i w:val="0"/>
+          <w:color w:val="1F2933"/>
+          <w:sz w:val="21"/>
+        </w:rPr>
+        <w:t>Rezolvarea a fost minimă și corectă: un test explicit în `test_equivalence_partitioning.py`, care construiește `FitnessClassBooking("zumba", "Ana Pop", 50.0)` și verifică inițializarea. Nu a fost schimbată logica aplicației, ci doar a fost completată suita de teste.</w:t>
+      </w:r>
+    </w:p>
+    <w:tbl>
+      <w:tblPr>
+        <w:tblW w:type="auto" w:w="0"/>
+        <w:jc w:val="center"/>
+        <w:tblLook w:firstColumn="1" w:firstRow="1" w:lastColumn="0" w:lastRow="0" w:noHBand="0" w:noVBand="1" w:val="04A0"/>
+      </w:tblPr>
+      <w:tblGrid>
+        <w:gridCol w:w="10200"/>
+      </w:tblGrid>
+      <w:tr>
+        <w:tc>
+          <w:tcPr>
+            <w:tcW w:type="dxa" w:w="10200"/>
+            <w:shd w:fill="F5F7F8"/>
+            <w:tcBorders>
+              <w:top w:val="single" w:sz="6" w:color="A5D6A7"/>
+              <w:left w:val="single" w:sz="6" w:color="A5D6A7"/>
+              <w:bottom w:val="single" w:sz="6" w:color="A5D6A7"/>
+              <w:right w:val="single" w:sz="6" w:color="A5D6A7"/>
+            </w:tcBorders>
+          </w:tcPr>
+          <w:p>
+            <w:r/>
+            <w:r>
+              <w:rPr>
+                <w:rFonts w:ascii="Calibri" w:hAnsi="Calibri"/>
                 <w:b/>
+                <w:color w:val="1B5E20"/>
+                <w:sz w:val="19"/>
+              </w:rPr>
+              <w:t>Testul adăugat pentru literalul `zumba`</w:t>
+            </w:r>
+          </w:p>
+          <w:p>
+            <w:r>
+              <w:rPr>
+                <w:rFonts w:ascii="Consolas" w:hAnsi="Consolas"/>
+                <w:color w:val="1F2933"/>
+                <w:sz w:val="17"/>
+              </w:rPr>
+              <w:t>def test_ep_valid_zumba_constructor_data_creates_booking(self) -&gt; None:</w:t>
+            </w:r>
+            <w:r>
+              <w:br/>
+            </w:r>
+            <w:r>
+              <w:rPr>
+                <w:rFonts w:ascii="Consolas" w:hAnsi="Consolas"/>
+                <w:color w:val="1F2933"/>
+                <w:sz w:val="17"/>
+              </w:rPr>
+              <w:t xml:space="preserve">    booking = FitnessClassBooking("zumba", "Ana Pop", 50.0)</w:t>
+            </w:r>
+            <w:r>
+              <w:br/>
+            </w:r>
+            <w:r>
+              <w:rPr>
+                <w:rFonts w:ascii="Consolas" w:hAnsi="Consolas"/>
+                <w:color w:val="1F2933"/>
+                <w:sz w:val="17"/>
+              </w:rPr>
+            </w:r>
+            <w:r>
+              <w:br/>
+            </w:r>
+            <w:r>
+              <w:rPr>
+                <w:rFonts w:ascii="Consolas" w:hAnsi="Consolas"/>
+                <w:color w:val="1F2933"/>
+                <w:sz w:val="17"/>
+              </w:rPr>
+              <w:t xml:space="preserve">    self.assertEqual(booking.class_name, "zumba")</w:t>
+            </w:r>
+            <w:r>
+              <w:br/>
+            </w:r>
+            <w:r>
+              <w:rPr>
+                <w:rFonts w:ascii="Consolas" w:hAnsi="Consolas"/>
+                <w:color w:val="1F2933"/>
+                <w:sz w:val="17"/>
+              </w:rPr>
+              <w:t xml:space="preserve">    self.assertEqual(booking.instructor, "Ana Pop")</w:t>
+            </w:r>
+            <w:r>
+              <w:br/>
+            </w:r>
+            <w:r>
+              <w:rPr>
+                <w:rFonts w:ascii="Consolas" w:hAnsi="Consolas"/>
+                <w:color w:val="1F2933"/>
+                <w:sz w:val="17"/>
+              </w:rPr>
+              <w:t xml:space="preserve">    self.assertEqual(booking.price_per_session, 50.0)</w:t>
+            </w:r>
+          </w:p>
+        </w:tc>
+      </w:tr>
+    </w:tbl>
+    <w:p/>
+    <w:p>
+      <w:pPr>
+        <w:pStyle w:val="Heading1"/>
+      </w:pPr>
+      <w:r>
+        <w:t>9. Validarea rezultatului</w:t>
+      </w:r>
+    </w:p>
+    <w:p>
+      <w:pPr>
+        <w:spacing w:after="100"/>
+      </w:pPr>
+      <w:r>
+        <w:rPr>
+          <w:rFonts w:ascii="Calibri" w:hAnsi="Calibri"/>
+          <w:b w:val="0"/>
+          <w:i w:val="0"/>
+          <w:color w:val="1F2933"/>
+          <w:sz w:val="21"/>
+        </w:rPr>
+        <w:t>Validarea nu s-a bazat pe răspunsul AI-ului. După analiza cazului și completarea testelor, rezultatele folosite în documentație sunt cele din proiect:</w:t>
+      </w:r>
+    </w:p>
+    <w:tbl>
+      <w:tblPr>
+        <w:tblStyle w:val="TableGrid"/>
+        <w:tblW w:type="auto" w:w="0"/>
+        <w:jc w:val="center"/>
+        <w:tblLook w:firstColumn="1" w:firstRow="1" w:lastColumn="0" w:lastRow="0" w:noHBand="0" w:noVBand="1" w:val="04A0"/>
+      </w:tblPr>
+      <w:tblGrid>
+        <w:gridCol w:w="3400"/>
+        <w:gridCol w:w="3400"/>
+        <w:gridCol w:w="3400"/>
+      </w:tblGrid>
+      <w:tr>
+        <w:tc>
+          <w:tcPr>
+            <w:tcW w:type="dxa" w:w="2381"/>
+            <w:shd w:fill="2E7D32"/>
+            <w:vAlign w:val="center"/>
+          </w:tcPr>
+          <w:p>
+            <w:pPr>
+              <w:jc w:val="left"/>
+            </w:pPr>
+            <w:r/>
+            <w:r>
+              <w:rPr>
+                <w:rFonts w:ascii="Calibri" w:hAnsi="Calibri"/>
+                <w:b/>
+                <w:color w:val="FFFFFF"/>
+                <w:sz w:val="18"/>
               </w:rPr>
               <w:t>Verificare</w:t>
             </w:r>
@@ -335,16 +3125,45 @@
         </w:tc>
         <w:tc>
           <w:tcPr>
-            <w:tcW w:type="dxa" w:w="4320"/>
+            <w:tcW w:type="dxa" w:w="2948"/>
+            <w:shd w:fill="2E7D32"/>
             <w:vAlign w:val="center"/>
-            <w:shd w:fill="D9EAF7"/>
           </w:tcPr>
           <w:p>
+            <w:pPr>
+              <w:jc w:val="left"/>
+            </w:pPr>
+            <w:r/>
             <w:r>
               <w:rPr>
+                <w:rFonts w:ascii="Calibri" w:hAnsi="Calibri"/>
                 <w:b/>
+                <w:color w:val="FFFFFF"/>
+                <w:sz w:val="18"/>
               </w:rPr>
-              <w:t>Rezultat dup? ?mbun?t??ire</w:t>
+              <w:t>Rezultat documentat</w:t>
+            </w:r>
+          </w:p>
+        </w:tc>
+        <w:tc>
+          <w:tcPr>
+            <w:tcW w:type="dxa" w:w="3855"/>
+            <w:shd w:fill="2E7D32"/>
+            <w:vAlign w:val="center"/>
+          </w:tcPr>
+          <w:p>
+            <w:pPr>
+              <w:jc w:val="left"/>
+            </w:pPr>
+            <w:r/>
+            <w:r>
+              <w:rPr>
+                <w:rFonts w:ascii="Calibri" w:hAnsi="Calibri"/>
+                <w:b/>
+                <w:color w:val="FFFFFF"/>
+                <w:sz w:val="18"/>
+              </w:rPr>
+              <w:t>Interpretare</w:t>
             </w:r>
           </w:p>
         </w:tc>
@@ -352,23 +3171,67 @@
       <w:tr>
         <w:tc>
           <w:tcPr>
-            <w:tcW w:type="dxa" w:w="4320"/>
+            <w:tcW w:type="dxa" w:w="2381"/>
+            <w:shd w:fill="FFFFFF"/>
             <w:vAlign w:val="center"/>
           </w:tcPr>
           <w:p>
+            <w:pPr>
+              <w:jc w:val="left"/>
+            </w:pPr>
+            <w:r/>
             <w:r>
-              <w:t>pytest suita principal?</w:t>
+              <w:rPr>
+                <w:rFonts w:ascii="Calibri" w:hAnsi="Calibri"/>
+                <w:b w:val="0"/>
+                <w:color w:val="1F2933"/>
+                <w:sz w:val="17"/>
+              </w:rPr>
+              <w:t>pytest - suita principală</w:t>
             </w:r>
           </w:p>
         </w:tc>
         <w:tc>
           <w:tcPr>
-            <w:tcW w:type="dxa" w:w="4320"/>
+            <w:tcW w:type="dxa" w:w="2948"/>
+            <w:shd w:fill="FFFFFF"/>
             <w:vAlign w:val="center"/>
           </w:tcPr>
           <w:p>
+            <w:pPr>
+              <w:jc w:val="left"/>
+            </w:pPr>
+            <w:r/>
             <w:r>
+              <w:rPr>
+                <w:rFonts w:ascii="Calibri" w:hAnsi="Calibri"/>
+                <w:b w:val="0"/>
+                <w:color w:val="1F2933"/>
+                <w:sz w:val="17"/>
+              </w:rPr>
               <w:t>100 passed</w:t>
+            </w:r>
+          </w:p>
+        </w:tc>
+        <w:tc>
+          <w:tcPr>
+            <w:tcW w:type="dxa" w:w="3855"/>
+            <w:shd w:fill="FFFFFF"/>
+            <w:vAlign w:val="center"/>
+          </w:tcPr>
+          <w:p>
+            <w:pPr>
+              <w:jc w:val="left"/>
+            </w:pPr>
+            <w:r/>
+            <w:r>
+              <w:rPr>
+                <w:rFonts w:ascii="Calibri" w:hAnsi="Calibri"/>
+                <w:b w:val="0"/>
+                <w:color w:val="1F2933"/>
+                <w:sz w:val="17"/>
+              </w:rPr>
+              <w:t>Testele proprii trec complet.</w:t>
             </w:r>
           </w:p>
         </w:tc>
@@ -376,23 +3239,67 @@
       <w:tr>
         <w:tc>
           <w:tcPr>
-            <w:tcW w:type="dxa" w:w="4320"/>
+            <w:tcW w:type="dxa" w:w="2381"/>
+            <w:shd w:fill="F1F8F4"/>
             <w:vAlign w:val="center"/>
           </w:tcPr>
           <w:p>
+            <w:pPr>
+              <w:jc w:val="left"/>
+            </w:pPr>
+            <w:r/>
             <w:r>
-              <w:t>test_equivalence_partitioning.py</w:t>
+              <w:rPr>
+                <w:rFonts w:ascii="Calibri" w:hAnsi="Calibri"/>
+                <w:b w:val="0"/>
+                <w:color w:val="1F2933"/>
+                <w:sz w:val="17"/>
+              </w:rPr>
+              <w:t>pytest - suita AI</w:t>
             </w:r>
           </w:p>
         </w:tc>
         <w:tc>
           <w:tcPr>
-            <w:tcW w:type="dxa" w:w="4320"/>
+            <w:tcW w:type="dxa" w:w="2948"/>
+            <w:shd w:fill="F1F8F4"/>
             <w:vAlign w:val="center"/>
           </w:tcPr>
           <w:p>
+            <w:pPr>
+              <w:jc w:val="left"/>
+            </w:pPr>
+            <w:r/>
             <w:r>
-              <w:t>23 teste</w:t>
+              <w:rPr>
+                <w:rFonts w:ascii="Calibri" w:hAnsi="Calibri"/>
+                <w:b w:val="0"/>
+                <w:color w:val="1F2933"/>
+                <w:sz w:val="17"/>
+              </w:rPr>
+              <w:t>70 passed</w:t>
+            </w:r>
+          </w:p>
+        </w:tc>
+        <w:tc>
+          <w:tcPr>
+            <w:tcW w:type="dxa" w:w="3855"/>
+            <w:shd w:fill="F1F8F4"/>
+            <w:vAlign w:val="center"/>
+          </w:tcPr>
+          <w:p>
+            <w:pPr>
+              <w:jc w:val="left"/>
+            </w:pPr>
+            <w:r/>
+            <w:r>
+              <w:rPr>
+                <w:rFonts w:ascii="Calibri" w:hAnsi="Calibri"/>
+                <w:b w:val="0"/>
+                <w:color w:val="1F2933"/>
+                <w:sz w:val="17"/>
+              </w:rPr>
+              <w:t>Suita generată/asistată rulează separat și confirmă comportamentul.</w:t>
             </w:r>
           </w:p>
         </w:tc>
@@ -400,23 +3307,67 @@
       <w:tr>
         <w:tc>
           <w:tcPr>
-            <w:tcW w:type="dxa" w:w="4320"/>
+            <w:tcW w:type="dxa" w:w="2381"/>
+            <w:shd w:fill="FFFFFF"/>
             <w:vAlign w:val="center"/>
           </w:tcPr>
           <w:p>
+            <w:pPr>
+              <w:jc w:val="left"/>
+            </w:pPr>
+            <w:r/>
             <w:r>
-              <w:t>coverage.py pentru fitness_class_booking.py</w:t>
+              <w:rPr>
+                <w:rFonts w:ascii="Calibri" w:hAnsi="Calibri"/>
+                <w:b w:val="0"/>
+                <w:color w:val="1F2933"/>
+                <w:sz w:val="17"/>
+              </w:rPr>
+              <w:t>coverage.py</w:t>
             </w:r>
           </w:p>
         </w:tc>
         <w:tc>
           <w:tcPr>
-            <w:tcW w:type="dxa" w:w="4320"/>
+            <w:tcW w:type="dxa" w:w="2948"/>
+            <w:shd w:fill="FFFFFF"/>
             <w:vAlign w:val="center"/>
           </w:tcPr>
           <w:p>
+            <w:pPr>
+              <w:jc w:val="left"/>
+            </w:pPr>
+            <w:r/>
             <w:r>
-              <w:t>100% statement coverage ?i 100% branch coverage</w:t>
+              <w:rPr>
+                <w:rFonts w:ascii="Calibri" w:hAnsi="Calibri"/>
+                <w:b w:val="0"/>
+                <w:color w:val="1F2933"/>
+                <w:sz w:val="17"/>
+              </w:rPr>
+              <w:t>43/43 statements, 26/26 branches, 100%</w:t>
+            </w:r>
+          </w:p>
+        </w:tc>
+        <w:tc>
+          <w:tcPr>
+            <w:tcW w:type="dxa" w:w="3855"/>
+            <w:shd w:fill="FFFFFF"/>
+            <w:vAlign w:val="center"/>
+          </w:tcPr>
+          <w:p>
+            <w:pPr>
+              <w:jc w:val="left"/>
+            </w:pPr>
+            <w:r/>
+            <w:r>
+              <w:rPr>
+                <w:rFonts w:ascii="Calibri" w:hAnsi="Calibri"/>
+                <w:b w:val="0"/>
+                <w:color w:val="1F2933"/>
+                <w:sz w:val="17"/>
+              </w:rPr>
+              <w:t>Fișierul `fitness_class_booking.py` este acoperit complet.</w:t>
             </w:r>
           </w:p>
         </w:tc>
@@ -424,37 +3375,279 @@
       <w:tr>
         <w:tc>
           <w:tcPr>
-            <w:tcW w:type="dxa" w:w="4320"/>
+            <w:tcW w:type="dxa" w:w="2381"/>
+            <w:shd w:fill="F1F8F4"/>
             <w:vAlign w:val="center"/>
           </w:tcPr>
           <w:p>
+            <w:pPr>
+              <w:jc w:val="left"/>
+            </w:pPr>
+            <w:r/>
             <w:r>
+              <w:rPr>
+                <w:rFonts w:ascii="Calibri" w:hAnsi="Calibri"/>
+                <w:b w:val="0"/>
+                <w:color w:val="1F2933"/>
+                <w:sz w:val="17"/>
+              </w:rPr>
               <w:t>mutmut</w:t>
             </w:r>
           </w:p>
         </w:tc>
         <w:tc>
           <w:tcPr>
-            <w:tcW w:type="dxa" w:w="4320"/>
+            <w:tcW w:type="dxa" w:w="2948"/>
+            <w:shd w:fill="F1F8F4"/>
             <w:vAlign w:val="center"/>
           </w:tcPr>
           <w:p>
+            <w:pPr>
+              <w:jc w:val="left"/>
+            </w:pPr>
+            <w:r/>
             <w:r>
-              <w:t>95/95 mutan?i verifica?i; 85 killed; 10 suspicious; 0 survived</w:t>
+              <w:rPr>
+                <w:rFonts w:ascii="Calibri" w:hAnsi="Calibri"/>
+                <w:b w:val="0"/>
+                <w:color w:val="1F2933"/>
+                <w:sz w:val="17"/>
+              </w:rPr>
+              <w:t>95/95 verificați; 85 killed; 10 suspicious; 0 survived</w:t>
+            </w:r>
+          </w:p>
+        </w:tc>
+        <w:tc>
+          <w:tcPr>
+            <w:tcW w:type="dxa" w:w="3855"/>
+            <w:shd w:fill="F1F8F4"/>
+            <w:vAlign w:val="center"/>
+          </w:tcPr>
+          <w:p>
+            <w:pPr>
+              <w:jc w:val="left"/>
+            </w:pPr>
+            <w:r/>
+            <w:r>
+              <w:rPr>
+                <w:rFonts w:ascii="Calibri" w:hAnsi="Calibri"/>
+                <w:b w:val="0"/>
+                <w:color w:val="1F2933"/>
+                <w:sz w:val="17"/>
+              </w:rPr>
+              <w:t>`0 survived` este rezultatul important; `Suspicious` nu înseamnă mutant supraviețuitor.</w:t>
+            </w:r>
+          </w:p>
+        </w:tc>
+      </w:tr>
+      <w:tr>
+        <w:tc>
+          <w:tcPr>
+            <w:tcW w:type="dxa" w:w="2381"/>
+            <w:shd w:fill="FFFFFF"/>
+            <w:vAlign w:val="center"/>
+          </w:tcPr>
+          <w:p>
+            <w:pPr>
+              <w:jc w:val="left"/>
+            </w:pPr>
+            <w:r/>
+            <w:r>
+              <w:rPr>
+                <w:rFonts w:ascii="Calibri" w:hAnsi="Calibri"/>
+                <w:b w:val="0"/>
+                <w:color w:val="1F2933"/>
+                <w:sz w:val="17"/>
+              </w:rPr>
+              <w:t>Cosmic Ray</w:t>
+            </w:r>
+          </w:p>
+        </w:tc>
+        <w:tc>
+          <w:tcPr>
+            <w:tcW w:type="dxa" w:w="2948"/>
+            <w:shd w:fill="FFFFFF"/>
+            <w:vAlign w:val="center"/>
+          </w:tcPr>
+          <w:p>
+            <w:pPr>
+              <w:jc w:val="left"/>
+            </w:pPr>
+            <w:r/>
+            <w:r>
+              <w:rPr>
+                <w:rFonts w:ascii="Calibri" w:hAnsi="Calibri"/>
+                <w:b w:val="0"/>
+                <w:color w:val="1F2933"/>
+                <w:sz w:val="17"/>
+              </w:rPr>
+              <w:t>166 mutanți; 9 survived; scor aproximativ 94.58%</w:t>
+            </w:r>
+          </w:p>
+        </w:tc>
+        <w:tc>
+          <w:tcPr>
+            <w:tcW w:type="dxa" w:w="3855"/>
+            <w:shd w:fill="FFFFFF"/>
+            <w:vAlign w:val="center"/>
+          </w:tcPr>
+          <w:p>
+            <w:pPr>
+              <w:jc w:val="left"/>
+            </w:pPr>
+            <w:r/>
+            <w:r>
+              <w:rPr>
+                <w:rFonts w:ascii="Calibri" w:hAnsi="Calibri"/>
+                <w:b w:val="0"/>
+                <w:color w:val="1F2933"/>
+                <w:sz w:val="17"/>
+              </w:rPr>
+              <w:t>Analiză suplimentară cu operatori diferiți față de mutmut.</w:t>
             </w:r>
           </w:p>
         </w:tc>
       </w:tr>
     </w:tbl>
+    <w:p/>
+    <w:tbl>
+      <w:tblPr>
+        <w:tblW w:type="auto" w:w="0"/>
+        <w:jc w:val="center"/>
+        <w:tblLook w:firstColumn="1" w:firstRow="1" w:lastColumn="0" w:lastRow="0" w:noHBand="0" w:noVBand="1" w:val="04A0"/>
+      </w:tblPr>
+      <w:tblGrid>
+        <w:gridCol w:w="10200"/>
+      </w:tblGrid>
+      <w:tr>
+        <w:tc>
+          <w:tcPr>
+            <w:tcW w:type="dxa" w:w="10200"/>
+            <w:shd w:fill="E8F5E9"/>
+            <w:tcBorders>
+              <w:top w:val="single" w:sz="6" w:color="A5D6A7"/>
+              <w:left w:val="single" w:sz="6" w:color="A5D6A7"/>
+              <w:bottom w:val="single" w:sz="6" w:color="A5D6A7"/>
+              <w:right w:val="single" w:sz="6" w:color="A5D6A7"/>
+            </w:tcBorders>
+          </w:tcPr>
+          <w:p>
+            <w:r/>
+            <w:r>
+              <w:rPr>
+                <w:rFonts w:ascii="Calibri" w:hAnsi="Calibri"/>
+                <w:b/>
+                <w:color w:val="1B5E20"/>
+                <w:sz w:val="20"/>
+              </w:rPr>
+              <w:t>Despre rezultatele mutmut</w:t>
+            </w:r>
+          </w:p>
+          <w:p>
+            <w:r>
+              <w:rPr>
+                <w:rFonts w:ascii="Calibri" w:hAnsi="Calibri"/>
+                <w:color w:val="1F2933"/>
+                <w:sz w:val="19"/>
+              </w:rPr>
+              <w:t>Pentru acest raport am păstrat valorile documentate în MD și în prezentare: 95/95 mutanți, 85 killed, 10 suspicious, 0 survived. Logurile locale pot fi influențate de cache sau de rulări intermediare, deci interpretarea finală se bazează pe rezultatul stabil documentat în proiect.</w:t>
+            </w:r>
+          </w:p>
+        </w:tc>
+      </w:tr>
+    </w:tbl>
+    <w:p/>
     <w:p>
+      <w:pPr>
+        <w:pStyle w:val="Heading1"/>
+      </w:pPr>
+      <w:r>
+        <w:t>10. Ce a adăugat AI-ul față de analiza manuală</w:t>
+      </w:r>
+    </w:p>
+    <w:p>
+      <w:pPr>
+        <w:pStyle w:val="ListBullet"/>
+        <w:spacing w:after="40"/>
+      </w:pPr>
       <w:r>
         <w:rPr>
-          <w:b/>
+          <w:rFonts w:ascii="Calibri" w:hAnsi="Calibri"/>
+          <w:color w:val="1F2933"/>
+          <w:sz w:val="20"/>
         </w:rPr>
-        <w:t xml:space="preserve">Observa?ie despre `Suspicious`. </w:t>
+        <w:t>A propus o suită separată, cu stil diferit de testele principale, utilă pentru comparație.</w:t>
       </w:r>
+    </w:p>
+    <w:p>
+      <w:pPr>
+        <w:pStyle w:val="ListBullet"/>
+        <w:spacing w:after="40"/>
+      </w:pPr>
       <w:r>
-        <w:t>Cei 10 mutan?i marca?i `Suspicious` nu sunt echivalen?i cu `Survived`. ?n mutmut, `Suspicious` indic? rul?ri mai lente dec?t baseline-ul, dar nu mutan?i care trec clar neobserva?i de teste. Indicatorul esen?ial pentru acest caz este c? num?rul de mutan?i `Survived` a devenit 0.</w:t>
+        <w:rPr>
+          <w:rFonts w:ascii="Calibri" w:hAnsi="Calibri"/>
+          <w:color w:val="1F2933"/>
+          <w:sz w:val="20"/>
+        </w:rPr>
+        <w:t>A împins testele spre cazuri compacte și parametrizate, în locul unor teste foarte repetitive.</w:t>
+      </w:r>
+    </w:p>
+    <w:p>
+      <w:pPr>
+        <w:pStyle w:val="ListBullet"/>
+        <w:spacing w:after="40"/>
+      </w:pPr>
+      <w:r>
+        <w:rPr>
+          <w:rFonts w:ascii="Calibri" w:hAnsi="Calibri"/>
+          <w:color w:val="1F2933"/>
+          <w:sz w:val="20"/>
+        </w:rPr>
+        <w:t>A evidențiat capcana `bool` vs `int`, importantă în Python.</w:t>
+      </w:r>
+    </w:p>
+    <w:p>
+      <w:pPr>
+        <w:pStyle w:val="ListBullet"/>
+        <w:spacing w:after="40"/>
+      </w:pPr>
+      <w:r>
+        <w:rPr>
+          <w:rFonts w:ascii="Calibri" w:hAnsi="Calibri"/>
+          <w:color w:val="1F2933"/>
+          <w:sz w:val="20"/>
+        </w:rPr>
+        <w:t>A inclus teste orientate spre mutation testing: `cancelled` nu consumă ședință, `no_show` consumă, costul se calculează pe pachetul întreg, rotunjirea este verificată.</w:t>
+      </w:r>
+    </w:p>
+    <w:p>
+      <w:pPr>
+        <w:pStyle w:val="ListBullet"/>
+        <w:spacing w:after="40"/>
+      </w:pPr>
+      <w:r>
+        <w:rPr>
+          <w:rFonts w:ascii="Calibri" w:hAnsi="Calibri"/>
+          <w:color w:val="1F2933"/>
+          <w:sz w:val="20"/>
+        </w:rPr>
+        <w:t>A ajutat la interpretarea mutantului pentru `zumba`, separând problema reală de o concluzie prea simplă despre clasele de echivalență.</w:t>
+      </w:r>
+    </w:p>
+    <w:p>
+      <w:pPr>
+        <w:spacing w:after="100"/>
+      </w:pPr>
+      <w:r>
+        <w:rPr>
+          <w:rFonts w:ascii="Calibri" w:hAnsi="Calibri"/>
+          <w:b w:val="0"/>
+          <w:i w:val="0"/>
+          <w:color w:val="1F2933"/>
+          <w:sz w:val="21"/>
+        </w:rPr>
+        <w:t>Cel mai util lucru nu a fost că AI-ul a scris multe teste, ci că a oferit o a doua perspectivă. Când testele proprii sunt organizate după o schemă de curs, e ușor să ratezi unele detalii practice. Suita AI a venit mai mult din zona de scenarii și proprietăți, iar asta a făcut comparația relevantă.</w:t>
       </w:r>
     </w:p>
     <w:p>
@@ -462,47 +3655,78 @@
         <w:pStyle w:val="Heading1"/>
       </w:pPr>
       <w:r>
-        <w:t>7. Ce a ad?ugat AI-ul fa?? de analiza manual?</w:t>
+        <w:t>11. Limitări și control uman</w:t>
+      </w:r>
+    </w:p>
+    <w:p>
+      <w:pPr>
+        <w:spacing w:after="100"/>
+      </w:pPr>
+      <w:r>
+        <w:rPr>
+          <w:rFonts w:ascii="Calibri" w:hAnsi="Calibri"/>
+          <w:b w:val="0"/>
+          <w:i w:val="0"/>
+          <w:color w:val="1F2933"/>
+          <w:sz w:val="21"/>
+        </w:rPr>
+        <w:t>AI-ul nu a fost tratat ca autoritate finală. Orice propunere a fost acceptată numai dacă era compatibilă cu implementarea reală și trecea local. A fost important ca promptul să specifice metoda exactă, folderul separat pentru teste și faptul că testele nu trebuie să copieze mecanic suita existentă.</w:t>
       </w:r>
     </w:p>
     <w:p>
       <w:pPr>
         <w:pStyle w:val="ListBullet"/>
+        <w:spacing w:after="40"/>
       </w:pPr>
       <w:r>
-        <w:t>A explicat diferen?a dintre acoperirea unei clase de echivalen?? printr-un reprezentant ?i testarea fiec?rui literal dintr-un set enumerat.</w:t>
+        <w:rPr>
+          <w:rFonts w:ascii="Calibri" w:hAnsi="Calibri"/>
+          <w:color w:val="1F2933"/>
+          <w:sz w:val="20"/>
+        </w:rPr>
+        <w:t>Dacă promptul nu menționează implementarea reală, AI-ul poate inventa reguli de business care nu există.</w:t>
       </w:r>
     </w:p>
     <w:p>
       <w:pPr>
         <w:pStyle w:val="ListBullet"/>
+        <w:spacing w:after="40"/>
       </w:pPr>
       <w:r>
-        <w:t>A identificat cauza real? a mutantului supravie?uitor: lipsa unui test valid pentru `zumba` ?n suita principal?.</w:t>
+        <w:rPr>
+          <w:rFonts w:ascii="Calibri" w:hAnsi="Calibri"/>
+          <w:color w:val="1F2933"/>
+          <w:sz w:val="20"/>
+        </w:rPr>
+        <w:t>Dacă testele generate sunt acceptate fără rulare, raportul devine fragil.</w:t>
       </w:r>
     </w:p>
     <w:p>
       <w:pPr>
         <w:pStyle w:val="ListBullet"/>
+        <w:spacing w:after="40"/>
       </w:pPr>
       <w:r>
-        <w:t>A prevenit o remediere superficial?, cum ar fi doar reordonarea valorilor sau ?nlocuirea unui helper cu alt? valoare, care ar fi mutat problema pe alt literal.</w:t>
+        <w:rPr>
+          <w:rFonts w:ascii="Calibri" w:hAnsi="Calibri"/>
+          <w:color w:val="1F2933"/>
+          <w:sz w:val="20"/>
+        </w:rPr>
+        <w:t>Dacă rezultatele mutation testing sunt citite fără atenție, `Suspicious` poate fi confundat cu `Survived`.</w:t>
       </w:r>
     </w:p>
     <w:p>
       <w:pPr>
         <w:pStyle w:val="ListBullet"/>
+        <w:spacing w:after="40"/>
       </w:pPr>
       <w:r>
-        <w:t>A clarificat de ce `pilates` nu avea aceea?i problem?: exista deja un test explicit pentru el.</w:t>
-      </w:r>
-    </w:p>
-    <w:p>
-      <w:pPr>
-        <w:pStyle w:val="ListBullet"/>
-      </w:pPr>
-      <w:r>
-        <w:t>A ajutat la actualizarea coerent? a documenta?iei: num?r de teste, rezultate mutmut ?i interpretarea cazului.</w:t>
+        <w:rPr>
+          <w:rFonts w:ascii="Calibri" w:hAnsi="Calibri"/>
+          <w:color w:val="1F2933"/>
+          <w:sz w:val="20"/>
+        </w:rPr>
+        <w:t>Dacă mutmut folosește cache sau lasă mutații aplicate temporar, rezultatele trebuie verificate printr-o rulare curată și prin controlul versiunilor.</w:t>
       </w:r>
     </w:p>
     <w:p>
@@ -510,12 +3734,37 @@
         <w:pStyle w:val="Heading1"/>
       </w:pPr>
       <w:r>
-        <w:t>8. Limit?ri ?i control uman</w:t>
+        <w:t>12. Concluzie</w:t>
       </w:r>
     </w:p>
     <w:p>
+      <w:pPr>
+        <w:spacing w:after="100"/>
+      </w:pPr>
       <w:r>
-        <w:t>AI-ul a fost folosit ca instrument de analiz?, nu ca autoritate final?. Propunerea a fost acceptat? doar dup? verificare prin rularea testelor ?i prin mutmut. ?n plus, ?n timpul lucrului au existat situa?ii ?n care mutmut a l?sat temporar mutan?i aplica?i pe disc sau a folosit cache. Aceste situa?ii au fost detectate prin rularea suitei f?r? muta?ii ?i prin verificarea diffului din Git. Astfel, procesul corect a fost: analiz? AI, verificare manual? ?n cod, rulare local?, apoi actualizare documenta?ie.</w:t>
+        <w:rPr>
+          <w:rFonts w:ascii="Calibri" w:hAnsi="Calibri"/>
+          <w:b w:val="0"/>
+          <w:i w:val="0"/>
+          <w:color w:val="1F2933"/>
+          <w:sz w:val="21"/>
+        </w:rPr>
+        <w:t>Folosirea AI-ului a fost utilă în două direcții: a generat o suită separată de teste, bună pentru comparație, și a ajutat la explicarea unui caz real de mutation testing. Suita proprie rămâne baza proiectului, pentru că este mapată clar pe cerințele T1. Suita AI o completează prin stilul mai compact, prin scenarii alternative și prin câteva teste cu accent pe particularități Python.</w:t>
+      </w:r>
+    </w:p>
+    <w:p>
+      <w:pPr>
+        <w:spacing w:after="100"/>
+      </w:pPr>
+      <w:r>
+        <w:rPr>
+          <w:rFonts w:ascii="Calibri" w:hAnsi="Calibri"/>
+          <w:b w:val="0"/>
+          <w:i w:val="0"/>
+          <w:color w:val="1F2933"/>
+          <w:sz w:val="21"/>
+        </w:rPr>
+        <w:t>Cazul `zumba` este partea cea mai convingătoare a raportului: un literal valid, prezent în cod, dar netestat explicit în runner-ul principal, a putut lăsa un mutant în viață. După adăugarea unui test mic și bine plasat, rezultatul final documentat pentru mutmut a ajuns la `0 survived`. Asta arată concret că AI-ul a ajutat procesul de testare, dar decizia finală și validarea au rămas manuale.</w:t>
       </w:r>
     </w:p>
     <w:p>
@@ -523,34 +3772,115 @@
         <w:pStyle w:val="Heading1"/>
       </w:pPr>
       <w:r>
-        <w:t>9. Concluzie</w:t>
-      </w:r>
-    </w:p>
-    <w:p>
-      <w:r>
-        <w:t>Cazul `zumba` arat? concret cum un LLM poate contribui la ?mbun?t??irea test?rii: nu prin ?nlocuirea deciziei umane, ci prin explicarea unui rezultat de mutation testing ?i prin formularea unei ipoteze verificabile. ?n urma analizei, suita principal? a fost extins? cu un test mic, dar important, iar rezultatul final mutmut a ajuns la 0 mutan?i supravie?uitori. Prin urmare, folosirea AI-ului a avut un efect direct asupra calit??ii suitei de teste, nu doar asupra redact?rii proiectului.</w:t>
+        <w:t>Referințe</w:t>
       </w:r>
     </w:p>
     <w:p>
       <w:pPr>
-        <w:jc w:val="right"/>
+        <w:pStyle w:val="ListNumber"/>
       </w:pPr>
       <w:r>
         <w:rPr>
-          <w:i/>
-          <w:sz w:val="18"/>
+          <w:rFonts w:ascii="Calibri" w:hAnsi="Calibri"/>
+          <w:color w:val="1F2933"/>
+          <w:sz w:val="19"/>
         </w:rPr>
-        <w:t>Raport actualizat pe baza rul?rilor locale din 15.05.2026</w:t>
+        <w:t>Pytest Development Team, pytest documentation, https://docs.pytest.org/, Data ultimei accesări: 14 mai 2026.</w:t>
+      </w:r>
+    </w:p>
+    <w:p>
+      <w:pPr>
+        <w:pStyle w:val="ListNumber"/>
+      </w:pPr>
+      <w:r>
+        <w:rPr>
+          <w:rFonts w:ascii="Calibri" w:hAnsi="Calibri"/>
+          <w:color w:val="1F2933"/>
+          <w:sz w:val="19"/>
+        </w:rPr>
+        <w:t>Batchelder, Ned, coverage.py documentation, https://coverage.readthedocs.io/, Data ultimei accesări: 14 mai 2026.</w:t>
+      </w:r>
+    </w:p>
+    <w:p>
+      <w:pPr>
+        <w:pStyle w:val="ListNumber"/>
+      </w:pPr>
+      <w:r>
+        <w:rPr>
+          <w:rFonts w:ascii="Calibri" w:hAnsi="Calibri"/>
+          <w:color w:val="1F2933"/>
+          <w:sz w:val="19"/>
+        </w:rPr>
+        <w:t>Hovmöller, Anders, mutmut documentation, https://mutmut.readthedocs.io/, Data ultimei accesări: 14 mai 2026.</w:t>
+      </w:r>
+    </w:p>
+    <w:p>
+      <w:pPr>
+        <w:pStyle w:val="ListNumber"/>
+      </w:pPr>
+      <w:r>
+        <w:rPr>
+          <w:rFonts w:ascii="Calibri" w:hAnsi="Calibri"/>
+          <w:color w:val="1F2933"/>
+          <w:sz w:val="19"/>
+        </w:rPr>
+        <w:t>Cosmic Ray Contributors, Cosmic Ray documentation, https://cosmic-ray.readthedocs.io/, Data ultimei accesări: 14 mai 2026.</w:t>
+      </w:r>
+    </w:p>
+    <w:p>
+      <w:pPr>
+        <w:pStyle w:val="ListNumber"/>
+      </w:pPr>
+      <w:r>
+        <w:rPr>
+          <w:rFonts w:ascii="Calibri" w:hAnsi="Calibri"/>
+          <w:color w:val="1F2933"/>
+          <w:sz w:val="19"/>
+        </w:rPr>
+        <w:t>Python Software Foundation, Boolean Type - bool, https://docs.python.org/3/library/stdtypes.html#boolean-type-bool, Data ultimei accesări: 14 mai 2026.</w:t>
+      </w:r>
+    </w:p>
+    <w:p>
+      <w:pPr>
+        <w:pStyle w:val="ListNumber"/>
+      </w:pPr>
+      <w:r>
+        <w:rPr>
+          <w:rFonts w:ascii="Calibri" w:hAnsi="Calibri"/>
+          <w:color w:val="1F2933"/>
+          <w:sz w:val="19"/>
+        </w:rPr>
+        <w:t>OpenAI, ChatGPT, https://chatgpt.com/, Data generării: 15 mai 2026.</w:t>
       </w:r>
     </w:p>
     <w:sectPr>
+      <w:footerReference w:type="default" r:id="rId10"/>
       <w:pgSz w:w="12240" w:h="15840"/>
-      <w:pgMar w:top="1440" w:right="1800" w:bottom="1440" w:left="1800" w:header="720" w:footer="720" w:gutter="0"/>
+      <w:pgMar w:top="907" w:right="1020" w:bottom="850" w:left="1020" w:header="720" w:footer="720" w:gutter="0"/>
       <w:cols w:space="720"/>
       <w:docGrid w:linePitch="360"/>
     </w:sectPr>
   </w:body>
 </w:document>
+</file>
+
+<file path=word/footer1.xml><?xml version="1.0" encoding="utf-8"?>
+<w:ftr xmlns:m="http://schemas.openxmlformats.org/officeDocument/2006/math" xmlns:mc="http://schemas.openxmlformats.org/markup-compatibility/2006" xmlns:mo="http://schemas.microsoft.com/office/mac/office/2008/main" xmlns:mv="urn:schemas-microsoft-com:mac:vml" xmlns:o="urn:schemas-microsoft-com:office:office" xmlns:r="http://schemas.openxmlformats.org/officeDocument/2006/relationships" xmlns:v="urn:schemas-microsoft-com:vml" xmlns:w10="urn:schemas-microsoft-com:office:word" xmlns:w14="http://schemas.microsoft.com/office/word/2010/wordml" xmlns:w="http://schemas.openxmlformats.org/wordprocessingml/2006/main" xmlns:wne="http://schemas.microsoft.com/office/word/2006/wordml" xmlns:wp14="http://schemas.microsoft.com/office/word/2010/wordprocessingDrawing" xmlns:wp="http://schemas.openxmlformats.org/drawingml/2006/wordprocessingDrawing" xmlns:wpc="http://schemas.microsoft.com/office/word/2010/wordprocessingCanvas" xmlns:wpg="http://schemas.microsoft.com/office/word/2010/wordprocessingGroup" xmlns:wpi="http://schemas.microsoft.com/office/word/2010/wordprocessingInk" xmlns:wps="http://schemas.microsoft.com/office/word/2010/wordprocessingShape" mc:Ignorable="w14 wp14">
+  <w:p>
+    <w:pPr>
+      <w:pStyle w:val="Footer"/>
+      <w:jc w:val="center"/>
+    </w:pPr>
+    <w:r>
+      <w:rPr>
+        <w:rFonts w:ascii="Calibri" w:hAnsi="Calibri"/>
+        <w:color w:val="5B6470"/>
+        <w:sz w:val="16"/>
+      </w:rPr>
+      <w:t>Raport AI - FitnessClassBooking - TSS T1</w:t>
+    </w:r>
+  </w:p>
+</w:ftr>
 </file>
 
 <file path=word/numbering.xml><?xml version="1.0" encoding="utf-8"?>
@@ -917,8 +4247,9 @@
     <w:qFormat/>
     <w:rsid w:val="00FC693F"/>
     <w:rPr>
-      <w:rFonts w:ascii="Calibri" w:hAnsi="Calibri" w:eastAsia="Calibri"/>
-      <w:sz w:val="22"/>
+      <w:rFonts w:ascii="Calibri" w:hAnsi="Calibri"/>
+      <w:color w:val="1F2933"/>
+      <w:sz w:val="21"/>
     </w:rPr>
   </w:style>
   <w:style w:type="paragraph" w:styleId="Header">
@@ -980,11 +4311,11 @@
       <w:outlineLvl w:val="0"/>
     </w:pPr>
     <w:rPr>
-      <w:rFonts w:asciiTheme="majorHAnsi" w:eastAsiaTheme="majorEastAsia" w:hAnsiTheme="majorHAnsi" w:cstheme="majorBidi" w:ascii="Calibri" w:hAnsi="Calibri" w:eastAsia="Calibri"/>
+      <w:rFonts w:asciiTheme="majorHAnsi" w:eastAsiaTheme="majorEastAsia" w:hAnsiTheme="majorHAnsi" w:cstheme="majorBidi" w:ascii="Calibri" w:hAnsi="Calibri"/>
       <w:b/>
       <w:bCs/>
-      <w:color w:val="365F91" w:themeColor="accent1" w:themeShade="BF"/>
-      <w:sz w:val="28"/>
+      <w:color w:val="1B5E20"/>
+      <w:sz w:val="32"/>
       <w:szCs w:val="28"/>
     </w:rPr>
   </w:style>
@@ -1004,10 +4335,10 @@
       <w:outlineLvl w:val="1"/>
     </w:pPr>
     <w:rPr>
-      <w:rFonts w:asciiTheme="majorHAnsi" w:eastAsiaTheme="majorEastAsia" w:hAnsiTheme="majorHAnsi" w:cstheme="majorBidi" w:ascii="Calibri" w:hAnsi="Calibri" w:eastAsia="Calibri"/>
+      <w:rFonts w:asciiTheme="majorHAnsi" w:eastAsiaTheme="majorEastAsia" w:hAnsiTheme="majorHAnsi" w:cstheme="majorBidi" w:ascii="Calibri" w:hAnsi="Calibri"/>
       <w:b/>
       <w:bCs/>
-      <w:color w:val="4F81BD" w:themeColor="accent1"/>
+      <w:color w:val="2E7D32"/>
       <w:sz w:val="26"/>
       <w:szCs w:val="26"/>
     </w:rPr>
@@ -1028,10 +4359,11 @@
       <w:outlineLvl w:val="2"/>
     </w:pPr>
     <w:rPr>
-      <w:rFonts w:asciiTheme="majorHAnsi" w:eastAsiaTheme="majorEastAsia" w:hAnsiTheme="majorHAnsi" w:cstheme="majorBidi"/>
+      <w:rFonts w:asciiTheme="majorHAnsi" w:eastAsiaTheme="majorEastAsia" w:hAnsiTheme="majorHAnsi" w:cstheme="majorBidi" w:ascii="Calibri" w:hAnsi="Calibri"/>
       <w:b/>
       <w:bCs/>
-      <w:color w:val="4F81BD" w:themeColor="accent1"/>
+      <w:color w:val="2E7D32"/>
+      <w:sz w:val="23"/>
     </w:rPr>
   </w:style>
   <w:style w:type="paragraph" w:styleId="Heading4">
@@ -1269,11 +4601,12 @@
       <w:contextualSpacing/>
     </w:pPr>
     <w:rPr>
-      <w:rFonts w:asciiTheme="majorHAnsi" w:eastAsiaTheme="majorEastAsia" w:hAnsiTheme="majorHAnsi" w:cstheme="majorBidi"/>
-      <w:color w:val="17365D" w:themeColor="text2" w:themeShade="BF"/>
+      <w:rFonts w:asciiTheme="majorHAnsi" w:eastAsiaTheme="majorEastAsia" w:hAnsiTheme="majorHAnsi" w:cstheme="majorBidi" w:ascii="Calibri" w:hAnsi="Calibri"/>
+      <w:b/>
+      <w:color w:val="1B5E20"/>
       <w:spacing w:val="5"/>
       <w:kern w:val="28"/>
-      <w:sz w:val="52"/>
+      <w:sz w:val="44"/>
       <w:szCs w:val="52"/>
     </w:rPr>
   </w:style>
@@ -1449,6 +4782,10 @@
       </w:numPr>
       <w:contextualSpacing/>
     </w:pPr>
+    <w:rPr>
+      <w:rFonts w:ascii="Calibri" w:hAnsi="Calibri"/>
+      <w:sz w:val="20"/>
+    </w:rPr>
   </w:style>
   <w:style w:type="paragraph" w:styleId="ListBullet2">
     <w:name w:val="List Bullet 2"/>
